--- a/docs/Clg 1st Report.docx
+++ b/docs/Clg 1st Report.docx
@@ -14380,15 +14380,7 @@
           <w:sz w:val="32"/>
           <w:szCs w:val="32"/>
         </w:rPr>
-        <w:t>D</w:t>
-      </w:r>
-      <w:r>
-        <w:rPr>
-          <w:rFonts w:ascii="Times New Roman" w:hAnsi="Times New Roman" w:cs="Times New Roman"/>
-          <w:sz w:val="32"/>
-          <w:szCs w:val="32"/>
-        </w:rPr>
-        <w:t xml:space="preserve">ataset </w:t>
+        <w:t xml:space="preserve">Dataset </w:t>
       </w:r>
       <w:r>
         <w:rPr>
@@ -14404,15 +14396,7 @@
           <w:sz w:val="32"/>
           <w:szCs w:val="32"/>
         </w:rPr>
-        <w:t>eference</w:t>
-      </w:r>
-      <w:r>
-        <w:rPr>
-          <w:rFonts w:ascii="Times New Roman" w:hAnsi="Times New Roman" w:cs="Times New Roman"/>
-          <w:sz w:val="32"/>
-          <w:szCs w:val="32"/>
-        </w:rPr>
-        <w:t xml:space="preserve">: </w:t>
+        <w:t xml:space="preserve">eference: </w:t>
       </w:r>
       <w:hyperlink r:id="rId23" w:history="1">
         <w:r>
@@ -14942,11 +14926,11 @@
   <w:abstractNum w:abstractNumId="2" w15:restartNumberingAfterBreak="0">
     <w:nsid w:val="06965884"/>
     <w:multiLevelType w:val="hybridMultilevel"/>
-    <w:tmpl w:val="3A0099A6"/>
-    <w:lvl w:ilvl="0" w:tplc="0409000B">
-      <w:start w:val="1"/>
-      <w:numFmt w:val="bullet"/>
-      <w:lvlText w:val=""/>
+    <w:tmpl w:val="D72681D4"/>
+    <w:lvl w:ilvl="0" w:tplc="04090009">
+      <w:start w:val="1"/>
+      <w:numFmt w:val="bullet"/>
+      <w:lvlText w:val=""/>
       <w:lvlJc w:val="left"/>
       <w:pPr>
         <w:ind w:left="1440" w:hanging="360"/>

--- a/docs/Clg 1st Report.docx
+++ b/docs/Clg 1st Report.docx
@@ -500,13 +500,14 @@
         <w:jc w:val="center"/>
         <w:rPr>
           <w:b/>
-          <w:sz w:val="40"/>
+          <w:sz w:val="36"/>
         </w:rPr>
         <w:sectPr>
           <w:footerReference w:type="default" r:id="rId9"/>
           <w:pgSz w:w="12240" w:h="15840"/>
-          <w:pgMar w:top="1500" w:right="840" w:bottom="280" w:left="1320" w:header="720" w:footer="720" w:gutter="0"/>
+          <w:pgMar w:top="1440" w:right="1440" w:bottom="1440" w:left="1440" w:header="720" w:footer="720" w:gutter="0"/>
           <w:cols w:space="720"/>
+          <w:docGrid w:linePitch="360"/>
         </w:sectPr>
       </w:pPr>
       <w:r>
@@ -514,25 +515,68 @@
           <w:b/>
           <w:sz w:val="36"/>
         </w:rPr>
-        <w:t>Year - 2026</w:t>
-      </w:r>
-    </w:p>
-    <w:p/>
-    <w:p>
-      <w:pPr>
-        <w:spacing w:before="9"/>
-        <w:ind w:left="20"/>
+        <w:t>Year</w:t>
+      </w:r>
+      <w:r>
         <w:rPr>
           <w:b/>
-          <w:sz w:val="28"/>
-        </w:rPr>
-      </w:pPr>
+          <w:sz w:val="36"/>
+        </w:rPr>
+        <w:t xml:space="preserve"> </w:t>
+      </w:r>
       <w:r>
         <w:rPr>
           <w:b/>
-          <w:sz w:val="28"/>
-        </w:rPr>
-        <w:t xml:space="preserve">                                                      ABSTRACT</w:t>
+          <w:sz w:val="36"/>
+        </w:rPr>
+        <w:t>-</w:t>
+      </w:r>
+      <w:r>
+        <w:rPr>
+          <w:b/>
+          <w:sz w:val="36"/>
+        </w:rPr>
+        <w:t xml:space="preserve"> </w:t>
+      </w:r>
+      <w:r>
+        <w:rPr>
+          <w:b/>
+          <w:sz w:val="36"/>
+        </w:rPr>
+        <w:t>20</w:t>
+      </w:r>
+      <w:r>
+        <w:rPr>
+          <w:b/>
+          <w:sz w:val="36"/>
+        </w:rPr>
+        <w:t>26</w:t>
+      </w:r>
+    </w:p>
+    <w:p>
+      <w:pPr>
+        <w:spacing w:before="89"/>
+        <w:ind w:right="783"/>
+        <w:jc w:val="center"/>
+        <w:rPr>
+          <w:b/>
+          <w:sz w:val="28"/>
+        </w:rPr>
+      </w:pPr>
+      <w:r>
+        <w:rPr>
+          <w:b/>
+          <w:sz w:val="28"/>
+        </w:rPr>
+        <w:lastRenderedPageBreak/>
+        <w:t>AB</w:t>
+      </w:r>
+      <w:r>
+        <w:rPr>
+          <w:b/>
+          <w:sz w:val="28"/>
+        </w:rPr>
+        <w:t>STRACT</w:t>
       </w:r>
     </w:p>
     <w:p>
@@ -546,6 +590,7 @@
     </w:p>
     <w:p>
       <w:pPr>
+        <w:jc w:val="both"/>
         <w:rPr>
           <w:sz w:val="28"/>
           <w:szCs w:val="28"/>
@@ -559,6 +604,8 @@
         <w:t>Proactive Equipment Care using Analytics with Cloud – Cloud Integrated Analytics focuses on designing a smart, data-driven system that continuously monitors equipment health to prevent failures before they occur. The proposed solution leverages cloud computing to collect, store, and process real-time and historical data from equipment sensors and operational logs. Advanced analytics and machine learning techniques are applied to identify performance patterns, detect anomalies, and predict potential breakdowns at an early stage. By integrating analytics with cloud infrastructure, the system ensures scalability, high availability, and remote accessibility while reducing on-premise maintenance costs. This approach enables timely maintenance decisions, minimizes unplanned downtime, extends equipment lifespan, and improves overall operational efficiency, making it a reliable and cost-effective solution for modern industrial environments.</w:t>
       </w:r>
     </w:p>
+    <w:p/>
+    <w:p/>
     <w:p/>
     <w:p/>
     <w:p/>
@@ -604,13 +651,13 @@
         <w:tblLook w:val="04A0" w:firstRow="1" w:lastRow="0" w:firstColumn="1" w:lastColumn="0" w:noHBand="0" w:noVBand="1"/>
       </w:tblPr>
       <w:tblGrid>
-        <w:gridCol w:w="8005"/>
-        <w:gridCol w:w="1345"/>
+        <w:gridCol w:w="7735"/>
+        <w:gridCol w:w="1615"/>
       </w:tblGrid>
       <w:tr>
         <w:tc>
           <w:tcPr>
-            <w:tcW w:w="8005" w:type="dxa"/>
+            <w:tcW w:w="7735" w:type="dxa"/>
           </w:tcPr>
           <w:p>
             <w:pPr>
@@ -635,7 +682,7 @@
         </w:tc>
         <w:tc>
           <w:tcPr>
-            <w:tcW w:w="1345" w:type="dxa"/>
+            <w:tcW w:w="1615" w:type="dxa"/>
           </w:tcPr>
           <w:p>
             <w:pPr>
@@ -651,7 +698,7 @@
       <w:tr>
         <w:tc>
           <w:tcPr>
-            <w:tcW w:w="8005" w:type="dxa"/>
+            <w:tcW w:w="7735" w:type="dxa"/>
           </w:tcPr>
           <w:p>
             <w:pPr>
@@ -664,7 +711,7 @@
         </w:tc>
         <w:tc>
           <w:tcPr>
-            <w:tcW w:w="1345" w:type="dxa"/>
+            <w:tcW w:w="1615" w:type="dxa"/>
           </w:tcPr>
           <w:p>
             <w:pPr>
@@ -680,7 +727,7 @@
       <w:tr>
         <w:tc>
           <w:tcPr>
-            <w:tcW w:w="8005" w:type="dxa"/>
+            <w:tcW w:w="7735" w:type="dxa"/>
           </w:tcPr>
           <w:p>
             <w:pPr>
@@ -704,7 +751,7 @@
         </w:tc>
         <w:tc>
           <w:tcPr>
-            <w:tcW w:w="1345" w:type="dxa"/>
+            <w:tcW w:w="1615" w:type="dxa"/>
           </w:tcPr>
           <w:p>
             <w:pPr>
@@ -731,7 +778,7 @@
       <w:tr>
         <w:tc>
           <w:tcPr>
-            <w:tcW w:w="8005" w:type="dxa"/>
+            <w:tcW w:w="7735" w:type="dxa"/>
           </w:tcPr>
           <w:p>
             <w:pPr>
@@ -744,7 +791,7 @@
         </w:tc>
         <w:tc>
           <w:tcPr>
-            <w:tcW w:w="1345" w:type="dxa"/>
+            <w:tcW w:w="1615" w:type="dxa"/>
           </w:tcPr>
           <w:p>
             <w:pPr>
@@ -760,7 +807,7 @@
       <w:tr>
         <w:tc>
           <w:tcPr>
-            <w:tcW w:w="8005" w:type="dxa"/>
+            <w:tcW w:w="7735" w:type="dxa"/>
           </w:tcPr>
           <w:p>
             <w:pPr>
@@ -780,7 +827,7 @@
         </w:tc>
         <w:tc>
           <w:tcPr>
-            <w:tcW w:w="1345" w:type="dxa"/>
+            <w:tcW w:w="1615" w:type="dxa"/>
           </w:tcPr>
           <w:p>
             <w:pPr>
@@ -795,7 +842,7 @@
                 <w:sz w:val="28"/>
                 <w:szCs w:val="28"/>
               </w:rPr>
-              <w:t>5</w:t>
+              <w:t>IV</w:t>
             </w:r>
           </w:p>
         </w:tc>
@@ -803,7 +850,7 @@
       <w:tr>
         <w:tc>
           <w:tcPr>
-            <w:tcW w:w="8005" w:type="dxa"/>
+            <w:tcW w:w="7735" w:type="dxa"/>
           </w:tcPr>
           <w:p>
             <w:pPr>
@@ -816,7 +863,7 @@
         </w:tc>
         <w:tc>
           <w:tcPr>
-            <w:tcW w:w="1345" w:type="dxa"/>
+            <w:tcW w:w="1615" w:type="dxa"/>
           </w:tcPr>
           <w:p>
             <w:pPr>
@@ -832,7 +879,7 @@
       <w:tr>
         <w:tc>
           <w:tcPr>
-            <w:tcW w:w="8005" w:type="dxa"/>
+            <w:tcW w:w="7735" w:type="dxa"/>
           </w:tcPr>
           <w:p>
             <w:pPr>
@@ -855,7 +902,7 @@
         </w:tc>
         <w:tc>
           <w:tcPr>
-            <w:tcW w:w="1345" w:type="dxa"/>
+            <w:tcW w:w="1615" w:type="dxa"/>
           </w:tcPr>
           <w:p>
             <w:pPr>
@@ -870,7 +917,7 @@
                 <w:sz w:val="28"/>
                 <w:szCs w:val="28"/>
               </w:rPr>
-              <w:t>6</w:t>
+              <w:t>V</w:t>
             </w:r>
           </w:p>
         </w:tc>
@@ -878,7 +925,7 @@
       <w:tr>
         <w:tc>
           <w:tcPr>
-            <w:tcW w:w="8005" w:type="dxa"/>
+            <w:tcW w:w="7735" w:type="dxa"/>
           </w:tcPr>
           <w:p>
             <w:pPr>
@@ -891,7 +938,7 @@
         </w:tc>
         <w:tc>
           <w:tcPr>
-            <w:tcW w:w="1345" w:type="dxa"/>
+            <w:tcW w:w="1615" w:type="dxa"/>
           </w:tcPr>
           <w:p>
             <w:pPr>
@@ -907,7 +954,7 @@
       <w:tr>
         <w:tc>
           <w:tcPr>
-            <w:tcW w:w="8005" w:type="dxa"/>
+            <w:tcW w:w="7735" w:type="dxa"/>
           </w:tcPr>
           <w:p>
             <w:pPr>
@@ -927,7 +974,7 @@
         </w:tc>
         <w:tc>
           <w:tcPr>
-            <w:tcW w:w="1345" w:type="dxa"/>
+            <w:tcW w:w="1615" w:type="dxa"/>
           </w:tcPr>
           <w:p>
             <w:pPr>
@@ -942,7 +989,7 @@
                 <w:sz w:val="28"/>
                 <w:szCs w:val="28"/>
               </w:rPr>
-              <w:t>7</w:t>
+              <w:t>VI</w:t>
             </w:r>
           </w:p>
         </w:tc>
@@ -950,7 +997,7 @@
       <w:tr>
         <w:tc>
           <w:tcPr>
-            <w:tcW w:w="8005" w:type="dxa"/>
+            <w:tcW w:w="7735" w:type="dxa"/>
           </w:tcPr>
           <w:p>
             <w:pPr>
@@ -984,7 +1031,7 @@
         </w:tc>
         <w:tc>
           <w:tcPr>
-            <w:tcW w:w="1345" w:type="dxa"/>
+            <w:tcW w:w="1615" w:type="dxa"/>
           </w:tcPr>
           <w:p>
             <w:pPr>
@@ -999,7 +1046,7 @@
                 <w:sz w:val="28"/>
                 <w:szCs w:val="28"/>
               </w:rPr>
-              <w:t>7</w:t>
+              <w:t>VI</w:t>
             </w:r>
           </w:p>
         </w:tc>
@@ -1007,7 +1054,7 @@
       <w:tr>
         <w:tc>
           <w:tcPr>
-            <w:tcW w:w="8005" w:type="dxa"/>
+            <w:tcW w:w="7735" w:type="dxa"/>
           </w:tcPr>
           <w:p>
             <w:pPr>
@@ -1041,7 +1088,7 @@
         </w:tc>
         <w:tc>
           <w:tcPr>
-            <w:tcW w:w="1345" w:type="dxa"/>
+            <w:tcW w:w="1615" w:type="dxa"/>
           </w:tcPr>
           <w:p>
             <w:pPr>
@@ -1056,7 +1103,7 @@
                 <w:sz w:val="28"/>
                 <w:szCs w:val="28"/>
               </w:rPr>
-              <w:t>7-8</w:t>
+              <w:t>VI</w:t>
             </w:r>
           </w:p>
         </w:tc>
@@ -1064,7 +1111,7 @@
       <w:tr>
         <w:tc>
           <w:tcPr>
-            <w:tcW w:w="8005" w:type="dxa"/>
+            <w:tcW w:w="7735" w:type="dxa"/>
           </w:tcPr>
           <w:p>
             <w:pPr>
@@ -1077,7 +1124,7 @@
         </w:tc>
         <w:tc>
           <w:tcPr>
-            <w:tcW w:w="1345" w:type="dxa"/>
+            <w:tcW w:w="1615" w:type="dxa"/>
           </w:tcPr>
           <w:p>
             <w:pPr>
@@ -1093,7 +1140,7 @@
       <w:tr>
         <w:tc>
           <w:tcPr>
-            <w:tcW w:w="8005" w:type="dxa"/>
+            <w:tcW w:w="7735" w:type="dxa"/>
           </w:tcPr>
           <w:p>
             <w:pPr>
@@ -1113,7 +1160,7 @@
         </w:tc>
         <w:tc>
           <w:tcPr>
-            <w:tcW w:w="1345" w:type="dxa"/>
+            <w:tcW w:w="1615" w:type="dxa"/>
           </w:tcPr>
           <w:p>
             <w:pPr>
@@ -1128,7 +1175,7 @@
                 <w:sz w:val="28"/>
                 <w:szCs w:val="28"/>
               </w:rPr>
-              <w:t>8</w:t>
+              <w:t>VII</w:t>
             </w:r>
           </w:p>
         </w:tc>
@@ -1136,7 +1183,7 @@
       <w:tr>
         <w:tc>
           <w:tcPr>
-            <w:tcW w:w="8005" w:type="dxa"/>
+            <w:tcW w:w="7735" w:type="dxa"/>
           </w:tcPr>
           <w:p>
             <w:pPr>
@@ -1170,7 +1217,7 @@
         </w:tc>
         <w:tc>
           <w:tcPr>
-            <w:tcW w:w="1345" w:type="dxa"/>
+            <w:tcW w:w="1615" w:type="dxa"/>
           </w:tcPr>
           <w:p>
             <w:pPr>
@@ -1185,7 +1232,7 @@
                 <w:sz w:val="28"/>
                 <w:szCs w:val="28"/>
               </w:rPr>
-              <w:t>8</w:t>
+              <w:t>VII</w:t>
             </w:r>
           </w:p>
         </w:tc>
@@ -1193,7 +1240,7 @@
       <w:tr>
         <w:tc>
           <w:tcPr>
-            <w:tcW w:w="8005" w:type="dxa"/>
+            <w:tcW w:w="7735" w:type="dxa"/>
           </w:tcPr>
           <w:p>
             <w:pPr>
@@ -1222,7 +1269,7 @@
         </w:tc>
         <w:tc>
           <w:tcPr>
-            <w:tcW w:w="1345" w:type="dxa"/>
+            <w:tcW w:w="1615" w:type="dxa"/>
           </w:tcPr>
           <w:p>
             <w:pPr>
@@ -1237,7 +1284,7 @@
                 <w:sz w:val="28"/>
                 <w:szCs w:val="28"/>
               </w:rPr>
-              <w:t>9</w:t>
+              <w:t>VIII</w:t>
             </w:r>
           </w:p>
         </w:tc>
@@ -1245,7 +1292,7 @@
       <w:tr>
         <w:tc>
           <w:tcPr>
-            <w:tcW w:w="8005" w:type="dxa"/>
+            <w:tcW w:w="7735" w:type="dxa"/>
           </w:tcPr>
           <w:p>
             <w:pPr>
@@ -1279,7 +1326,7 @@
         </w:tc>
         <w:tc>
           <w:tcPr>
-            <w:tcW w:w="1345" w:type="dxa"/>
+            <w:tcW w:w="1615" w:type="dxa"/>
           </w:tcPr>
           <w:p>
             <w:pPr>
@@ -1294,7 +1341,7 @@
                 <w:sz w:val="28"/>
                 <w:szCs w:val="28"/>
               </w:rPr>
-              <w:t>11</w:t>
+              <w:t>X</w:t>
             </w:r>
           </w:p>
         </w:tc>
@@ -1302,7 +1349,7 @@
       <w:tr>
         <w:tc>
           <w:tcPr>
-            <w:tcW w:w="8005" w:type="dxa"/>
+            <w:tcW w:w="7735" w:type="dxa"/>
           </w:tcPr>
           <w:p>
             <w:pPr>
@@ -1329,7 +1376,7 @@
         </w:tc>
         <w:tc>
           <w:tcPr>
-            <w:tcW w:w="1345" w:type="dxa"/>
+            <w:tcW w:w="1615" w:type="dxa"/>
           </w:tcPr>
           <w:p>
             <w:pPr>
@@ -1344,7 +1391,7 @@
                 <w:sz w:val="28"/>
                 <w:szCs w:val="28"/>
               </w:rPr>
-              <w:t>11</w:t>
+              <w:t>X</w:t>
             </w:r>
           </w:p>
         </w:tc>
@@ -1352,7 +1399,7 @@
       <w:tr>
         <w:tc>
           <w:tcPr>
-            <w:tcW w:w="8005" w:type="dxa"/>
+            <w:tcW w:w="7735" w:type="dxa"/>
           </w:tcPr>
           <w:p>
             <w:pPr>
@@ -1379,7 +1426,7 @@
         </w:tc>
         <w:tc>
           <w:tcPr>
-            <w:tcW w:w="1345" w:type="dxa"/>
+            <w:tcW w:w="1615" w:type="dxa"/>
           </w:tcPr>
           <w:p>
             <w:pPr>
@@ -1394,7 +1441,7 @@
                 <w:sz w:val="28"/>
                 <w:szCs w:val="28"/>
               </w:rPr>
-              <w:t>12</w:t>
+              <w:t>XI</w:t>
             </w:r>
           </w:p>
         </w:tc>
@@ -1402,7 +1449,7 @@
       <w:tr>
         <w:tc>
           <w:tcPr>
-            <w:tcW w:w="8005" w:type="dxa"/>
+            <w:tcW w:w="7735" w:type="dxa"/>
           </w:tcPr>
           <w:p>
             <w:pPr>
@@ -1429,7 +1476,7 @@
         </w:tc>
         <w:tc>
           <w:tcPr>
-            <w:tcW w:w="1345" w:type="dxa"/>
+            <w:tcW w:w="1615" w:type="dxa"/>
           </w:tcPr>
           <w:p>
             <w:pPr>
@@ -1444,7 +1491,7 @@
                 <w:sz w:val="28"/>
                 <w:szCs w:val="28"/>
               </w:rPr>
-              <w:t>13</w:t>
+              <w:t>XII</w:t>
             </w:r>
           </w:p>
         </w:tc>
@@ -1452,7 +1499,7 @@
       <w:tr>
         <w:tc>
           <w:tcPr>
-            <w:tcW w:w="8005" w:type="dxa"/>
+            <w:tcW w:w="7735" w:type="dxa"/>
           </w:tcPr>
           <w:p>
             <w:pPr>
@@ -1479,7 +1526,7 @@
         </w:tc>
         <w:tc>
           <w:tcPr>
-            <w:tcW w:w="1345" w:type="dxa"/>
+            <w:tcW w:w="1615" w:type="dxa"/>
           </w:tcPr>
           <w:p>
             <w:pPr>
@@ -1494,7 +1541,7 @@
                 <w:sz w:val="28"/>
                 <w:szCs w:val="28"/>
               </w:rPr>
-              <w:t>14</w:t>
+              <w:t>XIII</w:t>
             </w:r>
           </w:p>
         </w:tc>
@@ -1502,7 +1549,7 @@
       <w:tr>
         <w:tc>
           <w:tcPr>
-            <w:tcW w:w="8005" w:type="dxa"/>
+            <w:tcW w:w="7735" w:type="dxa"/>
           </w:tcPr>
           <w:p>
             <w:pPr>
@@ -1538,7 +1585,7 @@
         </w:tc>
         <w:tc>
           <w:tcPr>
-            <w:tcW w:w="1345" w:type="dxa"/>
+            <w:tcW w:w="1615" w:type="dxa"/>
           </w:tcPr>
           <w:p>
             <w:pPr>
@@ -1553,7 +1600,7 @@
                 <w:sz w:val="28"/>
                 <w:szCs w:val="28"/>
               </w:rPr>
-              <w:t>14</w:t>
+              <w:t>XIII</w:t>
             </w:r>
           </w:p>
         </w:tc>
@@ -1561,7 +1608,7 @@
       <w:tr>
         <w:tc>
           <w:tcPr>
-            <w:tcW w:w="8005" w:type="dxa"/>
+            <w:tcW w:w="7735" w:type="dxa"/>
           </w:tcPr>
           <w:p>
             <w:pPr>
@@ -1588,7 +1635,7 @@
         </w:tc>
         <w:tc>
           <w:tcPr>
-            <w:tcW w:w="1345" w:type="dxa"/>
+            <w:tcW w:w="1615" w:type="dxa"/>
           </w:tcPr>
           <w:p>
             <w:pPr>
@@ -1603,7 +1650,7 @@
                 <w:sz w:val="28"/>
                 <w:szCs w:val="28"/>
               </w:rPr>
-              <w:t>15</w:t>
+              <w:t>XIV</w:t>
             </w:r>
           </w:p>
         </w:tc>
@@ -1611,7 +1658,7 @@
       <w:tr>
         <w:tc>
           <w:tcPr>
-            <w:tcW w:w="8005" w:type="dxa"/>
+            <w:tcW w:w="7735" w:type="dxa"/>
           </w:tcPr>
           <w:p>
             <w:pPr>
@@ -1638,7 +1685,7 @@
         </w:tc>
         <w:tc>
           <w:tcPr>
-            <w:tcW w:w="1345" w:type="dxa"/>
+            <w:tcW w:w="1615" w:type="dxa"/>
           </w:tcPr>
           <w:p>
             <w:pPr>
@@ -1653,7 +1700,7 @@
                 <w:sz w:val="28"/>
                 <w:szCs w:val="28"/>
               </w:rPr>
-              <w:t>15</w:t>
+              <w:t>XIV</w:t>
             </w:r>
           </w:p>
         </w:tc>
@@ -1661,7 +1708,7 @@
       <w:tr>
         <w:tc>
           <w:tcPr>
-            <w:tcW w:w="8005" w:type="dxa"/>
+            <w:tcW w:w="7735" w:type="dxa"/>
           </w:tcPr>
           <w:p>
             <w:pPr>
@@ -1674,7 +1721,7 @@
         </w:tc>
         <w:tc>
           <w:tcPr>
-            <w:tcW w:w="1345" w:type="dxa"/>
+            <w:tcW w:w="1615" w:type="dxa"/>
           </w:tcPr>
           <w:p>
             <w:pPr>
@@ -1690,7 +1737,7 @@
       <w:tr>
         <w:tc>
           <w:tcPr>
-            <w:tcW w:w="8005" w:type="dxa"/>
+            <w:tcW w:w="7735" w:type="dxa"/>
           </w:tcPr>
           <w:p>
             <w:pPr>
@@ -1710,7 +1757,7 @@
         </w:tc>
         <w:tc>
           <w:tcPr>
-            <w:tcW w:w="1345" w:type="dxa"/>
+            <w:tcW w:w="1615" w:type="dxa"/>
           </w:tcPr>
           <w:p>
             <w:pPr>
@@ -1725,7 +1772,7 @@
                 <w:sz w:val="28"/>
                 <w:szCs w:val="28"/>
               </w:rPr>
-              <w:t>16</w:t>
+              <w:t>XV</w:t>
             </w:r>
           </w:p>
         </w:tc>
@@ -1733,7 +1780,7 @@
       <w:tr>
         <w:tc>
           <w:tcPr>
-            <w:tcW w:w="8005" w:type="dxa"/>
+            <w:tcW w:w="7735" w:type="dxa"/>
           </w:tcPr>
           <w:p>
             <w:pPr>
@@ -1769,7 +1816,7 @@
         </w:tc>
         <w:tc>
           <w:tcPr>
-            <w:tcW w:w="1345" w:type="dxa"/>
+            <w:tcW w:w="1615" w:type="dxa"/>
           </w:tcPr>
           <w:p>
             <w:pPr>
@@ -1784,7 +1831,7 @@
                 <w:sz w:val="28"/>
                 <w:szCs w:val="28"/>
               </w:rPr>
-              <w:t>16</w:t>
+              <w:t>XV</w:t>
             </w:r>
           </w:p>
         </w:tc>
@@ -1792,7 +1839,7 @@
       <w:tr>
         <w:tc>
           <w:tcPr>
-            <w:tcW w:w="8005" w:type="dxa"/>
+            <w:tcW w:w="7735" w:type="dxa"/>
           </w:tcPr>
           <w:p>
             <w:pPr>
@@ -1812,7 +1859,7 @@
         </w:tc>
         <w:tc>
           <w:tcPr>
-            <w:tcW w:w="1345" w:type="dxa"/>
+            <w:tcW w:w="1615" w:type="dxa"/>
           </w:tcPr>
           <w:p>
             <w:pPr>
@@ -1827,7 +1874,7 @@
                 <w:sz w:val="28"/>
                 <w:szCs w:val="28"/>
               </w:rPr>
-              <w:t>18</w:t>
+              <w:t>XVI</w:t>
             </w:r>
           </w:p>
         </w:tc>
@@ -1835,7 +1882,7 @@
       <w:tr>
         <w:tc>
           <w:tcPr>
-            <w:tcW w:w="8005" w:type="dxa"/>
+            <w:tcW w:w="7735" w:type="dxa"/>
           </w:tcPr>
           <w:p>
             <w:pPr>
@@ -1848,7 +1895,7 @@
         </w:tc>
         <w:tc>
           <w:tcPr>
-            <w:tcW w:w="1345" w:type="dxa"/>
+            <w:tcW w:w="1615" w:type="dxa"/>
           </w:tcPr>
           <w:p>
             <w:pPr>
@@ -1864,7 +1911,7 @@
       <w:tr>
         <w:tc>
           <w:tcPr>
-            <w:tcW w:w="8005" w:type="dxa"/>
+            <w:tcW w:w="7735" w:type="dxa"/>
           </w:tcPr>
           <w:p>
             <w:pPr>
@@ -1884,7 +1931,7 @@
         </w:tc>
         <w:tc>
           <w:tcPr>
-            <w:tcW w:w="1345" w:type="dxa"/>
+            <w:tcW w:w="1615" w:type="dxa"/>
           </w:tcPr>
           <w:p>
             <w:pPr>
@@ -1899,7 +1946,7 @@
                 <w:sz w:val="28"/>
                 <w:szCs w:val="28"/>
               </w:rPr>
-              <w:t>19</w:t>
+              <w:t>XVIII</w:t>
             </w:r>
           </w:p>
         </w:tc>
@@ -1907,7 +1954,7 @@
       <w:tr>
         <w:tc>
           <w:tcPr>
-            <w:tcW w:w="8005" w:type="dxa"/>
+            <w:tcW w:w="7735" w:type="dxa"/>
           </w:tcPr>
           <w:p>
             <w:pPr>
@@ -1927,7 +1974,7 @@
         </w:tc>
         <w:tc>
           <w:tcPr>
-            <w:tcW w:w="1345" w:type="dxa"/>
+            <w:tcW w:w="1615" w:type="dxa"/>
           </w:tcPr>
           <w:p>
             <w:pPr>
@@ -1942,7 +1989,7 @@
                 <w:sz w:val="28"/>
                 <w:szCs w:val="28"/>
               </w:rPr>
-              <w:t>19</w:t>
+              <w:t>XVIII</w:t>
             </w:r>
           </w:p>
         </w:tc>
@@ -1950,7 +1997,7 @@
       <w:tr>
         <w:tc>
           <w:tcPr>
-            <w:tcW w:w="8005" w:type="dxa"/>
+            <w:tcW w:w="7735" w:type="dxa"/>
           </w:tcPr>
           <w:p>
             <w:pPr>
@@ -1970,7 +2017,7 @@
         </w:tc>
         <w:tc>
           <w:tcPr>
-            <w:tcW w:w="1345" w:type="dxa"/>
+            <w:tcW w:w="1615" w:type="dxa"/>
           </w:tcPr>
           <w:p>
             <w:pPr>
@@ -1985,7 +2032,7 @@
                 <w:sz w:val="28"/>
                 <w:szCs w:val="28"/>
               </w:rPr>
-              <w:t>19</w:t>
+              <w:t>XVIII</w:t>
             </w:r>
           </w:p>
         </w:tc>
@@ -1993,7 +2040,7 @@
       <w:tr>
         <w:tc>
           <w:tcPr>
-            <w:tcW w:w="8005" w:type="dxa"/>
+            <w:tcW w:w="7735" w:type="dxa"/>
           </w:tcPr>
           <w:p>
             <w:pPr>
@@ -2013,7 +2060,7 @@
         </w:tc>
         <w:tc>
           <w:tcPr>
-            <w:tcW w:w="1345" w:type="dxa"/>
+            <w:tcW w:w="1615" w:type="dxa"/>
           </w:tcPr>
           <w:p>
             <w:pPr>
@@ -2028,7 +2075,7 @@
                 <w:sz w:val="28"/>
                 <w:szCs w:val="28"/>
               </w:rPr>
-              <w:t>21</w:t>
+              <w:t>XX</w:t>
             </w:r>
           </w:p>
         </w:tc>
@@ -2036,7 +2083,7 @@
       <w:tr>
         <w:tc>
           <w:tcPr>
-            <w:tcW w:w="8005" w:type="dxa"/>
+            <w:tcW w:w="7735" w:type="dxa"/>
           </w:tcPr>
           <w:p>
             <w:pPr>
@@ -2056,7 +2103,7 @@
         </w:tc>
         <w:tc>
           <w:tcPr>
-            <w:tcW w:w="1345" w:type="dxa"/>
+            <w:tcW w:w="1615" w:type="dxa"/>
           </w:tcPr>
           <w:p>
             <w:pPr>
@@ -2071,7 +2118,7 @@
                 <w:sz w:val="28"/>
                 <w:szCs w:val="28"/>
               </w:rPr>
-              <w:t>21</w:t>
+              <w:t>XX</w:t>
             </w:r>
           </w:p>
         </w:tc>
@@ -2079,7 +2126,7 @@
       <w:tr>
         <w:tc>
           <w:tcPr>
-            <w:tcW w:w="8005" w:type="dxa"/>
+            <w:tcW w:w="7735" w:type="dxa"/>
           </w:tcPr>
           <w:p>
             <w:pPr>
@@ -2099,7 +2146,7 @@
         </w:tc>
         <w:tc>
           <w:tcPr>
-            <w:tcW w:w="1345" w:type="dxa"/>
+            <w:tcW w:w="1615" w:type="dxa"/>
           </w:tcPr>
           <w:p>
             <w:pPr>
@@ -2114,7 +2161,7 @@
                 <w:sz w:val="28"/>
                 <w:szCs w:val="28"/>
               </w:rPr>
-              <w:t>21</w:t>
+              <w:t>XX</w:t>
             </w:r>
           </w:p>
         </w:tc>
@@ -2122,7 +2169,7 @@
       <w:tr>
         <w:tc>
           <w:tcPr>
-            <w:tcW w:w="8005" w:type="dxa"/>
+            <w:tcW w:w="7735" w:type="dxa"/>
           </w:tcPr>
           <w:p>
             <w:pPr>
@@ -2149,7 +2196,7 @@
         </w:tc>
         <w:tc>
           <w:tcPr>
-            <w:tcW w:w="1345" w:type="dxa"/>
+            <w:tcW w:w="1615" w:type="dxa"/>
           </w:tcPr>
           <w:p>
             <w:pPr>
@@ -2164,7 +2211,7 @@
                 <w:sz w:val="28"/>
                 <w:szCs w:val="28"/>
               </w:rPr>
-              <w:t>21</w:t>
+              <w:t>XX</w:t>
             </w:r>
           </w:p>
         </w:tc>
@@ -2172,7 +2219,7 @@
       <w:tr>
         <w:tc>
           <w:tcPr>
-            <w:tcW w:w="8005" w:type="dxa"/>
+            <w:tcW w:w="7735" w:type="dxa"/>
           </w:tcPr>
           <w:p>
             <w:pPr>
@@ -2199,7 +2246,7 @@
         </w:tc>
         <w:tc>
           <w:tcPr>
-            <w:tcW w:w="1345" w:type="dxa"/>
+            <w:tcW w:w="1615" w:type="dxa"/>
           </w:tcPr>
           <w:p>
             <w:pPr>
@@ -2214,7 +2261,7 @@
                 <w:sz w:val="28"/>
                 <w:szCs w:val="28"/>
               </w:rPr>
-              <w:t>21</w:t>
+              <w:t>XX</w:t>
             </w:r>
           </w:p>
         </w:tc>
@@ -2222,7 +2269,7 @@
       <w:tr>
         <w:tc>
           <w:tcPr>
-            <w:tcW w:w="8005" w:type="dxa"/>
+            <w:tcW w:w="7735" w:type="dxa"/>
           </w:tcPr>
           <w:p>
             <w:pPr>
@@ -2249,7 +2296,7 @@
         </w:tc>
         <w:tc>
           <w:tcPr>
-            <w:tcW w:w="1345" w:type="dxa"/>
+            <w:tcW w:w="1615" w:type="dxa"/>
           </w:tcPr>
           <w:p>
             <w:pPr>
@@ -2264,7 +2311,7 @@
                 <w:sz w:val="28"/>
                 <w:szCs w:val="28"/>
               </w:rPr>
-              <w:t>22</w:t>
+              <w:t>XXI</w:t>
             </w:r>
           </w:p>
         </w:tc>
@@ -2272,7 +2319,7 @@
       <w:tr>
         <w:tc>
           <w:tcPr>
-            <w:tcW w:w="8005" w:type="dxa"/>
+            <w:tcW w:w="7735" w:type="dxa"/>
           </w:tcPr>
           <w:p>
             <w:pPr>
@@ -2299,7 +2346,7 @@
         </w:tc>
         <w:tc>
           <w:tcPr>
-            <w:tcW w:w="1345" w:type="dxa"/>
+            <w:tcW w:w="1615" w:type="dxa"/>
           </w:tcPr>
           <w:p>
             <w:pPr>
@@ -2314,7 +2361,7 @@
                 <w:sz w:val="28"/>
                 <w:szCs w:val="28"/>
               </w:rPr>
-              <w:t>22</w:t>
+              <w:t>XXI</w:t>
             </w:r>
           </w:p>
         </w:tc>
@@ -2322,7 +2369,7 @@
       <w:tr>
         <w:tc>
           <w:tcPr>
-            <w:tcW w:w="8005" w:type="dxa"/>
+            <w:tcW w:w="7735" w:type="dxa"/>
           </w:tcPr>
           <w:p>
             <w:pPr>
@@ -2336,6 +2383,7 @@
                 <w:sz w:val="28"/>
                 <w:szCs w:val="28"/>
               </w:rPr>
+              <w:lastRenderedPageBreak/>
               <w:t xml:space="preserve">              </w:t>
             </w:r>
             <w:r>
@@ -2349,7 +2397,7 @@
         </w:tc>
         <w:tc>
           <w:tcPr>
-            <w:tcW w:w="1345" w:type="dxa"/>
+            <w:tcW w:w="1615" w:type="dxa"/>
           </w:tcPr>
           <w:p>
             <w:pPr>
@@ -2364,7 +2412,7 @@
                 <w:sz w:val="28"/>
                 <w:szCs w:val="28"/>
               </w:rPr>
-              <w:t>23</w:t>
+              <w:t>XXII</w:t>
             </w:r>
           </w:p>
         </w:tc>
@@ -2372,7 +2420,7 @@
       <w:tr>
         <w:tc>
           <w:tcPr>
-            <w:tcW w:w="8005" w:type="dxa"/>
+            <w:tcW w:w="7735" w:type="dxa"/>
           </w:tcPr>
           <w:p>
             <w:pPr>
@@ -2386,7 +2434,6 @@
                 <w:sz w:val="28"/>
                 <w:szCs w:val="28"/>
               </w:rPr>
-              <w:lastRenderedPageBreak/>
               <w:t xml:space="preserve">                    </w:t>
             </w:r>
             <w:r>
@@ -2400,7 +2447,7 @@
         </w:tc>
         <w:tc>
           <w:tcPr>
-            <w:tcW w:w="1345" w:type="dxa"/>
+            <w:tcW w:w="1615" w:type="dxa"/>
           </w:tcPr>
           <w:p>
             <w:pPr>
@@ -2415,7 +2462,7 @@
                 <w:sz w:val="28"/>
                 <w:szCs w:val="28"/>
               </w:rPr>
-              <w:t>23</w:t>
+              <w:t>XXII</w:t>
             </w:r>
           </w:p>
         </w:tc>
@@ -2423,7 +2470,7 @@
       <w:tr>
         <w:tc>
           <w:tcPr>
-            <w:tcW w:w="8005" w:type="dxa"/>
+            <w:tcW w:w="7735" w:type="dxa"/>
           </w:tcPr>
           <w:p>
             <w:pPr>
@@ -2459,7 +2506,7 @@
         </w:tc>
         <w:tc>
           <w:tcPr>
-            <w:tcW w:w="1345" w:type="dxa"/>
+            <w:tcW w:w="1615" w:type="dxa"/>
           </w:tcPr>
           <w:p>
             <w:pPr>
@@ -2474,7 +2521,7 @@
                 <w:sz w:val="28"/>
                 <w:szCs w:val="28"/>
               </w:rPr>
-              <w:t>23-30</w:t>
+              <w:t>XXII-XXIX</w:t>
             </w:r>
           </w:p>
         </w:tc>
@@ -2482,7 +2529,7 @@
       <w:tr>
         <w:tc>
           <w:tcPr>
-            <w:tcW w:w="8005" w:type="dxa"/>
+            <w:tcW w:w="7735" w:type="dxa"/>
           </w:tcPr>
           <w:p>
             <w:pPr>
@@ -2495,7 +2542,7 @@
         </w:tc>
         <w:tc>
           <w:tcPr>
-            <w:tcW w:w="1345" w:type="dxa"/>
+            <w:tcW w:w="1615" w:type="dxa"/>
           </w:tcPr>
           <w:p>
             <w:pPr>
@@ -2511,7 +2558,7 @@
       <w:tr>
         <w:tc>
           <w:tcPr>
-            <w:tcW w:w="8005" w:type="dxa"/>
+            <w:tcW w:w="7735" w:type="dxa"/>
           </w:tcPr>
           <w:p>
             <w:pPr>
@@ -2531,7 +2578,7 @@
         </w:tc>
         <w:tc>
           <w:tcPr>
-            <w:tcW w:w="1345" w:type="dxa"/>
+            <w:tcW w:w="1615" w:type="dxa"/>
           </w:tcPr>
           <w:p>
             <w:pPr>
@@ -2546,7 +2593,7 @@
                 <w:sz w:val="28"/>
                 <w:szCs w:val="28"/>
               </w:rPr>
-              <w:t>31</w:t>
+              <w:t>XXX</w:t>
             </w:r>
           </w:p>
         </w:tc>
@@ -2554,7 +2601,7 @@
       <w:tr>
         <w:tc>
           <w:tcPr>
-            <w:tcW w:w="8005" w:type="dxa"/>
+            <w:tcW w:w="7735" w:type="dxa"/>
           </w:tcPr>
           <w:p>
             <w:pPr>
@@ -2567,11 +2614,10 @@
         </w:tc>
         <w:tc>
           <w:tcPr>
-            <w:tcW w:w="1345" w:type="dxa"/>
+            <w:tcW w:w="1615" w:type="dxa"/>
           </w:tcPr>
           <w:p>
             <w:pPr>
-              <w:jc w:val="right"/>
               <w:rPr>
                 <w:sz w:val="28"/>
                 <w:szCs w:val="28"/>
@@ -2583,7 +2629,7 @@
       <w:tr>
         <w:tc>
           <w:tcPr>
-            <w:tcW w:w="8005" w:type="dxa"/>
+            <w:tcW w:w="7735" w:type="dxa"/>
           </w:tcPr>
           <w:p>
             <w:pPr>
@@ -2603,7 +2649,7 @@
         </w:tc>
         <w:tc>
           <w:tcPr>
-            <w:tcW w:w="1345" w:type="dxa"/>
+            <w:tcW w:w="1615" w:type="dxa"/>
           </w:tcPr>
           <w:p>
             <w:pPr>
@@ -2618,7 +2664,7 @@
                 <w:sz w:val="28"/>
                 <w:szCs w:val="28"/>
               </w:rPr>
-              <w:t>32</w:t>
+              <w:t>XXXI</w:t>
             </w:r>
           </w:p>
         </w:tc>
@@ -2685,7 +2731,6 @@
     <w:p/>
     <w:p/>
     <w:p/>
-    <w:p/>
     <w:p>
       <w:pPr>
         <w:jc w:val="center"/>
@@ -2721,6 +2766,7 @@
     </w:p>
     <w:p>
       <w:pPr>
+        <w:jc w:val="both"/>
         <w:rPr>
           <w:sz w:val="28"/>
           <w:szCs w:val="28"/>
@@ -2736,14 +2782,16 @@
     </w:p>
     <w:p>
       <w:pPr>
-        <w:rPr>
-          <w:sz w:val="28"/>
-          <w:szCs w:val="28"/>
-        </w:rPr>
-      </w:pPr>
-    </w:p>
-    <w:p>
-      <w:pPr>
+        <w:jc w:val="both"/>
+        <w:rPr>
+          <w:sz w:val="28"/>
+          <w:szCs w:val="28"/>
+        </w:rPr>
+      </w:pPr>
+    </w:p>
+    <w:p>
+      <w:pPr>
+        <w:jc w:val="both"/>
         <w:rPr>
           <w:sz w:val="28"/>
           <w:szCs w:val="28"/>
@@ -2759,14 +2807,16 @@
     </w:p>
     <w:p>
       <w:pPr>
-        <w:rPr>
-          <w:sz w:val="28"/>
-          <w:szCs w:val="28"/>
-        </w:rPr>
-      </w:pPr>
-    </w:p>
-    <w:p>
-      <w:pPr>
+        <w:jc w:val="both"/>
+        <w:rPr>
+          <w:sz w:val="28"/>
+          <w:szCs w:val="28"/>
+        </w:rPr>
+      </w:pPr>
+    </w:p>
+    <w:p>
+      <w:pPr>
+        <w:jc w:val="both"/>
         <w:rPr>
           <w:sz w:val="28"/>
           <w:szCs w:val="28"/>
@@ -2879,6 +2929,7 @@
     </w:p>
     <w:p>
       <w:pPr>
+        <w:jc w:val="both"/>
         <w:rPr>
           <w:sz w:val="28"/>
           <w:szCs w:val="28"/>
@@ -2894,14 +2945,16 @@
     </w:p>
     <w:p>
       <w:pPr>
-        <w:rPr>
-          <w:sz w:val="28"/>
-          <w:szCs w:val="28"/>
-        </w:rPr>
-      </w:pPr>
-    </w:p>
-    <w:p>
-      <w:pPr>
+        <w:jc w:val="both"/>
+        <w:rPr>
+          <w:sz w:val="28"/>
+          <w:szCs w:val="28"/>
+        </w:rPr>
+      </w:pPr>
+    </w:p>
+    <w:p>
+      <w:pPr>
+        <w:jc w:val="both"/>
         <w:rPr>
           <w:sz w:val="28"/>
           <w:szCs w:val="28"/>
@@ -2917,14 +2970,16 @@
     </w:p>
     <w:p>
       <w:pPr>
-        <w:rPr>
-          <w:sz w:val="28"/>
-          <w:szCs w:val="28"/>
-        </w:rPr>
-      </w:pPr>
-    </w:p>
-    <w:p>
-      <w:pPr>
+        <w:jc w:val="both"/>
+        <w:rPr>
+          <w:sz w:val="28"/>
+          <w:szCs w:val="28"/>
+        </w:rPr>
+      </w:pPr>
+    </w:p>
+    <w:p>
+      <w:pPr>
+        <w:jc w:val="both"/>
         <w:rPr>
           <w:sz w:val="28"/>
           <w:szCs w:val="28"/>
@@ -2940,6 +2995,7 @@
     </w:p>
     <w:p>
       <w:pPr>
+        <w:jc w:val="both"/>
         <w:rPr>
           <w:sz w:val="28"/>
           <w:szCs w:val="28"/>
@@ -4228,6 +4284,7 @@
           <w:ilvl w:val="0"/>
           <w:numId w:val="2"/>
         </w:numPr>
+        <w:jc w:val="both"/>
         <w:rPr>
           <w:rFonts w:ascii="Times New Roman" w:hAnsi="Times New Roman" w:cs="Times New Roman"/>
           <w:sz w:val="32"/>
@@ -4258,6 +4315,7 @@
           <w:ilvl w:val="0"/>
           <w:numId w:val="4"/>
         </w:numPr>
+        <w:jc w:val="both"/>
         <w:rPr>
           <w:rFonts w:ascii="Times New Roman" w:hAnsi="Times New Roman" w:cs="Times New Roman"/>
           <w:sz w:val="32"/>
@@ -4290,6 +4348,7 @@
           <w:ilvl w:val="0"/>
           <w:numId w:val="5"/>
         </w:numPr>
+        <w:jc w:val="both"/>
         <w:rPr>
           <w:rFonts w:ascii="Times New Roman" w:hAnsi="Times New Roman" w:cs="Times New Roman"/>
           <w:sz w:val="28"/>
@@ -4312,6 +4371,7 @@
           <w:ilvl w:val="0"/>
           <w:numId w:val="5"/>
         </w:numPr>
+        <w:jc w:val="both"/>
         <w:rPr>
           <w:rFonts w:ascii="Times New Roman" w:hAnsi="Times New Roman" w:cs="Times New Roman"/>
           <w:sz w:val="28"/>
@@ -4334,6 +4394,7 @@
           <w:ilvl w:val="0"/>
           <w:numId w:val="5"/>
         </w:numPr>
+        <w:jc w:val="both"/>
         <w:rPr>
           <w:rFonts w:ascii="Times New Roman" w:hAnsi="Times New Roman" w:cs="Times New Roman"/>
           <w:sz w:val="28"/>
@@ -4366,6 +4427,7 @@
           <w:ilvl w:val="0"/>
           <w:numId w:val="5"/>
         </w:numPr>
+        <w:jc w:val="both"/>
         <w:rPr>
           <w:rFonts w:ascii="Times New Roman" w:hAnsi="Times New Roman" w:cs="Times New Roman"/>
           <w:sz w:val="28"/>
@@ -4388,6 +4450,7 @@
           <w:ilvl w:val="0"/>
           <w:numId w:val="5"/>
         </w:numPr>
+        <w:jc w:val="both"/>
         <w:rPr>
           <w:rFonts w:ascii="Times New Roman" w:hAnsi="Times New Roman" w:cs="Times New Roman"/>
           <w:sz w:val="28"/>
@@ -4407,6 +4470,7 @@
       <w:pPr>
         <w:pStyle w:val="ListParagraph"/>
         <w:ind w:left="2160"/>
+        <w:jc w:val="both"/>
         <w:rPr>
           <w:rFonts w:ascii="Times New Roman" w:hAnsi="Times New Roman" w:cs="Times New Roman"/>
           <w:sz w:val="32"/>
@@ -4418,6 +4482,7 @@
       <w:pPr>
         <w:pStyle w:val="ListParagraph"/>
         <w:ind w:left="2160"/>
+        <w:jc w:val="both"/>
         <w:rPr>
           <w:rFonts w:ascii="Times New Roman" w:hAnsi="Times New Roman" w:cs="Times New Roman"/>
           <w:sz w:val="32"/>
@@ -4429,6 +4494,7 @@
       <w:pPr>
         <w:pStyle w:val="ListParagraph"/>
         <w:ind w:left="2160"/>
+        <w:jc w:val="both"/>
         <w:rPr>
           <w:rFonts w:ascii="Times New Roman" w:hAnsi="Times New Roman" w:cs="Times New Roman"/>
           <w:sz w:val="32"/>
@@ -4440,6 +4506,7 @@
       <w:pPr>
         <w:pStyle w:val="ListParagraph"/>
         <w:ind w:left="2160"/>
+        <w:jc w:val="both"/>
         <w:rPr>
           <w:rFonts w:ascii="Times New Roman" w:hAnsi="Times New Roman" w:cs="Times New Roman"/>
           <w:sz w:val="32"/>
@@ -4454,6 +4521,7 @@
           <w:ilvl w:val="0"/>
           <w:numId w:val="4"/>
         </w:numPr>
+        <w:jc w:val="both"/>
         <w:rPr>
           <w:rFonts w:ascii="Times New Roman" w:hAnsi="Times New Roman" w:cs="Times New Roman"/>
           <w:sz w:val="32"/>
@@ -4477,6 +4545,7 @@
           <w:ilvl w:val="0"/>
           <w:numId w:val="6"/>
         </w:numPr>
+        <w:jc w:val="both"/>
         <w:rPr>
           <w:rFonts w:ascii="Times New Roman" w:hAnsi="Times New Roman" w:cs="Times New Roman"/>
           <w:sz w:val="28"/>
@@ -4496,6 +4565,7 @@
       <w:pPr>
         <w:pStyle w:val="ListParagraph"/>
         <w:ind w:left="2160"/>
+        <w:jc w:val="both"/>
         <w:rPr>
           <w:rFonts w:ascii="Times New Roman" w:hAnsi="Times New Roman" w:cs="Times New Roman"/>
           <w:sz w:val="32"/>
@@ -4510,6 +4580,7 @@
           <w:ilvl w:val="0"/>
           <w:numId w:val="4"/>
         </w:numPr>
+        <w:jc w:val="both"/>
         <w:rPr>
           <w:rFonts w:ascii="Times New Roman" w:hAnsi="Times New Roman" w:cs="Times New Roman"/>
           <w:sz w:val="32"/>
@@ -4532,6 +4603,7 @@
           <w:ilvl w:val="0"/>
           <w:numId w:val="6"/>
         </w:numPr>
+        <w:jc w:val="both"/>
         <w:rPr>
           <w:rFonts w:ascii="Times New Roman" w:hAnsi="Times New Roman" w:cs="Times New Roman"/>
           <w:sz w:val="28"/>
@@ -4554,6 +4626,7 @@
           <w:ilvl w:val="0"/>
           <w:numId w:val="6"/>
         </w:numPr>
+        <w:jc w:val="both"/>
         <w:rPr>
           <w:rFonts w:ascii="Times New Roman" w:hAnsi="Times New Roman" w:cs="Times New Roman"/>
           <w:sz w:val="28"/>
@@ -4576,6 +4649,7 @@
           <w:ilvl w:val="0"/>
           <w:numId w:val="6"/>
         </w:numPr>
+        <w:jc w:val="both"/>
         <w:rPr>
           <w:rFonts w:ascii="Times New Roman" w:hAnsi="Times New Roman" w:cs="Times New Roman"/>
           <w:sz w:val="28"/>
@@ -4598,6 +4672,7 @@
           <w:ilvl w:val="0"/>
           <w:numId w:val="6"/>
         </w:numPr>
+        <w:jc w:val="both"/>
         <w:rPr>
           <w:rFonts w:ascii="Times New Roman" w:hAnsi="Times New Roman" w:cs="Times New Roman"/>
           <w:sz w:val="28"/>
@@ -4615,6 +4690,7 @@
     </w:p>
     <w:p>
       <w:pPr>
+        <w:jc w:val="both"/>
         <w:rPr>
           <w:sz w:val="32"/>
           <w:szCs w:val="32"/>
@@ -4628,6 +4704,7 @@
           <w:ilvl w:val="0"/>
           <w:numId w:val="2"/>
         </w:numPr>
+        <w:jc w:val="both"/>
         <w:rPr>
           <w:rFonts w:ascii="Times New Roman" w:hAnsi="Times New Roman" w:cs="Times New Roman"/>
           <w:sz w:val="32"/>
@@ -4666,6 +4743,7 @@
           <w:ilvl w:val="0"/>
           <w:numId w:val="4"/>
         </w:numPr>
+        <w:jc w:val="both"/>
         <w:rPr>
           <w:rFonts w:ascii="Times New Roman" w:hAnsi="Times New Roman" w:cs="Times New Roman"/>
           <w:sz w:val="32"/>
@@ -4688,6 +4766,7 @@
           <w:ilvl w:val="0"/>
           <w:numId w:val="7"/>
         </w:numPr>
+        <w:jc w:val="both"/>
         <w:rPr>
           <w:rFonts w:ascii="Times New Roman" w:hAnsi="Times New Roman" w:cs="Times New Roman"/>
           <w:sz w:val="28"/>
@@ -4710,6 +4789,7 @@
           <w:ilvl w:val="0"/>
           <w:numId w:val="7"/>
         </w:numPr>
+        <w:jc w:val="both"/>
         <w:rPr>
           <w:rFonts w:ascii="Times New Roman" w:hAnsi="Times New Roman" w:cs="Times New Roman"/>
           <w:sz w:val="28"/>
@@ -4750,6 +4830,7 @@
           <w:ilvl w:val="0"/>
           <w:numId w:val="7"/>
         </w:numPr>
+        <w:jc w:val="both"/>
         <w:rPr>
           <w:rFonts w:ascii="Times New Roman" w:hAnsi="Times New Roman" w:cs="Times New Roman"/>
           <w:sz w:val="28"/>
@@ -4772,6 +4853,7 @@
           <w:ilvl w:val="0"/>
           <w:numId w:val="7"/>
         </w:numPr>
+        <w:jc w:val="both"/>
         <w:rPr>
           <w:rFonts w:ascii="Times New Roman" w:hAnsi="Times New Roman" w:cs="Times New Roman"/>
           <w:sz w:val="28"/>
@@ -4794,6 +4876,7 @@
           <w:ilvl w:val="0"/>
           <w:numId w:val="7"/>
         </w:numPr>
+        <w:jc w:val="both"/>
         <w:rPr>
           <w:rFonts w:ascii="Times New Roman" w:hAnsi="Times New Roman" w:cs="Times New Roman"/>
           <w:sz w:val="28"/>
@@ -4816,6 +4899,7 @@
           <w:ilvl w:val="0"/>
           <w:numId w:val="7"/>
         </w:numPr>
+        <w:jc w:val="both"/>
         <w:rPr>
           <w:rFonts w:ascii="Times New Roman" w:hAnsi="Times New Roman" w:cs="Times New Roman"/>
           <w:sz w:val="32"/>
@@ -4833,6 +4917,7 @@
     </w:p>
     <w:p>
       <w:pPr>
+        <w:jc w:val="both"/>
         <w:rPr>
           <w:sz w:val="32"/>
           <w:szCs w:val="32"/>
@@ -4846,6 +4931,7 @@
           <w:ilvl w:val="0"/>
           <w:numId w:val="4"/>
         </w:numPr>
+        <w:jc w:val="both"/>
         <w:rPr>
           <w:rFonts w:ascii="Times New Roman" w:hAnsi="Times New Roman" w:cs="Times New Roman"/>
           <w:sz w:val="32"/>
@@ -4868,6 +4954,7 @@
           <w:ilvl w:val="0"/>
           <w:numId w:val="8"/>
         </w:numPr>
+        <w:jc w:val="both"/>
         <w:rPr>
           <w:rFonts w:ascii="Times New Roman" w:hAnsi="Times New Roman" w:cs="Times New Roman"/>
           <w:sz w:val="28"/>
@@ -4890,6 +4977,7 @@
           <w:ilvl w:val="0"/>
           <w:numId w:val="8"/>
         </w:numPr>
+        <w:jc w:val="both"/>
         <w:rPr>
           <w:rFonts w:ascii="Times New Roman" w:hAnsi="Times New Roman" w:cs="Times New Roman"/>
           <w:sz w:val="28"/>
@@ -4912,6 +5000,7 @@
           <w:ilvl w:val="0"/>
           <w:numId w:val="4"/>
         </w:numPr>
+        <w:jc w:val="both"/>
         <w:rPr>
           <w:rFonts w:ascii="Times New Roman" w:hAnsi="Times New Roman" w:cs="Times New Roman"/>
           <w:sz w:val="32"/>
@@ -4934,6 +5023,7 @@
           <w:ilvl w:val="0"/>
           <w:numId w:val="9"/>
         </w:numPr>
+        <w:jc w:val="both"/>
         <w:rPr>
           <w:rFonts w:ascii="Times New Roman" w:hAnsi="Times New Roman" w:cs="Times New Roman"/>
           <w:sz w:val="28"/>
@@ -4953,6 +5043,7 @@
       <w:pPr>
         <w:pStyle w:val="ListParagraph"/>
         <w:ind w:left="2160"/>
+        <w:jc w:val="both"/>
         <w:rPr>
           <w:rFonts w:ascii="Times New Roman" w:hAnsi="Times New Roman" w:cs="Times New Roman"/>
           <w:sz w:val="28"/>
@@ -4990,6 +5081,7 @@
       <w:pPr>
         <w:pStyle w:val="ListParagraph"/>
         <w:ind w:left="2160"/>
+        <w:jc w:val="both"/>
         <w:rPr>
           <w:rFonts w:ascii="Times New Roman" w:hAnsi="Times New Roman" w:cs="Times New Roman"/>
           <w:sz w:val="28"/>
@@ -5019,6 +5111,7 @@
       <w:pPr>
         <w:pStyle w:val="ListParagraph"/>
         <w:ind w:left="2160"/>
+        <w:jc w:val="both"/>
         <w:rPr>
           <w:rFonts w:ascii="Times New Roman" w:hAnsi="Times New Roman" w:cs="Times New Roman"/>
           <w:sz w:val="28"/>
@@ -5038,6 +5131,7 @@
       <w:pPr>
         <w:pStyle w:val="ListParagraph"/>
         <w:ind w:left="2160"/>
+        <w:jc w:val="both"/>
         <w:rPr>
           <w:rFonts w:ascii="Times New Roman" w:hAnsi="Times New Roman" w:cs="Times New Roman"/>
           <w:sz w:val="28"/>
@@ -5049,6 +5143,7 @@
       <w:pPr>
         <w:pStyle w:val="ListParagraph"/>
         <w:ind w:left="2160"/>
+        <w:jc w:val="both"/>
         <w:rPr>
           <w:rFonts w:ascii="Times New Roman" w:hAnsi="Times New Roman" w:cs="Times New Roman"/>
           <w:sz w:val="28"/>
@@ -5063,6 +5158,7 @@
           <w:ilvl w:val="0"/>
           <w:numId w:val="9"/>
         </w:numPr>
+        <w:jc w:val="both"/>
         <w:rPr>
           <w:rFonts w:ascii="Times New Roman" w:hAnsi="Times New Roman" w:cs="Times New Roman"/>
           <w:sz w:val="28"/>
@@ -5083,6 +5179,7 @@
       <w:pPr>
         <w:pStyle w:val="ListParagraph"/>
         <w:ind w:left="2160"/>
+        <w:jc w:val="both"/>
         <w:rPr>
           <w:rFonts w:ascii="Times New Roman" w:hAnsi="Times New Roman" w:cs="Times New Roman"/>
           <w:sz w:val="28"/>
@@ -5102,6 +5199,7 @@
       <w:pPr>
         <w:pStyle w:val="ListParagraph"/>
         <w:ind w:left="2160"/>
+        <w:jc w:val="both"/>
         <w:rPr>
           <w:rFonts w:ascii="Times New Roman" w:hAnsi="Times New Roman" w:cs="Times New Roman"/>
           <w:sz w:val="28"/>
@@ -5121,6 +5219,7 @@
       <w:pPr>
         <w:pStyle w:val="ListParagraph"/>
         <w:ind w:left="2160"/>
+        <w:jc w:val="both"/>
         <w:rPr>
           <w:rFonts w:ascii="Times New Roman" w:hAnsi="Times New Roman" w:cs="Times New Roman"/>
           <w:sz w:val="28"/>
@@ -5140,6 +5239,7 @@
       <w:pPr>
         <w:pStyle w:val="ListParagraph"/>
         <w:ind w:left="2160"/>
+        <w:jc w:val="both"/>
         <w:rPr>
           <w:rFonts w:ascii="Times New Roman" w:hAnsi="Times New Roman" w:cs="Times New Roman"/>
           <w:sz w:val="28"/>
@@ -5157,6 +5257,7 @@
     </w:p>
     <w:p>
       <w:pPr>
+        <w:jc w:val="both"/>
         <w:rPr>
           <w:sz w:val="28"/>
           <w:szCs w:val="28"/>
@@ -5170,6 +5271,7 @@
           <w:ilvl w:val="0"/>
           <w:numId w:val="9"/>
         </w:numPr>
+        <w:jc w:val="both"/>
         <w:rPr>
           <w:rFonts w:ascii="Times New Roman" w:hAnsi="Times New Roman" w:cs="Times New Roman"/>
           <w:sz w:val="28"/>
@@ -5189,6 +5291,7 @@
       <w:pPr>
         <w:pStyle w:val="ListParagraph"/>
         <w:ind w:left="2160"/>
+        <w:jc w:val="both"/>
         <w:rPr>
           <w:rFonts w:ascii="Times New Roman" w:hAnsi="Times New Roman" w:cs="Times New Roman"/>
           <w:sz w:val="28"/>
@@ -5208,6 +5311,7 @@
       <w:pPr>
         <w:pStyle w:val="ListParagraph"/>
         <w:ind w:left="2160"/>
+        <w:jc w:val="both"/>
         <w:rPr>
           <w:rFonts w:ascii="Times New Roman" w:hAnsi="Times New Roman" w:cs="Times New Roman"/>
           <w:sz w:val="28"/>
@@ -5227,6 +5331,7 @@
       <w:pPr>
         <w:pStyle w:val="ListParagraph"/>
         <w:ind w:left="2160"/>
+        <w:jc w:val="both"/>
         <w:rPr>
           <w:rFonts w:ascii="Times New Roman" w:hAnsi="Times New Roman" w:cs="Times New Roman"/>
           <w:sz w:val="28"/>
@@ -5246,6 +5351,7 @@
       <w:pPr>
         <w:pStyle w:val="ListParagraph"/>
         <w:ind w:left="2160"/>
+        <w:jc w:val="both"/>
         <w:rPr>
           <w:rFonts w:ascii="Times New Roman" w:hAnsi="Times New Roman" w:cs="Times New Roman"/>
           <w:sz w:val="28"/>
@@ -5265,6 +5371,7 @@
       <w:pPr>
         <w:pStyle w:val="ListParagraph"/>
         <w:ind w:left="2160"/>
+        <w:jc w:val="both"/>
         <w:rPr>
           <w:rFonts w:ascii="Times New Roman" w:hAnsi="Times New Roman" w:cs="Times New Roman"/>
           <w:sz w:val="28"/>
@@ -5279,6 +5386,7 @@
           <w:ilvl w:val="0"/>
           <w:numId w:val="9"/>
         </w:numPr>
+        <w:jc w:val="both"/>
         <w:rPr>
           <w:rFonts w:ascii="Times New Roman" w:hAnsi="Times New Roman" w:cs="Times New Roman"/>
           <w:sz w:val="28"/>
@@ -5298,6 +5406,7 @@
       <w:pPr>
         <w:pStyle w:val="ListParagraph"/>
         <w:ind w:left="2160"/>
+        <w:jc w:val="both"/>
         <w:rPr>
           <w:rFonts w:ascii="Times New Roman" w:hAnsi="Times New Roman" w:cs="Times New Roman"/>
           <w:sz w:val="28"/>
@@ -5317,6 +5426,7 @@
       <w:pPr>
         <w:pStyle w:val="ListParagraph"/>
         <w:ind w:left="2160"/>
+        <w:jc w:val="both"/>
         <w:rPr>
           <w:rFonts w:ascii="Times New Roman" w:hAnsi="Times New Roman" w:cs="Times New Roman"/>
           <w:sz w:val="28"/>
@@ -5354,6 +5464,7 @@
       <w:pPr>
         <w:pStyle w:val="ListParagraph"/>
         <w:ind w:left="2160"/>
+        <w:jc w:val="both"/>
         <w:rPr>
           <w:rFonts w:ascii="Times New Roman" w:hAnsi="Times New Roman" w:cs="Times New Roman"/>
           <w:sz w:val="28"/>
@@ -5373,6 +5484,7 @@
       <w:pPr>
         <w:pStyle w:val="ListParagraph"/>
         <w:ind w:left="2160"/>
+        <w:jc w:val="both"/>
         <w:rPr>
           <w:rFonts w:ascii="Times New Roman" w:hAnsi="Times New Roman" w:cs="Times New Roman"/>
           <w:sz w:val="28"/>
@@ -5392,6 +5504,7 @@
       <w:pPr>
         <w:pStyle w:val="ListParagraph"/>
         <w:ind w:left="2160"/>
+        <w:jc w:val="both"/>
         <w:rPr>
           <w:rFonts w:ascii="Times New Roman" w:hAnsi="Times New Roman" w:cs="Times New Roman"/>
           <w:sz w:val="28"/>
@@ -5657,6 +5770,7 @@
           <w:ilvl w:val="0"/>
           <w:numId w:val="4"/>
         </w:numPr>
+        <w:jc w:val="both"/>
         <w:rPr>
           <w:rFonts w:ascii="Times New Roman" w:hAnsi="Times New Roman" w:cs="Times New Roman"/>
           <w:sz w:val="32"/>
@@ -5679,6 +5793,7 @@
           <w:ilvl w:val="0"/>
           <w:numId w:val="9"/>
         </w:numPr>
+        <w:jc w:val="both"/>
         <w:rPr>
           <w:rFonts w:ascii="Times New Roman" w:hAnsi="Times New Roman" w:cs="Times New Roman"/>
           <w:sz w:val="28"/>
@@ -5701,6 +5816,7 @@
           <w:ilvl w:val="0"/>
           <w:numId w:val="9"/>
         </w:numPr>
+        <w:jc w:val="both"/>
         <w:rPr>
           <w:rFonts w:ascii="Times New Roman" w:hAnsi="Times New Roman" w:cs="Times New Roman"/>
           <w:sz w:val="28"/>
@@ -5733,6 +5849,7 @@
           <w:ilvl w:val="0"/>
           <w:numId w:val="9"/>
         </w:numPr>
+        <w:jc w:val="both"/>
         <w:rPr>
           <w:rFonts w:ascii="Times New Roman" w:hAnsi="Times New Roman" w:cs="Times New Roman"/>
           <w:sz w:val="28"/>
@@ -5751,6 +5868,7 @@
     </w:p>
     <w:p>
       <w:pPr>
+        <w:jc w:val="both"/>
         <w:rPr>
           <w:sz w:val="32"/>
           <w:szCs w:val="32"/>
@@ -5764,6 +5882,7 @@
           <w:ilvl w:val="0"/>
           <w:numId w:val="2"/>
         </w:numPr>
+        <w:jc w:val="both"/>
         <w:rPr>
           <w:rFonts w:ascii="Times New Roman" w:hAnsi="Times New Roman" w:cs="Times New Roman"/>
           <w:sz w:val="32"/>
@@ -5794,6 +5913,7 @@
           <w:ilvl w:val="0"/>
           <w:numId w:val="4"/>
         </w:numPr>
+        <w:jc w:val="both"/>
         <w:rPr>
           <w:rFonts w:ascii="Times New Roman" w:hAnsi="Times New Roman" w:cs="Times New Roman"/>
           <w:sz w:val="32"/>
@@ -5816,6 +5936,7 @@
           <w:ilvl w:val="0"/>
           <w:numId w:val="10"/>
         </w:numPr>
+        <w:jc w:val="both"/>
         <w:rPr>
           <w:rFonts w:ascii="Times New Roman" w:hAnsi="Times New Roman" w:cs="Times New Roman"/>
           <w:sz w:val="28"/>
@@ -5838,6 +5959,7 @@
           <w:ilvl w:val="0"/>
           <w:numId w:val="10"/>
         </w:numPr>
+        <w:jc w:val="both"/>
         <w:rPr>
           <w:rFonts w:ascii="Times New Roman" w:hAnsi="Times New Roman" w:cs="Times New Roman"/>
           <w:sz w:val="28"/>
@@ -5860,6 +5982,7 @@
           <w:ilvl w:val="0"/>
           <w:numId w:val="10"/>
         </w:numPr>
+        <w:jc w:val="both"/>
         <w:rPr>
           <w:rFonts w:ascii="Times New Roman" w:hAnsi="Times New Roman" w:cs="Times New Roman"/>
           <w:sz w:val="28"/>
@@ -5879,6 +6002,7 @@
       <w:pPr>
         <w:pStyle w:val="ListParagraph"/>
         <w:ind w:left="2160"/>
+        <w:jc w:val="both"/>
         <w:rPr>
           <w:rFonts w:ascii="Times New Roman" w:hAnsi="Times New Roman" w:cs="Times New Roman"/>
           <w:sz w:val="32"/>
@@ -5893,6 +6017,7 @@
           <w:ilvl w:val="0"/>
           <w:numId w:val="4"/>
         </w:numPr>
+        <w:jc w:val="both"/>
         <w:rPr>
           <w:rFonts w:ascii="Times New Roman" w:hAnsi="Times New Roman" w:cs="Times New Roman"/>
           <w:sz w:val="32"/>
@@ -5915,6 +6040,7 @@
           <w:ilvl w:val="0"/>
           <w:numId w:val="11"/>
         </w:numPr>
+        <w:jc w:val="both"/>
         <w:rPr>
           <w:rFonts w:ascii="Times New Roman" w:hAnsi="Times New Roman" w:cs="Times New Roman"/>
           <w:sz w:val="28"/>
@@ -5937,6 +6063,7 @@
           <w:ilvl w:val="0"/>
           <w:numId w:val="11"/>
         </w:numPr>
+        <w:jc w:val="both"/>
         <w:rPr>
           <w:rFonts w:ascii="Times New Roman" w:hAnsi="Times New Roman" w:cs="Times New Roman"/>
           <w:sz w:val="28"/>
@@ -5956,6 +6083,7 @@
       <w:pPr>
         <w:pStyle w:val="ListParagraph"/>
         <w:ind w:left="2160"/>
+        <w:jc w:val="both"/>
         <w:rPr>
           <w:rFonts w:ascii="Times New Roman" w:hAnsi="Times New Roman" w:cs="Times New Roman"/>
           <w:sz w:val="28"/>
@@ -5967,6 +6095,7 @@
       <w:pPr>
         <w:pStyle w:val="ListParagraph"/>
         <w:ind w:left="2160"/>
+        <w:jc w:val="both"/>
         <w:rPr>
           <w:rFonts w:ascii="Times New Roman" w:hAnsi="Times New Roman" w:cs="Times New Roman"/>
           <w:sz w:val="28"/>
@@ -5978,6 +6107,7 @@
       <w:pPr>
         <w:pStyle w:val="ListParagraph"/>
         <w:ind w:left="2160"/>
+        <w:jc w:val="both"/>
         <w:rPr>
           <w:rFonts w:ascii="Times New Roman" w:hAnsi="Times New Roman" w:cs="Times New Roman"/>
           <w:sz w:val="28"/>
@@ -5992,6 +6122,7 @@
           <w:ilvl w:val="0"/>
           <w:numId w:val="4"/>
         </w:numPr>
+        <w:jc w:val="both"/>
         <w:rPr>
           <w:rFonts w:ascii="Times New Roman" w:hAnsi="Times New Roman" w:cs="Times New Roman"/>
           <w:sz w:val="32"/>
@@ -6015,6 +6146,7 @@
           <w:ilvl w:val="0"/>
           <w:numId w:val="12"/>
         </w:numPr>
+        <w:jc w:val="both"/>
         <w:rPr>
           <w:rFonts w:ascii="Times New Roman" w:hAnsi="Times New Roman" w:cs="Times New Roman"/>
           <w:sz w:val="28"/>
@@ -6037,6 +6169,7 @@
           <w:ilvl w:val="0"/>
           <w:numId w:val="12"/>
         </w:numPr>
+        <w:jc w:val="both"/>
         <w:rPr>
           <w:rFonts w:ascii="Times New Roman" w:hAnsi="Times New Roman" w:cs="Times New Roman"/>
           <w:sz w:val="28"/>
@@ -6059,6 +6192,7 @@
           <w:ilvl w:val="0"/>
           <w:numId w:val="12"/>
         </w:numPr>
+        <w:jc w:val="both"/>
         <w:rPr>
           <w:rFonts w:ascii="Times New Roman" w:hAnsi="Times New Roman" w:cs="Times New Roman"/>
           <w:sz w:val="28"/>
@@ -6079,6 +6213,7 @@
       <w:pPr>
         <w:pStyle w:val="ListParagraph"/>
         <w:ind w:left="2160"/>
+        <w:jc w:val="both"/>
         <w:rPr>
           <w:rFonts w:ascii="Times New Roman" w:hAnsi="Times New Roman" w:cs="Times New Roman"/>
           <w:sz w:val="32"/>
@@ -6093,6 +6228,7 @@
           <w:ilvl w:val="0"/>
           <w:numId w:val="4"/>
         </w:numPr>
+        <w:jc w:val="both"/>
         <w:rPr>
           <w:rFonts w:ascii="Times New Roman" w:hAnsi="Times New Roman" w:cs="Times New Roman"/>
           <w:sz w:val="32"/>
@@ -6115,6 +6251,7 @@
           <w:ilvl w:val="0"/>
           <w:numId w:val="13"/>
         </w:numPr>
+        <w:jc w:val="both"/>
         <w:rPr>
           <w:rFonts w:ascii="Times New Roman" w:hAnsi="Times New Roman" w:cs="Times New Roman"/>
           <w:sz w:val="28"/>
@@ -6137,6 +6274,7 @@
           <w:ilvl w:val="0"/>
           <w:numId w:val="13"/>
         </w:numPr>
+        <w:jc w:val="both"/>
         <w:rPr>
           <w:rFonts w:ascii="Times New Roman" w:hAnsi="Times New Roman" w:cs="Times New Roman"/>
           <w:sz w:val="28"/>
@@ -6177,6 +6315,7 @@
           <w:ilvl w:val="0"/>
           <w:numId w:val="13"/>
         </w:numPr>
+        <w:jc w:val="both"/>
         <w:rPr>
           <w:rFonts w:ascii="Times New Roman" w:hAnsi="Times New Roman" w:cs="Times New Roman"/>
           <w:sz w:val="28"/>
@@ -6199,6 +6338,7 @@
           <w:ilvl w:val="0"/>
           <w:numId w:val="13"/>
         </w:numPr>
+        <w:jc w:val="both"/>
         <w:rPr>
           <w:rFonts w:ascii="Times New Roman" w:hAnsi="Times New Roman" w:cs="Times New Roman"/>
           <w:sz w:val="28"/>
@@ -6221,6 +6361,7 @@
           <w:ilvl w:val="0"/>
           <w:numId w:val="13"/>
         </w:numPr>
+        <w:jc w:val="both"/>
         <w:rPr>
           <w:rFonts w:ascii="Times New Roman" w:hAnsi="Times New Roman" w:cs="Times New Roman"/>
           <w:sz w:val="28"/>
@@ -6243,6 +6384,7 @@
           <w:ilvl w:val="0"/>
           <w:numId w:val="13"/>
         </w:numPr>
+        <w:jc w:val="both"/>
         <w:rPr>
           <w:rFonts w:ascii="Times New Roman" w:hAnsi="Times New Roman" w:cs="Times New Roman"/>
           <w:sz w:val="28"/>
@@ -6262,6 +6404,7 @@
       <w:pPr>
         <w:pStyle w:val="ListParagraph"/>
         <w:ind w:left="2160"/>
+        <w:jc w:val="both"/>
         <w:rPr>
           <w:rFonts w:ascii="Times New Roman" w:hAnsi="Times New Roman" w:cs="Times New Roman"/>
           <w:sz w:val="28"/>
@@ -6276,6 +6419,7 @@
           <w:ilvl w:val="0"/>
           <w:numId w:val="2"/>
         </w:numPr>
+        <w:jc w:val="both"/>
         <w:rPr>
           <w:rFonts w:ascii="Times New Roman" w:hAnsi="Times New Roman" w:cs="Times New Roman"/>
           <w:sz w:val="32"/>
@@ -6306,6 +6450,7 @@
           <w:ilvl w:val="0"/>
           <w:numId w:val="4"/>
         </w:numPr>
+        <w:jc w:val="both"/>
         <w:rPr>
           <w:rFonts w:ascii="Times New Roman" w:hAnsi="Times New Roman" w:cs="Times New Roman"/>
           <w:sz w:val="32"/>
@@ -6328,6 +6473,7 @@
           <w:ilvl w:val="0"/>
           <w:numId w:val="14"/>
         </w:numPr>
+        <w:jc w:val="both"/>
         <w:rPr>
           <w:rFonts w:ascii="Times New Roman" w:hAnsi="Times New Roman" w:cs="Times New Roman"/>
           <w:sz w:val="28"/>
@@ -6350,6 +6496,7 @@
           <w:ilvl w:val="0"/>
           <w:numId w:val="14"/>
         </w:numPr>
+        <w:jc w:val="both"/>
         <w:rPr>
           <w:rFonts w:ascii="Times New Roman" w:hAnsi="Times New Roman" w:cs="Times New Roman"/>
           <w:sz w:val="28"/>
@@ -6372,6 +6519,7 @@
           <w:ilvl w:val="0"/>
           <w:numId w:val="14"/>
         </w:numPr>
+        <w:jc w:val="both"/>
         <w:rPr>
           <w:rFonts w:ascii="Times New Roman" w:hAnsi="Times New Roman" w:cs="Times New Roman"/>
           <w:sz w:val="28"/>
@@ -6394,6 +6542,7 @@
           <w:ilvl w:val="0"/>
           <w:numId w:val="14"/>
         </w:numPr>
+        <w:jc w:val="both"/>
         <w:rPr>
           <w:rFonts w:ascii="Times New Roman" w:hAnsi="Times New Roman" w:cs="Times New Roman"/>
           <w:sz w:val="28"/>
@@ -6416,6 +6565,7 @@
           <w:ilvl w:val="0"/>
           <w:numId w:val="14"/>
         </w:numPr>
+        <w:jc w:val="both"/>
         <w:rPr>
           <w:rFonts w:ascii="Times New Roman" w:hAnsi="Times New Roman" w:cs="Times New Roman"/>
           <w:sz w:val="28"/>
@@ -6756,6 +6906,7 @@
           <w:ilvl w:val="0"/>
           <w:numId w:val="15"/>
         </w:numPr>
+        <w:jc w:val="both"/>
         <w:rPr>
           <w:rFonts w:ascii="Times New Roman" w:hAnsi="Times New Roman" w:cs="Times New Roman"/>
           <w:sz w:val="28"/>
@@ -6776,6 +6927,7 @@
       <w:pPr>
         <w:pStyle w:val="ListParagraph"/>
         <w:ind w:left="2160"/>
+        <w:jc w:val="both"/>
         <w:rPr>
           <w:rFonts w:ascii="Times New Roman" w:hAnsi="Times New Roman" w:cs="Times New Roman"/>
           <w:sz w:val="28"/>
@@ -6795,6 +6947,7 @@
       <w:pPr>
         <w:pStyle w:val="ListParagraph"/>
         <w:ind w:left="2160"/>
+        <w:jc w:val="both"/>
         <w:rPr>
           <w:rFonts w:ascii="Times New Roman" w:hAnsi="Times New Roman" w:cs="Times New Roman"/>
           <w:sz w:val="28"/>
@@ -6814,6 +6967,7 @@
       <w:pPr>
         <w:pStyle w:val="ListParagraph"/>
         <w:ind w:left="2160"/>
+        <w:jc w:val="both"/>
         <w:rPr>
           <w:rFonts w:ascii="Times New Roman" w:hAnsi="Times New Roman" w:cs="Times New Roman"/>
           <w:sz w:val="28"/>
@@ -6833,6 +6987,7 @@
       <w:pPr>
         <w:pStyle w:val="ListParagraph"/>
         <w:ind w:left="2160"/>
+        <w:jc w:val="both"/>
         <w:rPr>
           <w:rFonts w:ascii="Times New Roman" w:hAnsi="Times New Roman" w:cs="Times New Roman"/>
           <w:sz w:val="28"/>
@@ -6850,6 +7005,7 @@
     </w:p>
     <w:p>
       <w:pPr>
+        <w:jc w:val="both"/>
         <w:rPr>
           <w:sz w:val="32"/>
           <w:szCs w:val="32"/>
@@ -6863,6 +7019,7 @@
           <w:ilvl w:val="0"/>
           <w:numId w:val="2"/>
         </w:numPr>
+        <w:jc w:val="both"/>
         <w:rPr>
           <w:rFonts w:ascii="Times New Roman" w:hAnsi="Times New Roman" w:cs="Times New Roman"/>
           <w:sz w:val="32"/>
@@ -6893,6 +7050,7 @@
           <w:ilvl w:val="0"/>
           <w:numId w:val="4"/>
         </w:numPr>
+        <w:jc w:val="both"/>
         <w:rPr>
           <w:rFonts w:ascii="Times New Roman" w:hAnsi="Times New Roman" w:cs="Times New Roman"/>
           <w:sz w:val="32"/>
@@ -6915,6 +7073,7 @@
           <w:ilvl w:val="0"/>
           <w:numId w:val="15"/>
         </w:numPr>
+        <w:jc w:val="both"/>
         <w:rPr>
           <w:rFonts w:ascii="Times New Roman" w:hAnsi="Times New Roman" w:cs="Times New Roman"/>
           <w:sz w:val="28"/>
@@ -6937,6 +7096,7 @@
           <w:ilvl w:val="0"/>
           <w:numId w:val="15"/>
         </w:numPr>
+        <w:jc w:val="both"/>
         <w:rPr>
           <w:rFonts w:ascii="Times New Roman" w:hAnsi="Times New Roman" w:cs="Times New Roman"/>
           <w:sz w:val="28"/>
@@ -6959,6 +7119,7 @@
           <w:ilvl w:val="0"/>
           <w:numId w:val="15"/>
         </w:numPr>
+        <w:jc w:val="both"/>
         <w:rPr>
           <w:rFonts w:ascii="Times New Roman" w:hAnsi="Times New Roman" w:cs="Times New Roman"/>
           <w:sz w:val="28"/>
@@ -6981,6 +7142,7 @@
           <w:ilvl w:val="0"/>
           <w:numId w:val="15"/>
         </w:numPr>
+        <w:jc w:val="both"/>
         <w:rPr>
           <w:rFonts w:ascii="Times New Roman" w:hAnsi="Times New Roman" w:cs="Times New Roman"/>
           <w:sz w:val="28"/>
@@ -7003,6 +7165,7 @@
           <w:ilvl w:val="0"/>
           <w:numId w:val="15"/>
         </w:numPr>
+        <w:jc w:val="both"/>
         <w:rPr>
           <w:rFonts w:ascii="Times New Roman" w:hAnsi="Times New Roman" w:cs="Times New Roman"/>
           <w:sz w:val="28"/>
@@ -7022,6 +7185,7 @@
       <w:pPr>
         <w:pStyle w:val="ListParagraph"/>
         <w:ind w:left="2160"/>
+        <w:jc w:val="both"/>
         <w:rPr>
           <w:rFonts w:ascii="Times New Roman" w:hAnsi="Times New Roman" w:cs="Times New Roman"/>
           <w:sz w:val="32"/>
@@ -7036,6 +7200,7 @@
           <w:ilvl w:val="0"/>
           <w:numId w:val="4"/>
         </w:numPr>
+        <w:jc w:val="both"/>
         <w:rPr>
           <w:rFonts w:ascii="Times New Roman" w:hAnsi="Times New Roman" w:cs="Times New Roman"/>
           <w:sz w:val="32"/>
@@ -7058,6 +7223,7 @@
           <w:ilvl w:val="0"/>
           <w:numId w:val="15"/>
         </w:numPr>
+        <w:jc w:val="both"/>
         <w:rPr>
           <w:rFonts w:ascii="Times New Roman" w:hAnsi="Times New Roman" w:cs="Times New Roman"/>
           <w:sz w:val="28"/>
@@ -7080,6 +7246,7 @@
           <w:ilvl w:val="0"/>
           <w:numId w:val="15"/>
         </w:numPr>
+        <w:jc w:val="both"/>
         <w:rPr>
           <w:rFonts w:ascii="Times New Roman" w:hAnsi="Times New Roman" w:cs="Times New Roman"/>
           <w:sz w:val="28"/>
@@ -7346,6 +7513,7 @@
           <w:ilvl w:val="0"/>
           <w:numId w:val="4"/>
         </w:numPr>
+        <w:jc w:val="both"/>
         <w:rPr>
           <w:rFonts w:ascii="Times New Roman" w:hAnsi="Times New Roman" w:cs="Times New Roman"/>
           <w:sz w:val="32"/>
@@ -7368,6 +7536,7 @@
           <w:ilvl w:val="0"/>
           <w:numId w:val="16"/>
         </w:numPr>
+        <w:jc w:val="both"/>
         <w:rPr>
           <w:rFonts w:ascii="Times New Roman" w:hAnsi="Times New Roman" w:cs="Times New Roman"/>
           <w:sz w:val="28"/>
@@ -7390,6 +7559,7 @@
           <w:ilvl w:val="0"/>
           <w:numId w:val="16"/>
         </w:numPr>
+        <w:jc w:val="both"/>
         <w:rPr>
           <w:rFonts w:ascii="Times New Roman" w:hAnsi="Times New Roman" w:cs="Times New Roman"/>
           <w:sz w:val="28"/>
@@ -7412,6 +7582,7 @@
           <w:ilvl w:val="0"/>
           <w:numId w:val="16"/>
         </w:numPr>
+        <w:jc w:val="both"/>
         <w:rPr>
           <w:rFonts w:ascii="Times New Roman" w:hAnsi="Times New Roman" w:cs="Times New Roman"/>
           <w:sz w:val="28"/>
@@ -7434,6 +7605,7 @@
           <w:ilvl w:val="0"/>
           <w:numId w:val="16"/>
         </w:numPr>
+        <w:jc w:val="both"/>
         <w:rPr>
           <w:rFonts w:ascii="Times New Roman" w:hAnsi="Times New Roman" w:cs="Times New Roman"/>
           <w:sz w:val="28"/>
@@ -7453,6 +7625,7 @@
       <w:pPr>
         <w:pStyle w:val="ListParagraph"/>
         <w:ind w:left="1440"/>
+        <w:jc w:val="both"/>
         <w:rPr>
           <w:rFonts w:ascii="Times New Roman" w:hAnsi="Times New Roman" w:cs="Times New Roman"/>
           <w:sz w:val="32"/>
@@ -7467,6 +7640,7 @@
           <w:ilvl w:val="0"/>
           <w:numId w:val="2"/>
         </w:numPr>
+        <w:jc w:val="both"/>
         <w:rPr>
           <w:rFonts w:ascii="Times New Roman" w:hAnsi="Times New Roman" w:cs="Times New Roman"/>
           <w:sz w:val="32"/>
@@ -7497,6 +7671,7 @@
           <w:ilvl w:val="0"/>
           <w:numId w:val="4"/>
         </w:numPr>
+        <w:jc w:val="both"/>
         <w:rPr>
           <w:rFonts w:ascii="Times New Roman" w:hAnsi="Times New Roman" w:cs="Times New Roman"/>
           <w:sz w:val="32"/>
@@ -7519,6 +7694,7 @@
           <w:ilvl w:val="0"/>
           <w:numId w:val="19"/>
         </w:numPr>
+        <w:jc w:val="both"/>
         <w:rPr>
           <w:rFonts w:ascii="Times New Roman" w:hAnsi="Times New Roman" w:cs="Times New Roman"/>
           <w:sz w:val="28"/>
@@ -7541,6 +7717,7 @@
           <w:ilvl w:val="0"/>
           <w:numId w:val="19"/>
         </w:numPr>
+        <w:jc w:val="both"/>
         <w:rPr>
           <w:rFonts w:ascii="Times New Roman" w:hAnsi="Times New Roman" w:cs="Times New Roman"/>
           <w:sz w:val="28"/>
@@ -7563,6 +7740,7 @@
           <w:ilvl w:val="0"/>
           <w:numId w:val="19"/>
         </w:numPr>
+        <w:jc w:val="both"/>
         <w:rPr>
           <w:rFonts w:ascii="Times New Roman" w:hAnsi="Times New Roman" w:cs="Times New Roman"/>
           <w:sz w:val="28"/>
@@ -7585,6 +7763,7 @@
           <w:ilvl w:val="0"/>
           <w:numId w:val="19"/>
         </w:numPr>
+        <w:jc w:val="both"/>
         <w:rPr>
           <w:rFonts w:ascii="Times New Roman" w:hAnsi="Times New Roman" w:cs="Times New Roman"/>
           <w:sz w:val="28"/>
@@ -7607,6 +7786,7 @@
           <w:ilvl w:val="0"/>
           <w:numId w:val="19"/>
         </w:numPr>
+        <w:jc w:val="both"/>
         <w:rPr>
           <w:rFonts w:ascii="Times New Roman" w:hAnsi="Times New Roman" w:cs="Times New Roman"/>
           <w:sz w:val="28"/>
@@ -7627,6 +7807,7 @@
       <w:pPr>
         <w:pStyle w:val="ListParagraph"/>
         <w:ind w:left="2160"/>
+        <w:jc w:val="both"/>
         <w:rPr>
           <w:rFonts w:ascii="Times New Roman" w:hAnsi="Times New Roman" w:cs="Times New Roman"/>
           <w:sz w:val="32"/>
@@ -7639,6 +7820,7 @@
       <w:pPr>
         <w:pStyle w:val="ListParagraph"/>
         <w:ind w:left="2160"/>
+        <w:jc w:val="both"/>
         <w:rPr>
           <w:rFonts w:ascii="Times New Roman" w:hAnsi="Times New Roman" w:cs="Times New Roman"/>
           <w:sz w:val="32"/>
@@ -7651,6 +7833,7 @@
       <w:pPr>
         <w:pStyle w:val="ListParagraph"/>
         <w:ind w:left="2160"/>
+        <w:jc w:val="both"/>
         <w:rPr>
           <w:rFonts w:ascii="Times New Roman" w:hAnsi="Times New Roman" w:cs="Times New Roman"/>
           <w:sz w:val="32"/>
@@ -7662,6 +7845,7 @@
       <w:pPr>
         <w:pStyle w:val="ListParagraph"/>
         <w:ind w:left="2160"/>
+        <w:jc w:val="both"/>
         <w:rPr>
           <w:rFonts w:ascii="Times New Roman" w:hAnsi="Times New Roman" w:cs="Times New Roman"/>
           <w:sz w:val="32"/>
@@ -7676,6 +7860,7 @@
           <w:ilvl w:val="0"/>
           <w:numId w:val="4"/>
         </w:numPr>
+        <w:jc w:val="both"/>
         <w:rPr>
           <w:rFonts w:ascii="Times New Roman" w:hAnsi="Times New Roman" w:cs="Times New Roman"/>
           <w:sz w:val="32"/>
@@ -7699,6 +7884,7 @@
           <w:ilvl w:val="0"/>
           <w:numId w:val="20"/>
         </w:numPr>
+        <w:jc w:val="both"/>
         <w:rPr>
           <w:rFonts w:ascii="Times New Roman" w:hAnsi="Times New Roman" w:cs="Times New Roman"/>
           <w:sz w:val="28"/>
@@ -7721,6 +7907,7 @@
           <w:ilvl w:val="0"/>
           <w:numId w:val="20"/>
         </w:numPr>
+        <w:jc w:val="both"/>
         <w:rPr>
           <w:rFonts w:ascii="Times New Roman" w:hAnsi="Times New Roman" w:cs="Times New Roman"/>
           <w:sz w:val="28"/>
@@ -7743,6 +7930,7 @@
           <w:ilvl w:val="0"/>
           <w:numId w:val="20"/>
         </w:numPr>
+        <w:jc w:val="both"/>
         <w:rPr>
           <w:rFonts w:ascii="Times New Roman" w:hAnsi="Times New Roman" w:cs="Times New Roman"/>
           <w:sz w:val="28"/>
@@ -7763,6 +7951,7 @@
       <w:pPr>
         <w:pStyle w:val="ListParagraph"/>
         <w:ind w:left="2160"/>
+        <w:jc w:val="both"/>
         <w:rPr>
           <w:rFonts w:ascii="Times New Roman" w:hAnsi="Times New Roman" w:cs="Times New Roman"/>
           <w:sz w:val="32"/>
@@ -7777,6 +7966,7 @@
           <w:ilvl w:val="0"/>
           <w:numId w:val="2"/>
         </w:numPr>
+        <w:jc w:val="both"/>
         <w:rPr>
           <w:rFonts w:ascii="Times New Roman" w:hAnsi="Times New Roman" w:cs="Times New Roman"/>
           <w:sz w:val="32"/>
@@ -7807,6 +7997,7 @@
           <w:ilvl w:val="0"/>
           <w:numId w:val="17"/>
         </w:numPr>
+        <w:jc w:val="both"/>
         <w:rPr>
           <w:rFonts w:ascii="Times New Roman" w:hAnsi="Times New Roman" w:cs="Times New Roman"/>
           <w:sz w:val="32"/>
@@ -7829,6 +8020,7 @@
           <w:ilvl w:val="0"/>
           <w:numId w:val="21"/>
         </w:numPr>
+        <w:jc w:val="both"/>
         <w:rPr>
           <w:rFonts w:ascii="Times New Roman" w:hAnsi="Times New Roman" w:cs="Times New Roman"/>
           <w:sz w:val="28"/>
@@ -7851,6 +8043,7 @@
           <w:ilvl w:val="0"/>
           <w:numId w:val="21"/>
         </w:numPr>
+        <w:jc w:val="both"/>
         <w:rPr>
           <w:rFonts w:ascii="Times New Roman" w:hAnsi="Times New Roman" w:cs="Times New Roman"/>
           <w:sz w:val="28"/>
@@ -7873,6 +8066,7 @@
           <w:ilvl w:val="0"/>
           <w:numId w:val="21"/>
         </w:numPr>
+        <w:jc w:val="both"/>
         <w:rPr>
           <w:rFonts w:ascii="Times New Roman" w:hAnsi="Times New Roman" w:cs="Times New Roman"/>
           <w:sz w:val="28"/>
@@ -7895,6 +8089,7 @@
           <w:ilvl w:val="0"/>
           <w:numId w:val="21"/>
         </w:numPr>
+        <w:jc w:val="both"/>
         <w:rPr>
           <w:rFonts w:ascii="Times New Roman" w:hAnsi="Times New Roman" w:cs="Times New Roman"/>
           <w:sz w:val="28"/>
@@ -7917,6 +8112,7 @@
           <w:ilvl w:val="0"/>
           <w:numId w:val="21"/>
         </w:numPr>
+        <w:jc w:val="both"/>
         <w:rPr>
           <w:rFonts w:ascii="Times New Roman" w:hAnsi="Times New Roman" w:cs="Times New Roman"/>
           <w:sz w:val="28"/>
@@ -7937,6 +8133,7 @@
       <w:pPr>
         <w:pStyle w:val="ListParagraph"/>
         <w:ind w:left="2160"/>
+        <w:jc w:val="both"/>
         <w:rPr>
           <w:rFonts w:ascii="Times New Roman" w:hAnsi="Times New Roman" w:cs="Times New Roman"/>
           <w:sz w:val="32"/>
@@ -7951,6 +8148,7 @@
           <w:ilvl w:val="0"/>
           <w:numId w:val="17"/>
         </w:numPr>
+        <w:jc w:val="both"/>
         <w:rPr>
           <w:rFonts w:ascii="Times New Roman" w:hAnsi="Times New Roman" w:cs="Times New Roman"/>
           <w:sz w:val="32"/>
@@ -7973,6 +8171,7 @@
           <w:ilvl w:val="0"/>
           <w:numId w:val="22"/>
         </w:numPr>
+        <w:jc w:val="both"/>
         <w:rPr>
           <w:rFonts w:ascii="Times New Roman" w:hAnsi="Times New Roman" w:cs="Times New Roman"/>
           <w:sz w:val="28"/>
@@ -7995,6 +8194,7 @@
           <w:ilvl w:val="0"/>
           <w:numId w:val="22"/>
         </w:numPr>
+        <w:jc w:val="both"/>
         <w:rPr>
           <w:rFonts w:ascii="Times New Roman" w:hAnsi="Times New Roman" w:cs="Times New Roman"/>
           <w:sz w:val="28"/>
@@ -8017,6 +8217,7 @@
           <w:ilvl w:val="0"/>
           <w:numId w:val="22"/>
         </w:numPr>
+        <w:jc w:val="both"/>
         <w:rPr>
           <w:rFonts w:ascii="Times New Roman" w:hAnsi="Times New Roman" w:cs="Times New Roman"/>
           <w:sz w:val="28"/>
@@ -8039,6 +8240,7 @@
           <w:ilvl w:val="0"/>
           <w:numId w:val="22"/>
         </w:numPr>
+        <w:jc w:val="both"/>
         <w:rPr>
           <w:rFonts w:ascii="Times New Roman" w:hAnsi="Times New Roman" w:cs="Times New Roman"/>
           <w:sz w:val="28"/>
@@ -8058,6 +8260,7 @@
       <w:pPr>
         <w:pStyle w:val="ListParagraph"/>
         <w:ind w:left="2160"/>
+        <w:jc w:val="both"/>
         <w:rPr>
           <w:rFonts w:ascii="Times New Roman" w:hAnsi="Times New Roman" w:cs="Times New Roman"/>
           <w:sz w:val="32"/>
@@ -8072,6 +8275,7 @@
           <w:ilvl w:val="0"/>
           <w:numId w:val="2"/>
         </w:numPr>
+        <w:jc w:val="both"/>
         <w:rPr>
           <w:rFonts w:ascii="Times New Roman" w:hAnsi="Times New Roman" w:cs="Times New Roman"/>
           <w:sz w:val="32"/>
@@ -8102,6 +8306,7 @@
           <w:ilvl w:val="0"/>
           <w:numId w:val="18"/>
         </w:numPr>
+        <w:jc w:val="both"/>
         <w:rPr>
           <w:rFonts w:ascii="Times New Roman" w:hAnsi="Times New Roman" w:cs="Times New Roman"/>
           <w:sz w:val="32"/>
@@ -8124,6 +8329,7 @@
           <w:ilvl w:val="0"/>
           <w:numId w:val="23"/>
         </w:numPr>
+        <w:jc w:val="both"/>
         <w:rPr>
           <w:rFonts w:ascii="Times New Roman" w:hAnsi="Times New Roman" w:cs="Times New Roman"/>
           <w:sz w:val="28"/>
@@ -8146,6 +8352,7 @@
           <w:ilvl w:val="0"/>
           <w:numId w:val="23"/>
         </w:numPr>
+        <w:jc w:val="both"/>
         <w:rPr>
           <w:rFonts w:ascii="Times New Roman" w:hAnsi="Times New Roman" w:cs="Times New Roman"/>
           <w:sz w:val="28"/>
@@ -8168,6 +8375,7 @@
           <w:ilvl w:val="0"/>
           <w:numId w:val="23"/>
         </w:numPr>
+        <w:jc w:val="both"/>
         <w:rPr>
           <w:rFonts w:ascii="Times New Roman" w:hAnsi="Times New Roman" w:cs="Times New Roman"/>
           <w:sz w:val="28"/>
@@ -8190,6 +8398,7 @@
           <w:ilvl w:val="0"/>
           <w:numId w:val="23"/>
         </w:numPr>
+        <w:jc w:val="both"/>
         <w:rPr>
           <w:rFonts w:ascii="Times New Roman" w:hAnsi="Times New Roman" w:cs="Times New Roman"/>
           <w:sz w:val="28"/>
@@ -8210,6 +8419,7 @@
       <w:pPr>
         <w:pStyle w:val="ListParagraph"/>
         <w:ind w:left="2160"/>
+        <w:jc w:val="both"/>
         <w:rPr>
           <w:rFonts w:ascii="Times New Roman" w:hAnsi="Times New Roman" w:cs="Times New Roman"/>
           <w:sz w:val="32"/>
@@ -8224,6 +8434,7 @@
           <w:ilvl w:val="0"/>
           <w:numId w:val="18"/>
         </w:numPr>
+        <w:jc w:val="both"/>
         <w:rPr>
           <w:rFonts w:ascii="Times New Roman" w:hAnsi="Times New Roman" w:cs="Times New Roman"/>
           <w:sz w:val="32"/>
@@ -8246,6 +8457,7 @@
           <w:ilvl w:val="0"/>
           <w:numId w:val="24"/>
         </w:numPr>
+        <w:jc w:val="both"/>
         <w:rPr>
           <w:rFonts w:ascii="Times New Roman" w:hAnsi="Times New Roman" w:cs="Times New Roman"/>
           <w:sz w:val="28"/>
@@ -8268,6 +8480,7 @@
           <w:ilvl w:val="0"/>
           <w:numId w:val="24"/>
         </w:numPr>
+        <w:jc w:val="both"/>
         <w:rPr>
           <w:rFonts w:ascii="Times New Roman" w:hAnsi="Times New Roman" w:cs="Times New Roman"/>
           <w:sz w:val="28"/>
@@ -8334,6 +8547,7 @@
           <w:ilvl w:val="0"/>
           <w:numId w:val="2"/>
         </w:numPr>
+        <w:jc w:val="both"/>
         <w:rPr>
           <w:rFonts w:ascii="Times New Roman" w:hAnsi="Times New Roman" w:cs="Times New Roman"/>
           <w:sz w:val="32"/>
@@ -8365,6 +8579,7 @@
           <w:ilvl w:val="0"/>
           <w:numId w:val="18"/>
         </w:numPr>
+        <w:jc w:val="both"/>
         <w:rPr>
           <w:rFonts w:ascii="Times New Roman" w:hAnsi="Times New Roman" w:cs="Times New Roman"/>
           <w:sz w:val="32"/>
@@ -8388,6 +8603,7 @@
           <w:ilvl w:val="0"/>
           <w:numId w:val="25"/>
         </w:numPr>
+        <w:jc w:val="both"/>
         <w:rPr>
           <w:rFonts w:ascii="Times New Roman" w:hAnsi="Times New Roman" w:cs="Times New Roman"/>
           <w:sz w:val="28"/>
@@ -8428,6 +8644,7 @@
           <w:ilvl w:val="0"/>
           <w:numId w:val="25"/>
         </w:numPr>
+        <w:jc w:val="both"/>
         <w:rPr>
           <w:rFonts w:ascii="Times New Roman" w:hAnsi="Times New Roman" w:cs="Times New Roman"/>
           <w:sz w:val="28"/>
@@ -8450,6 +8667,7 @@
           <w:ilvl w:val="0"/>
           <w:numId w:val="25"/>
         </w:numPr>
+        <w:jc w:val="both"/>
         <w:rPr>
           <w:rFonts w:ascii="Times New Roman" w:hAnsi="Times New Roman" w:cs="Times New Roman"/>
           <w:sz w:val="28"/>
@@ -8472,6 +8690,7 @@
           <w:ilvl w:val="0"/>
           <w:numId w:val="25"/>
         </w:numPr>
+        <w:jc w:val="both"/>
         <w:rPr>
           <w:rFonts w:ascii="Times New Roman" w:hAnsi="Times New Roman" w:cs="Times New Roman"/>
           <w:sz w:val="28"/>
@@ -8491,6 +8710,7 @@
       <w:pPr>
         <w:pStyle w:val="ListParagraph"/>
         <w:ind w:left="2160"/>
+        <w:jc w:val="both"/>
         <w:rPr>
           <w:rFonts w:ascii="Times New Roman" w:hAnsi="Times New Roman" w:cs="Times New Roman"/>
           <w:sz w:val="28"/>
@@ -8505,6 +8725,7 @@
           <w:ilvl w:val="0"/>
           <w:numId w:val="18"/>
         </w:numPr>
+        <w:jc w:val="both"/>
         <w:rPr>
           <w:rFonts w:ascii="Times New Roman" w:hAnsi="Times New Roman" w:cs="Times New Roman"/>
           <w:sz w:val="32"/>
@@ -8528,6 +8749,7 @@
           <w:ilvl w:val="0"/>
           <w:numId w:val="26"/>
         </w:numPr>
+        <w:jc w:val="both"/>
         <w:rPr>
           <w:rFonts w:ascii="Times New Roman" w:hAnsi="Times New Roman" w:cs="Times New Roman"/>
           <w:sz w:val="28"/>
@@ -8568,6 +8790,7 @@
           <w:ilvl w:val="0"/>
           <w:numId w:val="26"/>
         </w:numPr>
+        <w:jc w:val="both"/>
         <w:rPr>
           <w:rFonts w:ascii="Times New Roman" w:hAnsi="Times New Roman" w:cs="Times New Roman"/>
           <w:sz w:val="28"/>
@@ -8590,6 +8813,7 @@
           <w:ilvl w:val="0"/>
           <w:numId w:val="26"/>
         </w:numPr>
+        <w:jc w:val="both"/>
         <w:rPr>
           <w:rFonts w:ascii="Times New Roman" w:hAnsi="Times New Roman" w:cs="Times New Roman"/>
           <w:sz w:val="28"/>
@@ -8648,6 +8872,7 @@
           <w:ilvl w:val="0"/>
           <w:numId w:val="26"/>
         </w:numPr>
+        <w:jc w:val="both"/>
         <w:rPr>
           <w:rFonts w:ascii="Times New Roman" w:hAnsi="Times New Roman" w:cs="Times New Roman"/>
           <w:sz w:val="28"/>
@@ -8667,6 +8892,7 @@
       <w:pPr>
         <w:pStyle w:val="ListParagraph"/>
         <w:ind w:left="2160"/>
+        <w:jc w:val="both"/>
         <w:rPr>
           <w:rFonts w:ascii="Times New Roman" w:hAnsi="Times New Roman" w:cs="Times New Roman"/>
           <w:sz w:val="32"/>
@@ -8681,6 +8907,7 @@
           <w:ilvl w:val="0"/>
           <w:numId w:val="18"/>
         </w:numPr>
+        <w:jc w:val="both"/>
         <w:rPr>
           <w:rFonts w:ascii="Times New Roman" w:hAnsi="Times New Roman" w:cs="Times New Roman"/>
           <w:sz w:val="32"/>
@@ -8704,6 +8931,7 @@
           <w:ilvl w:val="0"/>
           <w:numId w:val="27"/>
         </w:numPr>
+        <w:jc w:val="both"/>
         <w:rPr>
           <w:rFonts w:ascii="Times New Roman" w:hAnsi="Times New Roman" w:cs="Times New Roman"/>
           <w:sz w:val="28"/>
@@ -8744,6 +8972,7 @@
           <w:ilvl w:val="0"/>
           <w:numId w:val="27"/>
         </w:numPr>
+        <w:jc w:val="both"/>
         <w:rPr>
           <w:rFonts w:ascii="Times New Roman" w:hAnsi="Times New Roman" w:cs="Times New Roman"/>
           <w:sz w:val="28"/>
@@ -8766,6 +8995,7 @@
           <w:ilvl w:val="0"/>
           <w:numId w:val="27"/>
         </w:numPr>
+        <w:jc w:val="both"/>
         <w:rPr>
           <w:rFonts w:ascii="Times New Roman" w:hAnsi="Times New Roman" w:cs="Times New Roman"/>
           <w:sz w:val="28"/>
@@ -8788,6 +9018,7 @@
           <w:ilvl w:val="0"/>
           <w:numId w:val="27"/>
         </w:numPr>
+        <w:jc w:val="both"/>
         <w:rPr>
           <w:rFonts w:ascii="Times New Roman" w:hAnsi="Times New Roman" w:cs="Times New Roman"/>
           <w:sz w:val="28"/>
@@ -8807,6 +9038,7 @@
       <w:pPr>
         <w:pStyle w:val="ListParagraph"/>
         <w:ind w:left="2160"/>
+        <w:jc w:val="both"/>
         <w:rPr>
           <w:rFonts w:ascii="Times New Roman" w:hAnsi="Times New Roman" w:cs="Times New Roman"/>
           <w:sz w:val="32"/>
@@ -8821,6 +9053,7 @@
           <w:ilvl w:val="0"/>
           <w:numId w:val="18"/>
         </w:numPr>
+        <w:jc w:val="both"/>
         <w:rPr>
           <w:rFonts w:ascii="Times New Roman" w:hAnsi="Times New Roman" w:cs="Times New Roman"/>
           <w:sz w:val="32"/>
@@ -8844,6 +9077,7 @@
           <w:ilvl w:val="0"/>
           <w:numId w:val="28"/>
         </w:numPr>
+        <w:jc w:val="both"/>
         <w:rPr>
           <w:rFonts w:ascii="Times New Roman" w:hAnsi="Times New Roman" w:cs="Times New Roman"/>
           <w:sz w:val="28"/>
@@ -8866,6 +9100,7 @@
           <w:ilvl w:val="0"/>
           <w:numId w:val="28"/>
         </w:numPr>
+        <w:jc w:val="both"/>
         <w:rPr>
           <w:rFonts w:ascii="Times New Roman" w:hAnsi="Times New Roman" w:cs="Times New Roman"/>
           <w:sz w:val="28"/>
@@ -8888,6 +9123,7 @@
           <w:ilvl w:val="0"/>
           <w:numId w:val="28"/>
         </w:numPr>
+        <w:jc w:val="both"/>
         <w:rPr>
           <w:rFonts w:ascii="Times New Roman" w:hAnsi="Times New Roman" w:cs="Times New Roman"/>
           <w:sz w:val="28"/>
@@ -8910,6 +9146,7 @@
           <w:ilvl w:val="0"/>
           <w:numId w:val="28"/>
         </w:numPr>
+        <w:jc w:val="both"/>
         <w:rPr>
           <w:rFonts w:ascii="Times New Roman" w:hAnsi="Times New Roman" w:cs="Times New Roman"/>
           <w:sz w:val="28"/>
@@ -8929,47 +9166,53 @@
       <w:pPr>
         <w:pStyle w:val="ListParagraph"/>
         <w:ind w:left="2160"/>
-        <w:rPr>
-          <w:rFonts w:ascii="Times New Roman" w:hAnsi="Times New Roman" w:cs="Times New Roman"/>
-          <w:sz w:val="28"/>
-          <w:szCs w:val="28"/>
-        </w:rPr>
-      </w:pPr>
-    </w:p>
-    <w:p>
-      <w:pPr>
-        <w:rPr>
-          <w:sz w:val="28"/>
-          <w:szCs w:val="28"/>
-        </w:rPr>
-      </w:pPr>
-    </w:p>
-    <w:p>
-      <w:pPr>
-        <w:rPr>
-          <w:sz w:val="28"/>
-          <w:szCs w:val="28"/>
-        </w:rPr>
-      </w:pPr>
-    </w:p>
-    <w:p>
-      <w:pPr>
-        <w:rPr>
-          <w:sz w:val="28"/>
-          <w:szCs w:val="28"/>
-        </w:rPr>
-      </w:pPr>
-    </w:p>
-    <w:p>
-      <w:pPr>
-        <w:rPr>
-          <w:sz w:val="28"/>
-          <w:szCs w:val="28"/>
-        </w:rPr>
-      </w:pPr>
-    </w:p>
-    <w:p>
-      <w:pPr>
+        <w:jc w:val="both"/>
+        <w:rPr>
+          <w:rFonts w:ascii="Times New Roman" w:hAnsi="Times New Roman" w:cs="Times New Roman"/>
+          <w:sz w:val="28"/>
+          <w:szCs w:val="28"/>
+        </w:rPr>
+      </w:pPr>
+    </w:p>
+    <w:p>
+      <w:pPr>
+        <w:jc w:val="both"/>
+        <w:rPr>
+          <w:sz w:val="28"/>
+          <w:szCs w:val="28"/>
+        </w:rPr>
+      </w:pPr>
+    </w:p>
+    <w:p>
+      <w:pPr>
+        <w:jc w:val="both"/>
+        <w:rPr>
+          <w:sz w:val="28"/>
+          <w:szCs w:val="28"/>
+        </w:rPr>
+      </w:pPr>
+    </w:p>
+    <w:p>
+      <w:pPr>
+        <w:jc w:val="both"/>
+        <w:rPr>
+          <w:sz w:val="28"/>
+          <w:szCs w:val="28"/>
+        </w:rPr>
+      </w:pPr>
+    </w:p>
+    <w:p>
+      <w:pPr>
+        <w:jc w:val="both"/>
+        <w:rPr>
+          <w:sz w:val="28"/>
+          <w:szCs w:val="28"/>
+        </w:rPr>
+      </w:pPr>
+    </w:p>
+    <w:p>
+      <w:pPr>
+        <w:jc w:val="both"/>
         <w:rPr>
           <w:sz w:val="28"/>
           <w:szCs w:val="28"/>
@@ -8983,6 +9226,7 @@
           <w:ilvl w:val="0"/>
           <w:numId w:val="18"/>
         </w:numPr>
+        <w:jc w:val="both"/>
         <w:rPr>
           <w:rFonts w:ascii="Times New Roman" w:hAnsi="Times New Roman" w:cs="Times New Roman"/>
           <w:sz w:val="32"/>
@@ -9007,6 +9251,7 @@
           <w:ilvl w:val="0"/>
           <w:numId w:val="29"/>
         </w:numPr>
+        <w:jc w:val="both"/>
         <w:rPr>
           <w:rFonts w:ascii="Times New Roman" w:hAnsi="Times New Roman" w:cs="Times New Roman"/>
           <w:sz w:val="28"/>
@@ -9029,6 +9274,7 @@
           <w:ilvl w:val="0"/>
           <w:numId w:val="29"/>
         </w:numPr>
+        <w:jc w:val="both"/>
         <w:rPr>
           <w:rFonts w:ascii="Times New Roman" w:hAnsi="Times New Roman" w:cs="Times New Roman"/>
           <w:sz w:val="28"/>
@@ -9051,6 +9297,7 @@
           <w:ilvl w:val="0"/>
           <w:numId w:val="29"/>
         </w:numPr>
+        <w:jc w:val="both"/>
         <w:rPr>
           <w:rFonts w:ascii="Times New Roman" w:hAnsi="Times New Roman" w:cs="Times New Roman"/>
           <w:sz w:val="28"/>
@@ -9073,6 +9320,7 @@
           <w:ilvl w:val="0"/>
           <w:numId w:val="29"/>
         </w:numPr>
+        <w:jc w:val="both"/>
         <w:rPr>
           <w:rFonts w:ascii="Times New Roman" w:hAnsi="Times New Roman" w:cs="Times New Roman"/>
           <w:sz w:val="28"/>
@@ -9095,6 +9343,7 @@
           <w:ilvl w:val="0"/>
           <w:numId w:val="29"/>
         </w:numPr>
+        <w:jc w:val="both"/>
         <w:rPr>
           <w:rFonts w:ascii="Times New Roman" w:hAnsi="Times New Roman" w:cs="Times New Roman"/>
           <w:sz w:val="28"/>
@@ -9114,6 +9363,7 @@
       <w:pPr>
         <w:pStyle w:val="ListParagraph"/>
         <w:ind w:left="2160"/>
+        <w:jc w:val="both"/>
         <w:rPr>
           <w:rFonts w:ascii="Times New Roman" w:hAnsi="Times New Roman" w:cs="Times New Roman"/>
           <w:sz w:val="28"/>
@@ -9128,6 +9378,7 @@
           <w:ilvl w:val="0"/>
           <w:numId w:val="18"/>
         </w:numPr>
+        <w:jc w:val="both"/>
         <w:rPr>
           <w:rFonts w:ascii="Times New Roman" w:hAnsi="Times New Roman" w:cs="Times New Roman"/>
           <w:sz w:val="32"/>
@@ -9151,6 +9402,7 @@
           <w:ilvl w:val="0"/>
           <w:numId w:val="30"/>
         </w:numPr>
+        <w:jc w:val="both"/>
         <w:rPr>
           <w:rFonts w:ascii="Times New Roman" w:hAnsi="Times New Roman" w:cs="Times New Roman"/>
           <w:sz w:val="28"/>
@@ -9173,6 +9425,7 @@
           <w:ilvl w:val="0"/>
           <w:numId w:val="30"/>
         </w:numPr>
+        <w:jc w:val="both"/>
         <w:rPr>
           <w:rFonts w:ascii="Times New Roman" w:hAnsi="Times New Roman" w:cs="Times New Roman"/>
           <w:sz w:val="28"/>
@@ -9205,6 +9458,7 @@
           <w:ilvl w:val="0"/>
           <w:numId w:val="30"/>
         </w:numPr>
+        <w:jc w:val="both"/>
         <w:rPr>
           <w:rFonts w:ascii="Times New Roman" w:hAnsi="Times New Roman" w:cs="Times New Roman"/>
           <w:sz w:val="28"/>
@@ -9224,6 +9478,7 @@
       <w:pPr>
         <w:pStyle w:val="ListParagraph"/>
         <w:ind w:left="2160"/>
+        <w:jc w:val="both"/>
         <w:rPr>
           <w:rFonts w:ascii="Times New Roman" w:hAnsi="Times New Roman" w:cs="Times New Roman"/>
           <w:sz w:val="32"/>
@@ -9238,6 +9493,7 @@
           <w:ilvl w:val="0"/>
           <w:numId w:val="18"/>
         </w:numPr>
+        <w:jc w:val="both"/>
         <w:rPr>
           <w:rFonts w:ascii="Times New Roman" w:hAnsi="Times New Roman" w:cs="Times New Roman"/>
           <w:sz w:val="32"/>
@@ -9261,6 +9517,7 @@
           <w:ilvl w:val="0"/>
           <w:numId w:val="31"/>
         </w:numPr>
+        <w:jc w:val="both"/>
         <w:rPr>
           <w:rFonts w:ascii="Times New Roman" w:hAnsi="Times New Roman" w:cs="Times New Roman"/>
           <w:sz w:val="28"/>
@@ -9283,6 +9540,7 @@
           <w:ilvl w:val="0"/>
           <w:numId w:val="31"/>
         </w:numPr>
+        <w:jc w:val="both"/>
         <w:rPr>
           <w:rFonts w:ascii="Times New Roman" w:hAnsi="Times New Roman" w:cs="Times New Roman"/>
           <w:sz w:val="28"/>
@@ -9320,6 +9578,7 @@
       <w:pPr>
         <w:pStyle w:val="ListParagraph"/>
         <w:ind w:left="2160"/>
+        <w:jc w:val="both"/>
         <w:rPr>
           <w:rFonts w:ascii="Times New Roman" w:hAnsi="Times New Roman" w:cs="Times New Roman"/>
           <w:sz w:val="28"/>
@@ -9334,6 +9593,7 @@
           <w:ilvl w:val="0"/>
           <w:numId w:val="18"/>
         </w:numPr>
+        <w:jc w:val="both"/>
         <w:rPr>
           <w:rFonts w:ascii="Times New Roman" w:hAnsi="Times New Roman" w:cs="Times New Roman"/>
           <w:sz w:val="32"/>
@@ -9357,6 +9617,7 @@
           <w:ilvl w:val="0"/>
           <w:numId w:val="32"/>
         </w:numPr>
+        <w:jc w:val="both"/>
         <w:rPr>
           <w:rFonts w:ascii="Times New Roman" w:hAnsi="Times New Roman" w:cs="Times New Roman"/>
           <w:sz w:val="28"/>
@@ -9379,6 +9640,7 @@
           <w:ilvl w:val="0"/>
           <w:numId w:val="32"/>
         </w:numPr>
+        <w:jc w:val="both"/>
         <w:rPr>
           <w:rFonts w:ascii="Times New Roman" w:hAnsi="Times New Roman" w:cs="Times New Roman"/>
           <w:sz w:val="28"/>
@@ -9785,12 +10047,21 @@
           <w:ilvl w:val="0"/>
           <w:numId w:val="2"/>
         </w:numPr>
-        <w:rPr>
-          <w:rFonts w:ascii="Times New Roman" w:hAnsi="Times New Roman" w:cs="Times New Roman"/>
-          <w:sz w:val="32"/>
-          <w:szCs w:val="32"/>
-        </w:rPr>
-      </w:pPr>
+        <w:jc w:val="both"/>
+        <w:rPr>
+          <w:rFonts w:ascii="Times New Roman" w:hAnsi="Times New Roman" w:cs="Times New Roman"/>
+          <w:sz w:val="32"/>
+          <w:szCs w:val="32"/>
+        </w:rPr>
+      </w:pPr>
+      <w:r>
+        <w:rPr>
+          <w:rFonts w:ascii="Times New Roman" w:hAnsi="Times New Roman" w:cs="Times New Roman"/>
+          <w:sz w:val="32"/>
+          <w:szCs w:val="32"/>
+        </w:rPr>
+        <w:t xml:space="preserve">6.1 </w:t>
+      </w:r>
       <w:r>
         <w:rPr>
           <w:rFonts w:ascii="Times New Roman" w:hAnsi="Times New Roman" w:cs="Times New Roman"/>
@@ -9807,12 +10078,21 @@
           <w:ilvl w:val="0"/>
           <w:numId w:val="17"/>
         </w:numPr>
-        <w:rPr>
-          <w:rFonts w:ascii="Times New Roman" w:hAnsi="Times New Roman" w:cs="Times New Roman"/>
-          <w:sz w:val="32"/>
-          <w:szCs w:val="32"/>
-        </w:rPr>
-      </w:pPr>
+        <w:jc w:val="both"/>
+        <w:rPr>
+          <w:rFonts w:ascii="Times New Roman" w:hAnsi="Times New Roman" w:cs="Times New Roman"/>
+          <w:sz w:val="32"/>
+          <w:szCs w:val="32"/>
+        </w:rPr>
+      </w:pPr>
+      <w:r>
+        <w:rPr>
+          <w:rFonts w:ascii="Times New Roman" w:hAnsi="Times New Roman" w:cs="Times New Roman"/>
+          <w:sz w:val="32"/>
+          <w:szCs w:val="32"/>
+        </w:rPr>
+        <w:t xml:space="preserve">6.1.1 </w:t>
+      </w:r>
       <w:r>
         <w:rPr>
           <w:rFonts w:ascii="Times New Roman" w:hAnsi="Times New Roman" w:cs="Times New Roman"/>
@@ -9829,6 +10109,7 @@
           <w:ilvl w:val="0"/>
           <w:numId w:val="36"/>
         </w:numPr>
+        <w:jc w:val="both"/>
         <w:rPr>
           <w:rFonts w:ascii="Times New Roman" w:hAnsi="Times New Roman" w:cs="Times New Roman"/>
           <w:sz w:val="28"/>
@@ -9858,7 +10139,23 @@
           <w:sz w:val="28"/>
           <w:szCs w:val="28"/>
         </w:rPr>
-        <w:t>NumPy ,TensorFlow</w:t>
+        <w:t xml:space="preserve">NumPy </w:t>
+      </w:r>
+      <w:r>
+        <w:rPr>
+          <w:rFonts w:ascii="Times New Roman" w:hAnsi="Times New Roman" w:cs="Times New Roman"/>
+          <w:sz w:val="28"/>
+          <w:szCs w:val="28"/>
+        </w:rPr>
+        <w:t>,</w:t>
+      </w:r>
+      <w:r>
+        <w:rPr>
+          <w:rFonts w:ascii="Times New Roman" w:hAnsi="Times New Roman" w:cs="Times New Roman"/>
+          <w:sz w:val="28"/>
+          <w:szCs w:val="28"/>
+        </w:rPr>
+        <w:t>TensorFlow</w:t>
       </w:r>
       <w:proofErr w:type="gramEnd"/>
       <w:r>
@@ -9910,6 +10207,7 @@
       <w:pPr>
         <w:pStyle w:val="ListParagraph"/>
         <w:ind w:left="2160"/>
+        <w:jc w:val="both"/>
         <w:rPr>
           <w:rFonts w:ascii="Times New Roman" w:hAnsi="Times New Roman" w:cs="Times New Roman"/>
           <w:sz w:val="28"/>
@@ -9924,6 +10222,7 @@
           <w:ilvl w:val="0"/>
           <w:numId w:val="36"/>
         </w:numPr>
+        <w:jc w:val="both"/>
         <w:rPr>
           <w:rFonts w:ascii="Times New Roman" w:hAnsi="Times New Roman" w:cs="Times New Roman"/>
           <w:sz w:val="28"/>
@@ -9943,6 +10242,7 @@
       <w:pPr>
         <w:pStyle w:val="ListParagraph"/>
         <w:ind w:left="2160" w:firstLine="720"/>
+        <w:jc w:val="both"/>
         <w:rPr>
           <w:rFonts w:ascii="Times New Roman" w:hAnsi="Times New Roman" w:cs="Times New Roman"/>
           <w:sz w:val="28"/>
@@ -9980,6 +10280,7 @@
       <w:pPr>
         <w:pStyle w:val="ListParagraph"/>
         <w:ind w:left="2160" w:firstLine="720"/>
+        <w:jc w:val="both"/>
         <w:rPr>
           <w:rFonts w:ascii="Times New Roman" w:hAnsi="Times New Roman" w:cs="Times New Roman"/>
           <w:sz w:val="28"/>
@@ -10017,6 +10318,7 @@
       <w:pPr>
         <w:pStyle w:val="ListParagraph"/>
         <w:ind w:left="2160" w:firstLine="720"/>
+        <w:jc w:val="both"/>
         <w:rPr>
           <w:rFonts w:ascii="Times New Roman" w:hAnsi="Times New Roman" w:cs="Times New Roman"/>
           <w:sz w:val="28"/>
@@ -10036,6 +10338,7 @@
       <w:pPr>
         <w:pStyle w:val="ListParagraph"/>
         <w:ind w:left="2160"/>
+        <w:jc w:val="both"/>
         <w:rPr>
           <w:rFonts w:ascii="Times New Roman" w:hAnsi="Times New Roman" w:cs="Times New Roman"/>
           <w:sz w:val="28"/>
@@ -10050,6 +10353,7 @@
           <w:ilvl w:val="0"/>
           <w:numId w:val="36"/>
         </w:numPr>
+        <w:jc w:val="both"/>
         <w:rPr>
           <w:rFonts w:ascii="Times New Roman" w:hAnsi="Times New Roman" w:cs="Times New Roman"/>
           <w:sz w:val="28"/>
@@ -10069,6 +10373,7 @@
       <w:pPr>
         <w:pStyle w:val="ListParagraph"/>
         <w:ind w:left="2160"/>
+        <w:jc w:val="both"/>
         <w:rPr>
           <w:rFonts w:ascii="Times New Roman" w:hAnsi="Times New Roman" w:cs="Times New Roman"/>
           <w:sz w:val="28"/>
@@ -10106,6 +10411,7 @@
       <w:pPr>
         <w:pStyle w:val="ListParagraph"/>
         <w:ind w:left="2160"/>
+        <w:jc w:val="both"/>
         <w:rPr>
           <w:rFonts w:ascii="Times New Roman" w:hAnsi="Times New Roman" w:cs="Times New Roman"/>
           <w:sz w:val="28"/>
@@ -10125,6 +10431,7 @@
       <w:pPr>
         <w:pStyle w:val="ListParagraph"/>
         <w:ind w:left="2160"/>
+        <w:jc w:val="both"/>
         <w:rPr>
           <w:rFonts w:ascii="Times New Roman" w:hAnsi="Times New Roman" w:cs="Times New Roman"/>
           <w:sz w:val="28"/>
@@ -10278,6 +10585,7 @@
       <w:pPr>
         <w:pStyle w:val="ListParagraph"/>
         <w:ind w:left="2160"/>
+        <w:jc w:val="both"/>
         <w:rPr>
           <w:rFonts w:ascii="Times New Roman" w:hAnsi="Times New Roman" w:cs="Times New Roman"/>
           <w:sz w:val="28"/>
@@ -10289,6 +10597,7 @@
       <w:pPr>
         <w:pStyle w:val="ListParagraph"/>
         <w:ind w:left="2160"/>
+        <w:jc w:val="both"/>
         <w:rPr>
           <w:rFonts w:ascii="Times New Roman" w:hAnsi="Times New Roman" w:cs="Times New Roman"/>
           <w:sz w:val="28"/>
@@ -10373,6 +10682,7 @@
           <w:ilvl w:val="0"/>
           <w:numId w:val="36"/>
         </w:numPr>
+        <w:jc w:val="both"/>
         <w:rPr>
           <w:rFonts w:ascii="Times New Roman" w:hAnsi="Times New Roman" w:cs="Times New Roman"/>
           <w:sz w:val="28"/>
@@ -10392,6 +10702,7 @@
       <w:pPr>
         <w:pStyle w:val="ListParagraph"/>
         <w:ind w:left="2160"/>
+        <w:jc w:val="both"/>
         <w:rPr>
           <w:rFonts w:ascii="Times New Roman" w:hAnsi="Times New Roman" w:cs="Times New Roman"/>
           <w:sz w:val="28"/>
@@ -10429,6 +10740,7 @@
       <w:pPr>
         <w:pStyle w:val="ListParagraph"/>
         <w:ind w:left="2160"/>
+        <w:jc w:val="both"/>
         <w:rPr>
           <w:rFonts w:ascii="Times New Roman" w:hAnsi="Times New Roman" w:cs="Times New Roman"/>
           <w:sz w:val="28"/>
@@ -10443,6 +10755,7 @@
           <w:ilvl w:val="0"/>
           <w:numId w:val="36"/>
         </w:numPr>
+        <w:jc w:val="both"/>
         <w:rPr>
           <w:rFonts w:ascii="Times New Roman" w:hAnsi="Times New Roman" w:cs="Times New Roman"/>
           <w:sz w:val="28"/>
@@ -10480,6 +10793,7 @@
       <w:pPr>
         <w:pStyle w:val="ListParagraph"/>
         <w:ind w:left="2160"/>
+        <w:jc w:val="both"/>
         <w:rPr>
           <w:rFonts w:ascii="Times New Roman" w:hAnsi="Times New Roman" w:cs="Times New Roman"/>
           <w:sz w:val="28"/>
@@ -10499,6 +10813,7 @@
       <w:pPr>
         <w:pStyle w:val="ListParagraph"/>
         <w:ind w:left="2160"/>
+        <w:jc w:val="both"/>
         <w:rPr>
           <w:rFonts w:ascii="Times New Roman" w:hAnsi="Times New Roman" w:cs="Times New Roman"/>
           <w:sz w:val="28"/>
@@ -10518,6 +10833,7 @@
       <w:pPr>
         <w:pStyle w:val="ListParagraph"/>
         <w:ind w:left="2160" w:firstLine="720"/>
+        <w:jc w:val="both"/>
         <w:rPr>
           <w:rFonts w:ascii="Times New Roman" w:hAnsi="Times New Roman" w:cs="Times New Roman"/>
           <w:sz w:val="28"/>
@@ -10537,6 +10853,7 @@
       <w:pPr>
         <w:pStyle w:val="ListParagraph"/>
         <w:ind w:left="2160" w:firstLine="720"/>
+        <w:jc w:val="both"/>
         <w:rPr>
           <w:rFonts w:ascii="Times New Roman" w:hAnsi="Times New Roman" w:cs="Times New Roman"/>
           <w:sz w:val="28"/>
@@ -10556,6 +10873,7 @@
       <w:pPr>
         <w:pStyle w:val="ListParagraph"/>
         <w:ind w:left="2160" w:firstLine="720"/>
+        <w:jc w:val="both"/>
         <w:rPr>
           <w:rFonts w:ascii="Times New Roman" w:hAnsi="Times New Roman" w:cs="Times New Roman"/>
           <w:sz w:val="28"/>
@@ -10575,6 +10893,7 @@
       <w:pPr>
         <w:pStyle w:val="ListParagraph"/>
         <w:ind w:left="2160" w:firstLine="720"/>
+        <w:jc w:val="both"/>
         <w:rPr>
           <w:rFonts w:ascii="Times New Roman" w:hAnsi="Times New Roman" w:cs="Times New Roman"/>
           <w:sz w:val="28"/>
@@ -10604,6 +10923,7 @@
       <w:pPr>
         <w:pStyle w:val="ListParagraph"/>
         <w:ind w:left="2160"/>
+        <w:jc w:val="both"/>
         <w:rPr>
           <w:rFonts w:ascii="Times New Roman" w:hAnsi="Times New Roman" w:cs="Times New Roman"/>
           <w:sz w:val="28"/>
@@ -10624,6 +10944,7 @@
       <w:pPr>
         <w:pStyle w:val="ListParagraph"/>
         <w:ind w:left="2160" w:firstLine="720"/>
+        <w:jc w:val="both"/>
         <w:rPr>
           <w:rFonts w:ascii="Times New Roman" w:hAnsi="Times New Roman" w:cs="Times New Roman"/>
           <w:sz w:val="28"/>
@@ -10643,6 +10964,7 @@
       <w:pPr>
         <w:pStyle w:val="ListParagraph"/>
         <w:ind w:left="2160" w:firstLine="720"/>
+        <w:jc w:val="both"/>
         <w:rPr>
           <w:rFonts w:ascii="Times New Roman" w:hAnsi="Times New Roman" w:cs="Times New Roman"/>
           <w:sz w:val="28"/>
@@ -10662,6 +10984,7 @@
       <w:pPr>
         <w:pStyle w:val="ListParagraph"/>
         <w:ind w:left="2160" w:firstLine="720"/>
+        <w:jc w:val="both"/>
         <w:rPr>
           <w:rFonts w:ascii="Times New Roman" w:hAnsi="Times New Roman" w:cs="Times New Roman"/>
           <w:sz w:val="28"/>
@@ -10681,6 +11004,7 @@
       <w:pPr>
         <w:pStyle w:val="ListParagraph"/>
         <w:ind w:left="2160" w:firstLine="720"/>
+        <w:jc w:val="both"/>
         <w:rPr>
           <w:rFonts w:ascii="Times New Roman" w:hAnsi="Times New Roman" w:cs="Times New Roman"/>
           <w:sz w:val="28"/>
@@ -10708,6 +11032,7 @@
       <w:pPr>
         <w:pStyle w:val="ListParagraph"/>
         <w:ind w:left="2160"/>
+        <w:jc w:val="both"/>
         <w:rPr>
           <w:rFonts w:ascii="Times New Roman" w:hAnsi="Times New Roman" w:cs="Times New Roman"/>
           <w:sz w:val="28"/>
@@ -10727,6 +11052,7 @@
       <w:pPr>
         <w:pStyle w:val="ListParagraph"/>
         <w:ind w:left="2160" w:firstLine="720"/>
+        <w:jc w:val="both"/>
         <w:rPr>
           <w:rFonts w:ascii="Times New Roman" w:hAnsi="Times New Roman" w:cs="Times New Roman"/>
           <w:sz w:val="28"/>
@@ -10746,6 +11072,7 @@
       <w:pPr>
         <w:pStyle w:val="ListParagraph"/>
         <w:ind w:left="2160" w:firstLine="720"/>
+        <w:jc w:val="both"/>
         <w:rPr>
           <w:rFonts w:ascii="Times New Roman" w:hAnsi="Times New Roman" w:cs="Times New Roman"/>
           <w:sz w:val="28"/>
@@ -10765,6 +11092,7 @@
       <w:pPr>
         <w:pStyle w:val="ListParagraph"/>
         <w:ind w:left="2160" w:firstLine="720"/>
+        <w:jc w:val="both"/>
         <w:rPr>
           <w:rFonts w:ascii="Times New Roman" w:hAnsi="Times New Roman" w:cs="Times New Roman"/>
           <w:sz w:val="28"/>
@@ -10784,6 +11112,7 @@
       <w:pPr>
         <w:pStyle w:val="ListParagraph"/>
         <w:ind w:left="2160" w:firstLine="720"/>
+        <w:jc w:val="both"/>
         <w:rPr>
           <w:rFonts w:ascii="Times New Roman" w:hAnsi="Times New Roman" w:cs="Times New Roman"/>
           <w:sz w:val="28"/>
@@ -10803,6 +11132,7 @@
       <w:pPr>
         <w:pStyle w:val="ListParagraph"/>
         <w:ind w:left="2160"/>
+        <w:jc w:val="both"/>
         <w:rPr>
           <w:rFonts w:ascii="Times New Roman" w:hAnsi="Times New Roman" w:cs="Times New Roman"/>
           <w:sz w:val="28"/>
@@ -10822,6 +11152,7 @@
       <w:pPr>
         <w:pStyle w:val="ListParagraph"/>
         <w:ind w:left="2160" w:firstLine="720"/>
+        <w:jc w:val="both"/>
         <w:rPr>
           <w:rFonts w:ascii="Times New Roman" w:hAnsi="Times New Roman" w:cs="Times New Roman"/>
           <w:sz w:val="28"/>
@@ -10841,6 +11172,7 @@
       <w:pPr>
         <w:pStyle w:val="ListParagraph"/>
         <w:ind w:left="2160" w:firstLine="720"/>
+        <w:jc w:val="both"/>
         <w:rPr>
           <w:rFonts w:ascii="Times New Roman" w:hAnsi="Times New Roman" w:cs="Times New Roman"/>
           <w:sz w:val="28"/>
@@ -10860,6 +11192,7 @@
       <w:pPr>
         <w:pStyle w:val="ListParagraph"/>
         <w:ind w:left="2160" w:firstLine="720"/>
+        <w:jc w:val="both"/>
         <w:rPr>
           <w:rFonts w:ascii="Times New Roman" w:hAnsi="Times New Roman" w:cs="Times New Roman"/>
           <w:sz w:val="28"/>
@@ -10879,6 +11212,7 @@
       <w:pPr>
         <w:pStyle w:val="ListParagraph"/>
         <w:ind w:left="2160" w:firstLine="720"/>
+        <w:jc w:val="both"/>
         <w:rPr>
           <w:rFonts w:ascii="Times New Roman" w:hAnsi="Times New Roman" w:cs="Times New Roman"/>
           <w:sz w:val="28"/>
@@ -10898,6 +11232,7 @@
       <w:pPr>
         <w:pStyle w:val="ListParagraph"/>
         <w:ind w:left="2160" w:firstLine="720"/>
+        <w:jc w:val="both"/>
         <w:rPr>
           <w:rFonts w:ascii="Times New Roman" w:hAnsi="Times New Roman" w:cs="Times New Roman"/>
           <w:sz w:val="28"/>
@@ -10909,6 +11244,7 @@
       <w:pPr>
         <w:pStyle w:val="ListParagraph"/>
         <w:ind w:left="2160"/>
+        <w:jc w:val="both"/>
         <w:rPr>
           <w:rFonts w:ascii="Times New Roman" w:hAnsi="Times New Roman" w:cs="Times New Roman"/>
           <w:sz w:val="28"/>
@@ -10928,6 +11264,7 @@
       <w:pPr>
         <w:pStyle w:val="ListParagraph"/>
         <w:ind w:left="2160" w:firstLine="720"/>
+        <w:jc w:val="both"/>
         <w:rPr>
           <w:rFonts w:ascii="Times New Roman" w:hAnsi="Times New Roman" w:cs="Times New Roman"/>
           <w:sz w:val="28"/>
@@ -10947,6 +11284,7 @@
       <w:pPr>
         <w:pStyle w:val="ListParagraph"/>
         <w:ind w:left="2160" w:firstLine="720"/>
+        <w:jc w:val="both"/>
         <w:rPr>
           <w:rFonts w:ascii="Times New Roman" w:hAnsi="Times New Roman" w:cs="Times New Roman"/>
           <w:sz w:val="28"/>
@@ -10966,6 +11304,7 @@
       <w:pPr>
         <w:pStyle w:val="ListParagraph"/>
         <w:ind w:left="2160" w:firstLine="720"/>
+        <w:jc w:val="both"/>
         <w:rPr>
           <w:rFonts w:ascii="Times New Roman" w:hAnsi="Times New Roman" w:cs="Times New Roman"/>
           <w:sz w:val="28"/>
@@ -10985,6 +11324,7 @@
       <w:pPr>
         <w:pStyle w:val="ListParagraph"/>
         <w:ind w:left="2160" w:firstLine="720"/>
+        <w:jc w:val="both"/>
         <w:rPr>
           <w:rFonts w:ascii="Times New Roman" w:hAnsi="Times New Roman" w:cs="Times New Roman"/>
           <w:sz w:val="28"/>
@@ -11006,6 +11346,7 @@
       <w:pPr>
         <w:pStyle w:val="ListParagraph"/>
         <w:ind w:left="2160" w:firstLine="720"/>
+        <w:jc w:val="both"/>
         <w:rPr>
           <w:rFonts w:ascii="Times New Roman" w:hAnsi="Times New Roman" w:cs="Times New Roman"/>
           <w:sz w:val="28"/>
@@ -11021,6 +11362,7 @@
           <w:ilvl w:val="0"/>
           <w:numId w:val="36"/>
         </w:numPr>
+        <w:jc w:val="both"/>
         <w:rPr>
           <w:rFonts w:ascii="Times New Roman" w:hAnsi="Times New Roman" w:cs="Times New Roman"/>
           <w:sz w:val="28"/>
@@ -11056,6 +11398,7 @@
       <w:pPr>
         <w:pStyle w:val="ListParagraph"/>
         <w:ind w:left="2160"/>
+        <w:jc w:val="both"/>
         <w:rPr>
           <w:rFonts w:ascii="Times New Roman" w:hAnsi="Times New Roman" w:cs="Times New Roman"/>
           <w:sz w:val="28"/>
@@ -11075,6 +11418,7 @@
       <w:pPr>
         <w:pStyle w:val="ListParagraph"/>
         <w:ind w:left="2160"/>
+        <w:jc w:val="both"/>
         <w:rPr>
           <w:rFonts w:ascii="Times New Roman" w:hAnsi="Times New Roman" w:cs="Times New Roman"/>
           <w:sz w:val="28"/>
@@ -11094,6 +11438,7 @@
       <w:pPr>
         <w:pStyle w:val="ListParagraph"/>
         <w:ind w:left="2160"/>
+        <w:jc w:val="both"/>
         <w:rPr>
           <w:rFonts w:ascii="Times New Roman" w:hAnsi="Times New Roman" w:cs="Times New Roman"/>
           <w:sz w:val="28"/>
@@ -11113,6 +11458,7 @@
       <w:pPr>
         <w:pStyle w:val="ListParagraph"/>
         <w:ind w:left="2160"/>
+        <w:jc w:val="both"/>
         <w:rPr>
           <w:rFonts w:ascii="Times New Roman" w:hAnsi="Times New Roman" w:cs="Times New Roman"/>
           <w:sz w:val="28"/>
@@ -11132,6 +11478,7 @@
       <w:pPr>
         <w:pStyle w:val="ListParagraph"/>
         <w:ind w:left="2160"/>
+        <w:jc w:val="both"/>
         <w:rPr>
           <w:rFonts w:ascii="Times New Roman" w:hAnsi="Times New Roman" w:cs="Times New Roman"/>
           <w:sz w:val="28"/>
@@ -11167,6 +11514,7 @@
       <w:pPr>
         <w:pStyle w:val="ListParagraph"/>
         <w:ind w:left="2160"/>
+        <w:jc w:val="both"/>
         <w:rPr>
           <w:rFonts w:ascii="Times New Roman" w:hAnsi="Times New Roman" w:cs="Times New Roman"/>
           <w:sz w:val="28"/>
@@ -11186,6 +11534,7 @@
       <w:pPr>
         <w:pStyle w:val="ListParagraph"/>
         <w:ind w:left="2160"/>
+        <w:jc w:val="both"/>
         <w:rPr>
           <w:rFonts w:ascii="Times New Roman" w:hAnsi="Times New Roman" w:cs="Times New Roman"/>
           <w:sz w:val="28"/>
@@ -11200,6 +11549,7 @@
           <w:ilvl w:val="0"/>
           <w:numId w:val="36"/>
         </w:numPr>
+        <w:jc w:val="both"/>
         <w:rPr>
           <w:rFonts w:ascii="Times New Roman" w:hAnsi="Times New Roman" w:cs="Times New Roman"/>
           <w:sz w:val="28"/>
@@ -11235,6 +11585,7 @@
       <w:pPr>
         <w:pStyle w:val="ListParagraph"/>
         <w:ind w:left="2160"/>
+        <w:jc w:val="both"/>
         <w:rPr>
           <w:rFonts w:ascii="Times New Roman" w:hAnsi="Times New Roman" w:cs="Times New Roman"/>
           <w:sz w:val="28"/>
@@ -11254,6 +11605,7 @@
       <w:pPr>
         <w:pStyle w:val="ListParagraph"/>
         <w:ind w:left="2160"/>
+        <w:jc w:val="both"/>
         <w:rPr>
           <w:rFonts w:ascii="Times New Roman" w:hAnsi="Times New Roman" w:cs="Times New Roman"/>
           <w:sz w:val="28"/>
@@ -11273,6 +11625,7 @@
       <w:pPr>
         <w:pStyle w:val="ListParagraph"/>
         <w:ind w:left="2160"/>
+        <w:jc w:val="both"/>
         <w:rPr>
           <w:rFonts w:ascii="Times New Roman" w:hAnsi="Times New Roman" w:cs="Times New Roman"/>
           <w:sz w:val="28"/>
@@ -11292,6 +11645,7 @@
       <w:pPr>
         <w:pStyle w:val="ListParagraph"/>
         <w:ind w:left="2160"/>
+        <w:jc w:val="both"/>
         <w:rPr>
           <w:rFonts w:ascii="Times New Roman" w:hAnsi="Times New Roman" w:cs="Times New Roman"/>
           <w:sz w:val="28"/>
@@ -11312,6 +11666,7 @@
       <w:pPr>
         <w:pStyle w:val="ListParagraph"/>
         <w:ind w:left="2160"/>
+        <w:jc w:val="both"/>
         <w:rPr>
           <w:rFonts w:ascii="Times New Roman" w:hAnsi="Times New Roman" w:cs="Times New Roman"/>
           <w:sz w:val="28"/>
@@ -11349,6 +11704,7 @@
       <w:pPr>
         <w:pStyle w:val="ListParagraph"/>
         <w:ind w:left="2160"/>
+        <w:jc w:val="both"/>
         <w:rPr>
           <w:rFonts w:ascii="Times New Roman" w:hAnsi="Times New Roman" w:cs="Times New Roman"/>
           <w:sz w:val="28"/>
@@ -11373,6 +11729,7 @@
           <w:ilvl w:val="0"/>
           <w:numId w:val="36"/>
         </w:numPr>
+        <w:jc w:val="both"/>
         <w:rPr>
           <w:rFonts w:ascii="Times New Roman" w:hAnsi="Times New Roman" w:cs="Times New Roman"/>
           <w:sz w:val="28"/>
@@ -11408,6 +11765,7 @@
       <w:pPr>
         <w:pStyle w:val="ListParagraph"/>
         <w:ind w:left="2160"/>
+        <w:jc w:val="both"/>
         <w:rPr>
           <w:rFonts w:ascii="Times New Roman" w:hAnsi="Times New Roman" w:cs="Times New Roman"/>
           <w:sz w:val="28"/>
@@ -11427,6 +11785,7 @@
       <w:pPr>
         <w:pStyle w:val="ListParagraph"/>
         <w:ind w:left="2160"/>
+        <w:jc w:val="both"/>
         <w:rPr>
           <w:rFonts w:ascii="Times New Roman" w:hAnsi="Times New Roman" w:cs="Times New Roman"/>
           <w:sz w:val="28"/>
@@ -11468,6 +11827,7 @@
       <w:pPr>
         <w:pStyle w:val="ListParagraph"/>
         <w:ind w:left="2160"/>
+        <w:jc w:val="both"/>
         <w:rPr>
           <w:rFonts w:ascii="Times New Roman" w:hAnsi="Times New Roman" w:cs="Times New Roman"/>
           <w:sz w:val="28"/>
@@ -11485,6 +11845,7 @@
     </w:p>
     <w:p>
       <w:pPr>
+        <w:jc w:val="both"/>
         <w:rPr>
           <w:sz w:val="36"/>
           <w:szCs w:val="36"/>
@@ -11498,12 +11859,21 @@
           <w:ilvl w:val="0"/>
           <w:numId w:val="2"/>
         </w:numPr>
-        <w:rPr>
-          <w:rFonts w:ascii="Times New Roman" w:hAnsi="Times New Roman" w:cs="Times New Roman"/>
-          <w:sz w:val="32"/>
-          <w:szCs w:val="32"/>
-        </w:rPr>
-      </w:pPr>
+        <w:jc w:val="both"/>
+        <w:rPr>
+          <w:rFonts w:ascii="Times New Roman" w:hAnsi="Times New Roman" w:cs="Times New Roman"/>
+          <w:sz w:val="32"/>
+          <w:szCs w:val="32"/>
+        </w:rPr>
+      </w:pPr>
+      <w:r>
+        <w:rPr>
+          <w:rFonts w:ascii="Times New Roman" w:hAnsi="Times New Roman" w:cs="Times New Roman"/>
+          <w:sz w:val="32"/>
+          <w:szCs w:val="32"/>
+        </w:rPr>
+        <w:t xml:space="preserve">6.2 </w:t>
+      </w:r>
       <w:r>
         <w:rPr>
           <w:rFonts w:ascii="Times New Roman" w:hAnsi="Times New Roman" w:cs="Times New Roman"/>
@@ -11520,12 +11890,21 @@
           <w:ilvl w:val="0"/>
           <w:numId w:val="17"/>
         </w:numPr>
+        <w:jc w:val="both"/>
         <w:rPr>
           <w:rFonts w:ascii="Times New Roman" w:hAnsi="Times New Roman" w:cs="Times New Roman"/>
           <w:sz w:val="36"/>
           <w:szCs w:val="36"/>
         </w:rPr>
       </w:pPr>
+      <w:r>
+        <w:rPr>
+          <w:rFonts w:ascii="Times New Roman" w:hAnsi="Times New Roman" w:cs="Times New Roman"/>
+          <w:sz w:val="32"/>
+          <w:szCs w:val="32"/>
+        </w:rPr>
+        <w:t xml:space="preserve">6.2.1 </w:t>
+      </w:r>
       <w:r>
         <w:rPr>
           <w:rFonts w:ascii="Times New Roman" w:hAnsi="Times New Roman" w:cs="Times New Roman"/>
@@ -11542,6 +11921,7 @@
           <w:ilvl w:val="0"/>
           <w:numId w:val="36"/>
         </w:numPr>
+        <w:jc w:val="both"/>
         <w:rPr>
           <w:rFonts w:ascii="Times New Roman" w:hAnsi="Times New Roman" w:cs="Times New Roman"/>
           <w:sz w:val="28"/>
@@ -11564,6 +11944,7 @@
           <w:ilvl w:val="0"/>
           <w:numId w:val="36"/>
         </w:numPr>
+        <w:jc w:val="both"/>
         <w:rPr>
           <w:rFonts w:ascii="Times New Roman" w:hAnsi="Times New Roman" w:cs="Times New Roman"/>
           <w:sz w:val="28"/>
@@ -11586,6 +11967,7 @@
           <w:ilvl w:val="0"/>
           <w:numId w:val="36"/>
         </w:numPr>
+        <w:jc w:val="both"/>
         <w:rPr>
           <w:rFonts w:ascii="Times New Roman" w:hAnsi="Times New Roman" w:cs="Times New Roman"/>
           <w:sz w:val="28"/>
@@ -11618,6 +12000,7 @@
           <w:ilvl w:val="0"/>
           <w:numId w:val="36"/>
         </w:numPr>
+        <w:jc w:val="both"/>
         <w:rPr>
           <w:rFonts w:ascii="Times New Roman" w:hAnsi="Times New Roman" w:cs="Times New Roman"/>
           <w:sz w:val="28"/>
@@ -11637,6 +12020,7 @@
       <w:pPr>
         <w:pStyle w:val="ListParagraph"/>
         <w:ind w:left="2160"/>
+        <w:jc w:val="both"/>
         <w:rPr>
           <w:rFonts w:ascii="Times New Roman" w:hAnsi="Times New Roman" w:cs="Times New Roman"/>
           <w:sz w:val="36"/>
@@ -11651,12 +12035,21 @@
           <w:ilvl w:val="0"/>
           <w:numId w:val="17"/>
         </w:numPr>
-        <w:rPr>
-          <w:rFonts w:ascii="Times New Roman" w:hAnsi="Times New Roman" w:cs="Times New Roman"/>
-          <w:sz w:val="32"/>
-          <w:szCs w:val="32"/>
-        </w:rPr>
-      </w:pPr>
+        <w:jc w:val="both"/>
+        <w:rPr>
+          <w:rFonts w:ascii="Times New Roman" w:hAnsi="Times New Roman" w:cs="Times New Roman"/>
+          <w:sz w:val="32"/>
+          <w:szCs w:val="32"/>
+        </w:rPr>
+      </w:pPr>
+      <w:r>
+        <w:rPr>
+          <w:rFonts w:ascii="Times New Roman" w:hAnsi="Times New Roman" w:cs="Times New Roman"/>
+          <w:sz w:val="32"/>
+          <w:szCs w:val="32"/>
+        </w:rPr>
+        <w:t xml:space="preserve">6.2.2 </w:t>
+      </w:r>
       <w:r>
         <w:rPr>
           <w:rFonts w:ascii="Times New Roman" w:hAnsi="Times New Roman" w:cs="Times New Roman"/>
@@ -11673,6 +12066,7 @@
           <w:ilvl w:val="0"/>
           <w:numId w:val="37"/>
         </w:numPr>
+        <w:jc w:val="both"/>
         <w:rPr>
           <w:rFonts w:ascii="Times New Roman" w:hAnsi="Times New Roman" w:cs="Times New Roman"/>
           <w:sz w:val="28"/>
@@ -11695,6 +12089,7 @@
           <w:ilvl w:val="0"/>
           <w:numId w:val="37"/>
         </w:numPr>
+        <w:jc w:val="both"/>
         <w:rPr>
           <w:rFonts w:ascii="Times New Roman" w:hAnsi="Times New Roman" w:cs="Times New Roman"/>
           <w:sz w:val="28"/>
@@ -11717,6 +12112,7 @@
           <w:ilvl w:val="0"/>
           <w:numId w:val="37"/>
         </w:numPr>
+        <w:jc w:val="both"/>
         <w:rPr>
           <w:rFonts w:ascii="Times New Roman" w:hAnsi="Times New Roman" w:cs="Times New Roman"/>
           <w:sz w:val="28"/>
@@ -11736,6 +12132,7 @@
       <w:pPr>
         <w:pStyle w:val="ListParagraph"/>
         <w:ind w:left="2160"/>
+        <w:jc w:val="both"/>
         <w:rPr>
           <w:rFonts w:ascii="Times New Roman" w:hAnsi="Times New Roman" w:cs="Times New Roman"/>
           <w:sz w:val="36"/>
@@ -11750,12 +12147,21 @@
           <w:ilvl w:val="0"/>
           <w:numId w:val="2"/>
         </w:numPr>
-        <w:rPr>
-          <w:rFonts w:ascii="Times New Roman" w:hAnsi="Times New Roman" w:cs="Times New Roman"/>
-          <w:sz w:val="32"/>
-          <w:szCs w:val="32"/>
-        </w:rPr>
-      </w:pPr>
+        <w:jc w:val="both"/>
+        <w:rPr>
+          <w:rFonts w:ascii="Times New Roman" w:hAnsi="Times New Roman" w:cs="Times New Roman"/>
+          <w:sz w:val="32"/>
+          <w:szCs w:val="32"/>
+        </w:rPr>
+      </w:pPr>
+      <w:r>
+        <w:rPr>
+          <w:rFonts w:ascii="Times New Roman" w:hAnsi="Times New Roman" w:cs="Times New Roman"/>
+          <w:sz w:val="32"/>
+          <w:szCs w:val="32"/>
+        </w:rPr>
+        <w:t xml:space="preserve">6.3 </w:t>
+      </w:r>
       <w:r>
         <w:rPr>
           <w:rFonts w:ascii="Times New Roman" w:hAnsi="Times New Roman" w:cs="Times New Roman"/>
@@ -11772,19 +12178,28 @@
           <w:ilvl w:val="0"/>
           <w:numId w:val="17"/>
         </w:numPr>
-        <w:rPr>
-          <w:rFonts w:ascii="Times New Roman" w:hAnsi="Times New Roman" w:cs="Times New Roman"/>
-          <w:sz w:val="32"/>
-          <w:szCs w:val="32"/>
-        </w:rPr>
-      </w:pPr>
-      <w:r>
-        <w:rPr>
-          <w:rFonts w:ascii="Times New Roman" w:hAnsi="Times New Roman" w:cs="Times New Roman"/>
-          <w:sz w:val="32"/>
-          <w:szCs w:val="32"/>
-        </w:rPr>
-        <w:t>Technical Metrices</w:t>
+        <w:jc w:val="both"/>
+        <w:rPr>
+          <w:rFonts w:ascii="Times New Roman" w:hAnsi="Times New Roman" w:cs="Times New Roman"/>
+          <w:sz w:val="32"/>
+          <w:szCs w:val="32"/>
+        </w:rPr>
+      </w:pPr>
+      <w:r>
+        <w:rPr>
+          <w:rFonts w:ascii="Times New Roman" w:hAnsi="Times New Roman" w:cs="Times New Roman"/>
+          <w:sz w:val="32"/>
+          <w:szCs w:val="32"/>
+        </w:rPr>
+        <w:t>6.3.1 T</w:t>
+      </w:r>
+      <w:r>
+        <w:rPr>
+          <w:rFonts w:ascii="Times New Roman" w:hAnsi="Times New Roman" w:cs="Times New Roman"/>
+          <w:sz w:val="32"/>
+          <w:szCs w:val="32"/>
+        </w:rPr>
+        <w:t>echnical Metrices</w:t>
       </w:r>
     </w:p>
     <w:p>
@@ -11794,6 +12209,7 @@
           <w:ilvl w:val="0"/>
           <w:numId w:val="38"/>
         </w:numPr>
+        <w:jc w:val="both"/>
         <w:rPr>
           <w:rFonts w:ascii="Times New Roman" w:hAnsi="Times New Roman" w:cs="Times New Roman"/>
           <w:sz w:val="28"/>
@@ -11813,6 +12229,7 @@
       <w:pPr>
         <w:pStyle w:val="ListParagraph"/>
         <w:ind w:left="2160"/>
+        <w:jc w:val="both"/>
         <w:rPr>
           <w:rFonts w:ascii="Times New Roman" w:hAnsi="Times New Roman" w:cs="Times New Roman"/>
           <w:sz w:val="28"/>
@@ -11832,6 +12249,7 @@
       <w:pPr>
         <w:pStyle w:val="ListParagraph"/>
         <w:ind w:left="2160"/>
+        <w:jc w:val="both"/>
         <w:rPr>
           <w:rFonts w:ascii="Times New Roman" w:hAnsi="Times New Roman" w:cs="Times New Roman"/>
           <w:sz w:val="28"/>
@@ -11851,6 +12269,7 @@
       <w:pPr>
         <w:pStyle w:val="ListParagraph"/>
         <w:ind w:left="2160"/>
+        <w:jc w:val="both"/>
         <w:rPr>
           <w:rFonts w:ascii="Times New Roman" w:hAnsi="Times New Roman" w:cs="Times New Roman"/>
           <w:sz w:val="28"/>
@@ -11870,6 +12289,7 @@
       <w:pPr>
         <w:pStyle w:val="ListParagraph"/>
         <w:ind w:left="2160"/>
+        <w:jc w:val="both"/>
         <w:rPr>
           <w:rFonts w:ascii="Times New Roman" w:hAnsi="Times New Roman" w:cs="Times New Roman"/>
           <w:sz w:val="28"/>
@@ -11884,6 +12304,7 @@
           <w:ilvl w:val="0"/>
           <w:numId w:val="38"/>
         </w:numPr>
+        <w:jc w:val="both"/>
         <w:rPr>
           <w:rFonts w:ascii="Times New Roman" w:hAnsi="Times New Roman" w:cs="Times New Roman"/>
           <w:sz w:val="28"/>
@@ -11903,6 +12324,7 @@
       <w:pPr>
         <w:pStyle w:val="ListParagraph"/>
         <w:ind w:left="2160"/>
+        <w:jc w:val="both"/>
         <w:rPr>
           <w:rFonts w:ascii="Times New Roman" w:hAnsi="Times New Roman" w:cs="Times New Roman"/>
           <w:sz w:val="28"/>
@@ -11922,6 +12344,7 @@
       <w:pPr>
         <w:pStyle w:val="ListParagraph"/>
         <w:ind w:left="2160"/>
+        <w:jc w:val="both"/>
         <w:rPr>
           <w:rFonts w:ascii="Times New Roman" w:hAnsi="Times New Roman" w:cs="Times New Roman"/>
           <w:sz w:val="28"/>
@@ -11941,6 +12364,7 @@
       <w:pPr>
         <w:pStyle w:val="ListParagraph"/>
         <w:ind w:left="2160"/>
+        <w:jc w:val="both"/>
         <w:rPr>
           <w:rFonts w:ascii="Times New Roman" w:hAnsi="Times New Roman" w:cs="Times New Roman"/>
           <w:sz w:val="28"/>
@@ -11960,6 +12384,7 @@
       <w:pPr>
         <w:pStyle w:val="ListParagraph"/>
         <w:ind w:left="2160"/>
+        <w:jc w:val="both"/>
         <w:rPr>
           <w:rFonts w:ascii="Times New Roman" w:hAnsi="Times New Roman" w:cs="Times New Roman"/>
           <w:sz w:val="28"/>
@@ -11974,6 +12399,7 @@
           <w:ilvl w:val="0"/>
           <w:numId w:val="38"/>
         </w:numPr>
+        <w:jc w:val="both"/>
         <w:rPr>
           <w:rFonts w:ascii="Times New Roman" w:hAnsi="Times New Roman" w:cs="Times New Roman"/>
           <w:sz w:val="28"/>
@@ -11994,6 +12420,7 @@
       <w:pPr>
         <w:pStyle w:val="ListParagraph"/>
         <w:ind w:left="2160"/>
+        <w:jc w:val="both"/>
         <w:rPr>
           <w:rFonts w:ascii="Times New Roman" w:hAnsi="Times New Roman" w:cs="Times New Roman"/>
           <w:sz w:val="28"/>
@@ -12013,6 +12440,7 @@
       <w:pPr>
         <w:pStyle w:val="ListParagraph"/>
         <w:ind w:left="2160"/>
+        <w:jc w:val="both"/>
         <w:rPr>
           <w:rFonts w:ascii="Times New Roman" w:hAnsi="Times New Roman" w:cs="Times New Roman"/>
           <w:sz w:val="28"/>
@@ -12032,6 +12460,7 @@
       <w:pPr>
         <w:pStyle w:val="ListParagraph"/>
         <w:ind w:left="2160"/>
+        <w:jc w:val="both"/>
         <w:rPr>
           <w:rFonts w:ascii="Times New Roman" w:hAnsi="Times New Roman" w:cs="Times New Roman"/>
           <w:sz w:val="28"/>
@@ -12053,6 +12482,7 @@
       <w:pPr>
         <w:pStyle w:val="ListParagraph"/>
         <w:ind w:left="1440"/>
+        <w:jc w:val="both"/>
         <w:rPr>
           <w:rFonts w:ascii="Times New Roman" w:hAnsi="Times New Roman" w:cs="Times New Roman"/>
           <w:sz w:val="32"/>
@@ -12067,12 +12497,21 @@
           <w:ilvl w:val="0"/>
           <w:numId w:val="17"/>
         </w:numPr>
-        <w:rPr>
-          <w:rFonts w:ascii="Times New Roman" w:hAnsi="Times New Roman" w:cs="Times New Roman"/>
-          <w:sz w:val="32"/>
-          <w:szCs w:val="32"/>
-        </w:rPr>
-      </w:pPr>
+        <w:jc w:val="both"/>
+        <w:rPr>
+          <w:rFonts w:ascii="Times New Roman" w:hAnsi="Times New Roman" w:cs="Times New Roman"/>
+          <w:sz w:val="32"/>
+          <w:szCs w:val="32"/>
+        </w:rPr>
+      </w:pPr>
+      <w:r>
+        <w:rPr>
+          <w:rFonts w:ascii="Times New Roman" w:hAnsi="Times New Roman" w:cs="Times New Roman"/>
+          <w:sz w:val="32"/>
+          <w:szCs w:val="32"/>
+        </w:rPr>
+        <w:t xml:space="preserve">6.3.2 </w:t>
+      </w:r>
       <w:r>
         <w:rPr>
           <w:rFonts w:ascii="Times New Roman" w:hAnsi="Times New Roman" w:cs="Times New Roman"/>
@@ -12089,6 +12528,7 @@
           <w:ilvl w:val="0"/>
           <w:numId w:val="38"/>
         </w:numPr>
+        <w:jc w:val="both"/>
         <w:rPr>
           <w:rFonts w:ascii="Times New Roman" w:hAnsi="Times New Roman" w:cs="Times New Roman"/>
           <w:sz w:val="28"/>
@@ -12108,6 +12548,7 @@
       <w:pPr>
         <w:pStyle w:val="ListParagraph"/>
         <w:ind w:left="2160"/>
+        <w:jc w:val="both"/>
         <w:rPr>
           <w:rFonts w:ascii="Times New Roman" w:hAnsi="Times New Roman" w:cs="Times New Roman"/>
           <w:sz w:val="28"/>
@@ -12127,6 +12568,7 @@
       <w:pPr>
         <w:pStyle w:val="ListParagraph"/>
         <w:ind w:left="2160"/>
+        <w:jc w:val="both"/>
         <w:rPr>
           <w:rFonts w:ascii="Times New Roman" w:hAnsi="Times New Roman" w:cs="Times New Roman"/>
           <w:sz w:val="28"/>
@@ -12146,6 +12588,7 @@
       <w:pPr>
         <w:pStyle w:val="ListParagraph"/>
         <w:ind w:left="2160"/>
+        <w:jc w:val="both"/>
         <w:rPr>
           <w:rFonts w:ascii="Times New Roman" w:hAnsi="Times New Roman" w:cs="Times New Roman"/>
           <w:sz w:val="28"/>
@@ -12165,6 +12608,7 @@
       <w:pPr>
         <w:pStyle w:val="ListParagraph"/>
         <w:ind w:left="2160"/>
+        <w:jc w:val="both"/>
         <w:rPr>
           <w:rFonts w:ascii="Times New Roman" w:hAnsi="Times New Roman" w:cs="Times New Roman"/>
           <w:sz w:val="28"/>
@@ -12179,6 +12623,7 @@
           <w:ilvl w:val="0"/>
           <w:numId w:val="38"/>
         </w:numPr>
+        <w:jc w:val="both"/>
         <w:rPr>
           <w:rFonts w:ascii="Times New Roman" w:hAnsi="Times New Roman" w:cs="Times New Roman"/>
           <w:sz w:val="28"/>
@@ -12198,6 +12643,7 @@
       <w:pPr>
         <w:pStyle w:val="ListParagraph"/>
         <w:ind w:left="2160"/>
+        <w:jc w:val="both"/>
         <w:rPr>
           <w:rFonts w:ascii="Times New Roman" w:hAnsi="Times New Roman" w:cs="Times New Roman"/>
           <w:sz w:val="28"/>
@@ -12217,6 +12663,7 @@
       <w:pPr>
         <w:pStyle w:val="ListParagraph"/>
         <w:ind w:left="2160"/>
+        <w:jc w:val="both"/>
         <w:rPr>
           <w:rFonts w:ascii="Times New Roman" w:hAnsi="Times New Roman" w:cs="Times New Roman"/>
           <w:sz w:val="28"/>
@@ -12236,6 +12683,7 @@
       <w:pPr>
         <w:pStyle w:val="ListParagraph"/>
         <w:ind w:left="2160"/>
+        <w:jc w:val="both"/>
         <w:rPr>
           <w:rFonts w:ascii="Times New Roman" w:hAnsi="Times New Roman" w:cs="Times New Roman"/>
           <w:sz w:val="28"/>
@@ -12275,6 +12723,7 @@
     </w:p>
     <w:p>
       <w:pPr>
+        <w:jc w:val="both"/>
         <w:rPr>
           <w:sz w:val="28"/>
           <w:szCs w:val="28"/>
@@ -12288,6 +12737,7 @@
           <w:ilvl w:val="0"/>
           <w:numId w:val="38"/>
         </w:numPr>
+        <w:jc w:val="both"/>
         <w:rPr>
           <w:rFonts w:ascii="Times New Roman" w:hAnsi="Times New Roman" w:cs="Times New Roman"/>
           <w:sz w:val="28"/>
@@ -12307,6 +12757,7 @@
       <w:pPr>
         <w:pStyle w:val="ListParagraph"/>
         <w:ind w:left="2160"/>
+        <w:jc w:val="both"/>
         <w:rPr>
           <w:rFonts w:ascii="Times New Roman" w:hAnsi="Times New Roman" w:cs="Times New Roman"/>
           <w:sz w:val="28"/>
@@ -12326,6 +12777,7 @@
       <w:pPr>
         <w:pStyle w:val="ListParagraph"/>
         <w:ind w:left="2160"/>
+        <w:jc w:val="both"/>
         <w:rPr>
           <w:rFonts w:ascii="Times New Roman" w:hAnsi="Times New Roman" w:cs="Times New Roman"/>
           <w:sz w:val="28"/>
@@ -12345,6 +12797,7 @@
       <w:pPr>
         <w:pStyle w:val="ListParagraph"/>
         <w:ind w:left="2160"/>
+        <w:jc w:val="both"/>
         <w:rPr>
           <w:rFonts w:ascii="Times New Roman" w:hAnsi="Times New Roman" w:cs="Times New Roman"/>
           <w:sz w:val="28"/>
@@ -12364,6 +12817,7 @@
       <w:pPr>
         <w:pStyle w:val="ListParagraph"/>
         <w:ind w:left="2160"/>
+        <w:jc w:val="both"/>
         <w:rPr>
           <w:rFonts w:ascii="Times New Roman" w:hAnsi="Times New Roman" w:cs="Times New Roman"/>
           <w:sz w:val="32"/>
@@ -12378,12 +12832,21 @@
           <w:ilvl w:val="0"/>
           <w:numId w:val="17"/>
         </w:numPr>
-        <w:rPr>
-          <w:rFonts w:ascii="Times New Roman" w:hAnsi="Times New Roman" w:cs="Times New Roman"/>
-          <w:sz w:val="32"/>
-          <w:szCs w:val="32"/>
-        </w:rPr>
-      </w:pPr>
+        <w:jc w:val="both"/>
+        <w:rPr>
+          <w:rFonts w:ascii="Times New Roman" w:hAnsi="Times New Roman" w:cs="Times New Roman"/>
+          <w:sz w:val="32"/>
+          <w:szCs w:val="32"/>
+        </w:rPr>
+      </w:pPr>
+      <w:r>
+        <w:rPr>
+          <w:rFonts w:ascii="Times New Roman" w:hAnsi="Times New Roman" w:cs="Times New Roman"/>
+          <w:sz w:val="32"/>
+          <w:szCs w:val="32"/>
+        </w:rPr>
+        <w:t xml:space="preserve">6.3.3 </w:t>
+      </w:r>
       <w:proofErr w:type="spellStart"/>
       <w:r>
         <w:rPr>
@@ -12410,6 +12873,7 @@
           <w:ilvl w:val="0"/>
           <w:numId w:val="38"/>
         </w:numPr>
+        <w:jc w:val="both"/>
         <w:rPr>
           <w:rFonts w:ascii="Times New Roman" w:hAnsi="Times New Roman" w:cs="Times New Roman"/>
           <w:sz w:val="28"/>
@@ -12429,6 +12893,7 @@
       <w:pPr>
         <w:pStyle w:val="ListParagraph"/>
         <w:ind w:left="2160"/>
+        <w:jc w:val="both"/>
         <w:rPr>
           <w:rFonts w:ascii="Times New Roman" w:hAnsi="Times New Roman" w:cs="Times New Roman"/>
           <w:sz w:val="28"/>
@@ -12448,6 +12913,7 @@
       <w:pPr>
         <w:pStyle w:val="ListParagraph"/>
         <w:ind w:left="2160"/>
+        <w:jc w:val="both"/>
         <w:rPr>
           <w:rFonts w:ascii="Times New Roman" w:hAnsi="Times New Roman" w:cs="Times New Roman"/>
           <w:sz w:val="28"/>
@@ -12467,6 +12933,7 @@
       <w:pPr>
         <w:pStyle w:val="ListParagraph"/>
         <w:ind w:left="2160"/>
+        <w:jc w:val="both"/>
         <w:rPr>
           <w:rFonts w:ascii="Times New Roman" w:hAnsi="Times New Roman" w:cs="Times New Roman"/>
           <w:sz w:val="28"/>
@@ -12488,6 +12955,7 @@
       <w:pPr>
         <w:pStyle w:val="ListParagraph"/>
         <w:ind w:left="2160"/>
+        <w:jc w:val="both"/>
         <w:rPr>
           <w:rFonts w:ascii="Times New Roman" w:hAnsi="Times New Roman" w:cs="Times New Roman"/>
           <w:sz w:val="28"/>
@@ -12503,6 +12971,7 @@
           <w:ilvl w:val="0"/>
           <w:numId w:val="38"/>
         </w:numPr>
+        <w:jc w:val="both"/>
         <w:rPr>
           <w:rFonts w:ascii="Times New Roman" w:hAnsi="Times New Roman" w:cs="Times New Roman"/>
           <w:sz w:val="28"/>
@@ -12524,6 +12993,7 @@
       <w:pPr>
         <w:pStyle w:val="ListParagraph"/>
         <w:ind w:left="2160"/>
+        <w:jc w:val="both"/>
         <w:rPr>
           <w:rFonts w:ascii="Times New Roman" w:hAnsi="Times New Roman" w:cs="Times New Roman"/>
           <w:sz w:val="28"/>
@@ -12545,6 +13015,7 @@
       <w:pPr>
         <w:pStyle w:val="ListParagraph"/>
         <w:ind w:left="2160"/>
+        <w:jc w:val="both"/>
         <w:rPr>
           <w:rFonts w:ascii="Times New Roman" w:hAnsi="Times New Roman" w:cs="Times New Roman"/>
           <w:sz w:val="28"/>
@@ -12566,6 +13037,7 @@
       <w:pPr>
         <w:pStyle w:val="ListParagraph"/>
         <w:ind w:left="2160"/>
+        <w:jc w:val="both"/>
         <w:rPr>
           <w:rFonts w:ascii="Times New Roman" w:hAnsi="Times New Roman" w:cs="Times New Roman"/>
           <w:sz w:val="28"/>
@@ -12585,14 +13057,16 @@
     </w:p>
     <w:p>
       <w:pPr>
-        <w:rPr>
-          <w:sz w:val="32"/>
-          <w:szCs w:val="32"/>
-        </w:rPr>
-      </w:pPr>
-    </w:p>
-    <w:p>
-      <w:pPr>
+        <w:jc w:val="both"/>
+        <w:rPr>
+          <w:sz w:val="32"/>
+          <w:szCs w:val="32"/>
+        </w:rPr>
+      </w:pPr>
+    </w:p>
+    <w:p>
+      <w:pPr>
+        <w:jc w:val="both"/>
         <w:rPr>
           <w:sz w:val="32"/>
           <w:szCs w:val="32"/>
@@ -12606,6 +13080,7 @@
           <w:ilvl w:val="0"/>
           <w:numId w:val="2"/>
         </w:numPr>
+        <w:jc w:val="both"/>
         <w:rPr>
           <w:rFonts w:ascii="Times New Roman" w:hAnsi="Times New Roman" w:cs="Times New Roman"/>
           <w:sz w:val="32"/>
@@ -12619,6 +13094,14 @@
           <w:szCs w:val="32"/>
         </w:rPr>
         <w:lastRenderedPageBreak/>
+        <w:t xml:space="preserve">6.4 </w:t>
+      </w:r>
+      <w:r>
+        <w:rPr>
+          <w:rFonts w:ascii="Times New Roman" w:hAnsi="Times New Roman" w:cs="Times New Roman"/>
+          <w:sz w:val="32"/>
+          <w:szCs w:val="32"/>
+        </w:rPr>
         <w:t>Functional Requirements</w:t>
       </w:r>
     </w:p>
@@ -12629,12 +13112,21 @@
           <w:ilvl w:val="0"/>
           <w:numId w:val="17"/>
         </w:numPr>
-        <w:rPr>
-          <w:rFonts w:ascii="Times New Roman" w:hAnsi="Times New Roman" w:cs="Times New Roman"/>
-          <w:sz w:val="32"/>
-          <w:szCs w:val="32"/>
-        </w:rPr>
-      </w:pPr>
+        <w:jc w:val="both"/>
+        <w:rPr>
+          <w:rFonts w:ascii="Times New Roman" w:hAnsi="Times New Roman" w:cs="Times New Roman"/>
+          <w:sz w:val="32"/>
+          <w:szCs w:val="32"/>
+        </w:rPr>
+      </w:pPr>
+      <w:r>
+        <w:rPr>
+          <w:rFonts w:ascii="Times New Roman" w:hAnsi="Times New Roman" w:cs="Times New Roman"/>
+          <w:sz w:val="32"/>
+          <w:szCs w:val="32"/>
+        </w:rPr>
+        <w:t xml:space="preserve">6.4.1 </w:t>
+      </w:r>
       <w:r>
         <w:rPr>
           <w:rFonts w:ascii="Times New Roman" w:hAnsi="Times New Roman" w:cs="Times New Roman"/>
@@ -12651,6 +13143,7 @@
           <w:ilvl w:val="0"/>
           <w:numId w:val="38"/>
         </w:numPr>
+        <w:jc w:val="both"/>
         <w:rPr>
           <w:rFonts w:ascii="Times New Roman" w:hAnsi="Times New Roman" w:cs="Times New Roman"/>
           <w:sz w:val="32"/>
@@ -12673,6 +13166,7 @@
           <w:ilvl w:val="0"/>
           <w:numId w:val="38"/>
         </w:numPr>
+        <w:jc w:val="both"/>
         <w:rPr>
           <w:rFonts w:ascii="Times New Roman" w:hAnsi="Times New Roman" w:cs="Times New Roman"/>
           <w:sz w:val="32"/>
@@ -12695,6 +13189,7 @@
           <w:ilvl w:val="0"/>
           <w:numId w:val="38"/>
         </w:numPr>
+        <w:jc w:val="both"/>
         <w:rPr>
           <w:rFonts w:ascii="Times New Roman" w:hAnsi="Times New Roman" w:cs="Times New Roman"/>
           <w:sz w:val="32"/>
@@ -12717,6 +13212,7 @@
           <w:ilvl w:val="0"/>
           <w:numId w:val="38"/>
         </w:numPr>
+        <w:jc w:val="both"/>
         <w:rPr>
           <w:rFonts w:ascii="Times New Roman" w:hAnsi="Times New Roman" w:cs="Times New Roman"/>
           <w:sz w:val="32"/>
@@ -12753,6 +13249,14 @@
           <w:szCs w:val="32"/>
         </w:rPr>
       </w:pPr>
+      <w:r>
+        <w:rPr>
+          <w:rFonts w:ascii="Times New Roman" w:hAnsi="Times New Roman" w:cs="Times New Roman"/>
+          <w:sz w:val="32"/>
+          <w:szCs w:val="32"/>
+        </w:rPr>
+        <w:t xml:space="preserve">6.5 </w:t>
+      </w:r>
       <w:r>
         <w:rPr>
           <w:rFonts w:ascii="Times New Roman" w:hAnsi="Times New Roman" w:cs="Times New Roman"/>
@@ -13256,6 +13760,7 @@
     <w:p>
       <w:pPr>
         <w:pStyle w:val="ListParagraph"/>
+        <w:jc w:val="both"/>
         <w:rPr>
           <w:rFonts w:ascii="Times New Roman" w:hAnsi="Times New Roman" w:cs="Times New Roman"/>
           <w:sz w:val="32"/>
@@ -13278,6 +13783,7 @@
           <w:ilvl w:val="0"/>
           <w:numId w:val="17"/>
         </w:numPr>
+        <w:jc w:val="both"/>
         <w:rPr>
           <w:rFonts w:ascii="Times New Roman" w:hAnsi="Times New Roman" w:cs="Times New Roman"/>
           <w:sz w:val="32"/>
@@ -13300,6 +13806,7 @@
           <w:ilvl w:val="0"/>
           <w:numId w:val="40"/>
         </w:numPr>
+        <w:jc w:val="both"/>
         <w:rPr>
           <w:rFonts w:ascii="Times New Roman" w:hAnsi="Times New Roman" w:cs="Times New Roman"/>
           <w:sz w:val="28"/>
@@ -13336,6 +13843,51 @@
     <w:p>
       <w:pPr>
         <w:pStyle w:val="ListParagraph"/>
+        <w:jc w:val="both"/>
+        <w:rPr>
+          <w:rFonts w:ascii="Times New Roman" w:hAnsi="Times New Roman" w:cs="Times New Roman"/>
+          <w:sz w:val="32"/>
+          <w:szCs w:val="32"/>
+        </w:rPr>
+      </w:pPr>
+    </w:p>
+    <w:p>
+      <w:pPr>
+        <w:pStyle w:val="ListParagraph"/>
+        <w:jc w:val="both"/>
+        <w:rPr>
+          <w:rFonts w:ascii="Times New Roman" w:hAnsi="Times New Roman" w:cs="Times New Roman"/>
+          <w:sz w:val="32"/>
+          <w:szCs w:val="32"/>
+        </w:rPr>
+      </w:pPr>
+    </w:p>
+    <w:p>
+      <w:pPr>
+        <w:pStyle w:val="ListParagraph"/>
+        <w:jc w:val="both"/>
+        <w:rPr>
+          <w:rFonts w:ascii="Times New Roman" w:hAnsi="Times New Roman" w:cs="Times New Roman"/>
+          <w:sz w:val="32"/>
+          <w:szCs w:val="32"/>
+        </w:rPr>
+      </w:pPr>
+    </w:p>
+    <w:p>
+      <w:pPr>
+        <w:pStyle w:val="ListParagraph"/>
+        <w:jc w:val="both"/>
+        <w:rPr>
+          <w:rFonts w:ascii="Times New Roman" w:hAnsi="Times New Roman" w:cs="Times New Roman"/>
+          <w:sz w:val="32"/>
+          <w:szCs w:val="32"/>
+        </w:rPr>
+      </w:pPr>
+    </w:p>
+    <w:p>
+      <w:pPr>
+        <w:pStyle w:val="ListParagraph"/>
+        <w:jc w:val="both"/>
         <w:rPr>
           <w:rFonts w:ascii="Times New Roman" w:hAnsi="Times New Roman" w:cs="Times New Roman"/>
           <w:sz w:val="32"/>
@@ -13350,18 +13902,20 @@
           <w:ilvl w:val="0"/>
           <w:numId w:val="17"/>
         </w:numPr>
-        <w:rPr>
-          <w:rFonts w:ascii="Times New Roman" w:hAnsi="Times New Roman" w:cs="Times New Roman"/>
-          <w:sz w:val="32"/>
-          <w:szCs w:val="32"/>
-        </w:rPr>
-      </w:pPr>
-      <w:r>
-        <w:rPr>
-          <w:rFonts w:ascii="Times New Roman" w:hAnsi="Times New Roman" w:cs="Times New Roman"/>
-          <w:sz w:val="32"/>
-          <w:szCs w:val="32"/>
-        </w:rPr>
+        <w:jc w:val="both"/>
+        <w:rPr>
+          <w:rFonts w:ascii="Times New Roman" w:hAnsi="Times New Roman" w:cs="Times New Roman"/>
+          <w:sz w:val="32"/>
+          <w:szCs w:val="32"/>
+        </w:rPr>
+      </w:pPr>
+      <w:r>
+        <w:rPr>
+          <w:rFonts w:ascii="Times New Roman" w:hAnsi="Times New Roman" w:cs="Times New Roman"/>
+          <w:sz w:val="32"/>
+          <w:szCs w:val="32"/>
+        </w:rPr>
+        <w:lastRenderedPageBreak/>
         <w:t>Authentication &amp; Logging Service (auth_service.py)</w:t>
       </w:r>
     </w:p>
@@ -13372,28 +13926,20 @@
           <w:ilvl w:val="0"/>
           <w:numId w:val="40"/>
         </w:numPr>
-        <w:rPr>
-          <w:rFonts w:ascii="Times New Roman" w:hAnsi="Times New Roman" w:cs="Times New Roman"/>
-          <w:sz w:val="28"/>
-          <w:szCs w:val="28"/>
-        </w:rPr>
-      </w:pPr>
-      <w:r>
-        <w:rPr>
-          <w:rFonts w:ascii="Times New Roman" w:hAnsi="Times New Roman" w:cs="Times New Roman"/>
-          <w:sz w:val="28"/>
-          <w:szCs w:val="28"/>
-        </w:rPr>
-        <w:t xml:space="preserve">The authentication service manages user verification and login logging. Admin credentials are securely retrieved from environment variables. Upon successful authentication, user details including role information are returned. All login </w:t>
-      </w:r>
-      <w:r>
-        <w:rPr>
-          <w:rFonts w:ascii="Times New Roman" w:hAnsi="Times New Roman" w:cs="Times New Roman"/>
-          <w:sz w:val="28"/>
-          <w:szCs w:val="28"/>
-        </w:rPr>
-        <w:lastRenderedPageBreak/>
-        <w:t xml:space="preserve">attempts (success or failure) are logged into a </w:t>
+        <w:jc w:val="both"/>
+        <w:rPr>
+          <w:rFonts w:ascii="Times New Roman" w:hAnsi="Times New Roman" w:cs="Times New Roman"/>
+          <w:sz w:val="28"/>
+          <w:szCs w:val="28"/>
+        </w:rPr>
+      </w:pPr>
+      <w:r>
+        <w:rPr>
+          <w:rFonts w:ascii="Times New Roman" w:hAnsi="Times New Roman" w:cs="Times New Roman"/>
+          <w:sz w:val="28"/>
+          <w:szCs w:val="28"/>
+        </w:rPr>
+        <w:t xml:space="preserve">The authentication service manages user verification and login logging. Admin credentials are securely retrieved from environment variables. Upon successful authentication, user details including role information are returned. All login attempts (success or failure) are logged into a </w:t>
       </w:r>
       <w:proofErr w:type="spellStart"/>
       <w:r>
@@ -13417,6 +13963,7 @@
     <w:p>
       <w:pPr>
         <w:pStyle w:val="ListParagraph"/>
+        <w:jc w:val="both"/>
         <w:rPr>
           <w:rFonts w:ascii="Times New Roman" w:hAnsi="Times New Roman" w:cs="Times New Roman"/>
           <w:sz w:val="32"/>
@@ -13431,6 +13978,7 @@
           <w:ilvl w:val="0"/>
           <w:numId w:val="17"/>
         </w:numPr>
+        <w:jc w:val="both"/>
         <w:rPr>
           <w:rFonts w:ascii="Times New Roman" w:hAnsi="Times New Roman" w:cs="Times New Roman"/>
           <w:sz w:val="32"/>
@@ -13453,6 +14001,7 @@
           <w:ilvl w:val="0"/>
           <w:numId w:val="40"/>
         </w:numPr>
+        <w:jc w:val="both"/>
         <w:rPr>
           <w:rFonts w:ascii="Times New Roman" w:hAnsi="Times New Roman" w:cs="Times New Roman"/>
           <w:sz w:val="28"/>
@@ -13471,6 +14020,7 @@
     <w:p>
       <w:pPr>
         <w:pStyle w:val="ListParagraph"/>
+        <w:jc w:val="both"/>
         <w:rPr>
           <w:rFonts w:ascii="Times New Roman" w:hAnsi="Times New Roman" w:cs="Times New Roman"/>
           <w:sz w:val="32"/>
@@ -13485,6 +14035,7 @@
           <w:ilvl w:val="0"/>
           <w:numId w:val="41"/>
         </w:numPr>
+        <w:jc w:val="both"/>
         <w:rPr>
           <w:rFonts w:ascii="Times New Roman" w:hAnsi="Times New Roman" w:cs="Times New Roman"/>
           <w:sz w:val="32"/>
@@ -13507,6 +14058,7 @@
           <w:ilvl w:val="0"/>
           <w:numId w:val="43"/>
         </w:numPr>
+        <w:jc w:val="both"/>
         <w:rPr>
           <w:rFonts w:ascii="Times New Roman" w:hAnsi="Times New Roman" w:cs="Times New Roman"/>
           <w:sz w:val="28"/>
@@ -13529,6 +14081,7 @@
           <w:ilvl w:val="0"/>
           <w:numId w:val="44"/>
         </w:numPr>
+        <w:jc w:val="both"/>
         <w:rPr>
           <w:rFonts w:ascii="Times New Roman" w:hAnsi="Times New Roman" w:cs="Times New Roman"/>
           <w:sz w:val="32"/>
@@ -13551,6 +14104,7 @@
           <w:ilvl w:val="0"/>
           <w:numId w:val="43"/>
         </w:numPr>
+        <w:jc w:val="both"/>
         <w:rPr>
           <w:rFonts w:ascii="Times New Roman" w:hAnsi="Times New Roman" w:cs="Times New Roman"/>
           <w:sz w:val="28"/>
@@ -13587,6 +14141,7 @@
     <w:p>
       <w:pPr>
         <w:pStyle w:val="ListParagraph"/>
+        <w:jc w:val="both"/>
         <w:rPr>
           <w:rFonts w:ascii="Times New Roman" w:hAnsi="Times New Roman" w:cs="Times New Roman"/>
           <w:sz w:val="32"/>
@@ -13601,18 +14156,20 @@
           <w:ilvl w:val="0"/>
           <w:numId w:val="44"/>
         </w:numPr>
-        <w:rPr>
-          <w:rFonts w:ascii="Times New Roman" w:hAnsi="Times New Roman" w:cs="Times New Roman"/>
-          <w:sz w:val="32"/>
-          <w:szCs w:val="32"/>
-        </w:rPr>
-      </w:pPr>
-      <w:r>
-        <w:rPr>
-          <w:rFonts w:ascii="Times New Roman" w:hAnsi="Times New Roman" w:cs="Times New Roman"/>
-          <w:sz w:val="32"/>
-          <w:szCs w:val="32"/>
-        </w:rPr>
+        <w:jc w:val="both"/>
+        <w:rPr>
+          <w:rFonts w:ascii="Times New Roman" w:hAnsi="Times New Roman" w:cs="Times New Roman"/>
+          <w:sz w:val="32"/>
+          <w:szCs w:val="32"/>
+        </w:rPr>
+      </w:pPr>
+      <w:r>
+        <w:rPr>
+          <w:rFonts w:ascii="Times New Roman" w:hAnsi="Times New Roman" w:cs="Times New Roman"/>
+          <w:sz w:val="32"/>
+          <w:szCs w:val="32"/>
+        </w:rPr>
+        <w:lastRenderedPageBreak/>
         <w:t>Sequence Builder Module</w:t>
       </w:r>
     </w:p>
@@ -13623,33 +14180,26 @@
           <w:ilvl w:val="0"/>
           <w:numId w:val="46"/>
         </w:numPr>
-        <w:rPr>
-          <w:rFonts w:ascii="Times New Roman" w:hAnsi="Times New Roman" w:cs="Times New Roman"/>
-          <w:sz w:val="28"/>
-          <w:szCs w:val="28"/>
-        </w:rPr>
-      </w:pPr>
-      <w:r>
-        <w:rPr>
-          <w:rFonts w:ascii="Times New Roman" w:hAnsi="Times New Roman" w:cs="Times New Roman"/>
-          <w:sz w:val="28"/>
-          <w:szCs w:val="28"/>
-        </w:rPr>
-        <w:t xml:space="preserve">The sequence builder prepares time-series data for LSTM model training. It converts the processed dataset into fixed-length sequences (sequence length = 30). Each sequence </w:t>
-      </w:r>
-      <w:r>
-        <w:rPr>
-          <w:rFonts w:ascii="Times New Roman" w:hAnsi="Times New Roman" w:cs="Times New Roman"/>
-          <w:sz w:val="28"/>
-          <w:szCs w:val="28"/>
-        </w:rPr>
-        <w:lastRenderedPageBreak/>
-        <w:t>contains multiple sensor readings, and corresponding labels are generated. The input sequences (X) and output labels (y) are saved as NumPy arrays. This step transforms tabular data into a format suitable for deep learning.</w:t>
-      </w:r>
-    </w:p>
-    <w:p>
-      <w:pPr>
-        <w:pStyle w:val="ListParagraph"/>
+        <w:jc w:val="both"/>
+        <w:rPr>
+          <w:rFonts w:ascii="Times New Roman" w:hAnsi="Times New Roman" w:cs="Times New Roman"/>
+          <w:sz w:val="28"/>
+          <w:szCs w:val="28"/>
+        </w:rPr>
+      </w:pPr>
+      <w:r>
+        <w:rPr>
+          <w:rFonts w:ascii="Times New Roman" w:hAnsi="Times New Roman" w:cs="Times New Roman"/>
+          <w:sz w:val="28"/>
+          <w:szCs w:val="28"/>
+        </w:rPr>
+        <w:t>The sequence builder prepares time-series data for LSTM model training. It converts the processed dataset into fixed-length sequences (sequence length = 30). Each sequence contains multiple sensor readings, and corresponding labels are generated. The input sequences (X) and output labels (y) are saved as NumPy arrays. This step transforms tabular data into a format suitable for deep learning.</w:t>
+      </w:r>
+    </w:p>
+    <w:p>
+      <w:pPr>
+        <w:pStyle w:val="ListParagraph"/>
+        <w:jc w:val="both"/>
         <w:rPr>
           <w:rFonts w:ascii="Times New Roman" w:hAnsi="Times New Roman" w:cs="Times New Roman"/>
           <w:sz w:val="32"/>
@@ -13664,6 +14214,7 @@
           <w:ilvl w:val="0"/>
           <w:numId w:val="44"/>
         </w:numPr>
+        <w:jc w:val="both"/>
         <w:rPr>
           <w:rFonts w:ascii="Times New Roman" w:hAnsi="Times New Roman" w:cs="Times New Roman"/>
           <w:sz w:val="32"/>
@@ -13686,6 +14237,7 @@
           <w:ilvl w:val="0"/>
           <w:numId w:val="48"/>
         </w:numPr>
+        <w:jc w:val="both"/>
         <w:rPr>
           <w:rFonts w:ascii="Times New Roman" w:hAnsi="Times New Roman" w:cs="Times New Roman"/>
           <w:sz w:val="32"/>
@@ -13704,6 +14256,7 @@
     <w:p>
       <w:pPr>
         <w:pStyle w:val="ListParagraph"/>
+        <w:jc w:val="both"/>
         <w:rPr>
           <w:rFonts w:ascii="Times New Roman" w:hAnsi="Times New Roman" w:cs="Times New Roman"/>
           <w:sz w:val="32"/>
@@ -13718,6 +14271,7 @@
           <w:ilvl w:val="0"/>
           <w:numId w:val="49"/>
         </w:numPr>
+        <w:jc w:val="both"/>
         <w:rPr>
           <w:rFonts w:ascii="Times New Roman" w:hAnsi="Times New Roman" w:cs="Times New Roman"/>
           <w:sz w:val="32"/>
@@ -13740,6 +14294,7 @@
           <w:ilvl w:val="0"/>
           <w:numId w:val="50"/>
         </w:numPr>
+        <w:jc w:val="both"/>
         <w:rPr>
           <w:rFonts w:ascii="Times New Roman" w:hAnsi="Times New Roman" w:cs="Times New Roman"/>
           <w:sz w:val="28"/>
@@ -13776,6 +14331,73 @@
     <w:p>
       <w:pPr>
         <w:pStyle w:val="ListParagraph"/>
+        <w:jc w:val="both"/>
+        <w:rPr>
+          <w:rFonts w:ascii="Times New Roman" w:hAnsi="Times New Roman" w:cs="Times New Roman"/>
+          <w:sz w:val="32"/>
+          <w:szCs w:val="32"/>
+        </w:rPr>
+      </w:pPr>
+    </w:p>
+    <w:p>
+      <w:pPr>
+        <w:pStyle w:val="ListParagraph"/>
+        <w:jc w:val="both"/>
+        <w:rPr>
+          <w:rFonts w:ascii="Times New Roman" w:hAnsi="Times New Roman" w:cs="Times New Roman"/>
+          <w:sz w:val="32"/>
+          <w:szCs w:val="32"/>
+        </w:rPr>
+      </w:pPr>
+    </w:p>
+    <w:p>
+      <w:pPr>
+        <w:pStyle w:val="ListParagraph"/>
+        <w:jc w:val="both"/>
+        <w:rPr>
+          <w:rFonts w:ascii="Times New Roman" w:hAnsi="Times New Roman" w:cs="Times New Roman"/>
+          <w:sz w:val="32"/>
+          <w:szCs w:val="32"/>
+        </w:rPr>
+      </w:pPr>
+    </w:p>
+    <w:p>
+      <w:pPr>
+        <w:pStyle w:val="ListParagraph"/>
+        <w:jc w:val="both"/>
+        <w:rPr>
+          <w:rFonts w:ascii="Times New Roman" w:hAnsi="Times New Roman" w:cs="Times New Roman"/>
+          <w:sz w:val="32"/>
+          <w:szCs w:val="32"/>
+        </w:rPr>
+      </w:pPr>
+    </w:p>
+    <w:p>
+      <w:pPr>
+        <w:pStyle w:val="ListParagraph"/>
+        <w:jc w:val="both"/>
+        <w:rPr>
+          <w:rFonts w:ascii="Times New Roman" w:hAnsi="Times New Roman" w:cs="Times New Roman"/>
+          <w:sz w:val="32"/>
+          <w:szCs w:val="32"/>
+        </w:rPr>
+      </w:pPr>
+    </w:p>
+    <w:p>
+      <w:pPr>
+        <w:pStyle w:val="ListParagraph"/>
+        <w:jc w:val="both"/>
+        <w:rPr>
+          <w:rFonts w:ascii="Times New Roman" w:hAnsi="Times New Roman" w:cs="Times New Roman"/>
+          <w:sz w:val="32"/>
+          <w:szCs w:val="32"/>
+        </w:rPr>
+      </w:pPr>
+    </w:p>
+    <w:p>
+      <w:pPr>
+        <w:pStyle w:val="ListParagraph"/>
+        <w:jc w:val="both"/>
         <w:rPr>
           <w:rFonts w:ascii="Times New Roman" w:hAnsi="Times New Roman" w:cs="Times New Roman"/>
           <w:sz w:val="32"/>
@@ -13790,18 +14412,20 @@
           <w:ilvl w:val="0"/>
           <w:numId w:val="51"/>
         </w:numPr>
-        <w:rPr>
-          <w:rFonts w:ascii="Times New Roman" w:hAnsi="Times New Roman" w:cs="Times New Roman"/>
-          <w:sz w:val="32"/>
-          <w:szCs w:val="32"/>
-        </w:rPr>
-      </w:pPr>
-      <w:r>
-        <w:rPr>
-          <w:rFonts w:ascii="Times New Roman" w:hAnsi="Times New Roman" w:cs="Times New Roman"/>
-          <w:sz w:val="32"/>
-          <w:szCs w:val="32"/>
-        </w:rPr>
+        <w:jc w:val="both"/>
+        <w:rPr>
+          <w:rFonts w:ascii="Times New Roman" w:hAnsi="Times New Roman" w:cs="Times New Roman"/>
+          <w:sz w:val="32"/>
+          <w:szCs w:val="32"/>
+        </w:rPr>
+      </w:pPr>
+      <w:r>
+        <w:rPr>
+          <w:rFonts w:ascii="Times New Roman" w:hAnsi="Times New Roman" w:cs="Times New Roman"/>
+          <w:sz w:val="32"/>
+          <w:szCs w:val="32"/>
+        </w:rPr>
+        <w:lastRenderedPageBreak/>
         <w:t>Prediction &amp; Export Module (predict_and_export.py)</w:t>
       </w:r>
     </w:p>
@@ -13812,6 +14436,7 @@
           <w:ilvl w:val="0"/>
           <w:numId w:val="50"/>
         </w:numPr>
+        <w:jc w:val="both"/>
         <w:rPr>
           <w:rFonts w:ascii="Times New Roman" w:hAnsi="Times New Roman" w:cs="Times New Roman"/>
           <w:sz w:val="28"/>
@@ -13830,30 +14455,12 @@
     <w:p>
       <w:pPr>
         <w:pStyle w:val="ListParagraph"/>
-        <w:rPr>
-          <w:rFonts w:ascii="Times New Roman" w:hAnsi="Times New Roman" w:cs="Times New Roman"/>
-          <w:sz w:val="32"/>
-          <w:szCs w:val="32"/>
-        </w:rPr>
-      </w:pPr>
-    </w:p>
-    <w:p>
-      <w:pPr>
-        <w:pStyle w:val="ListParagraph"/>
-        <w:rPr>
-          <w:rFonts w:ascii="Times New Roman" w:hAnsi="Times New Roman" w:cs="Times New Roman"/>
-          <w:sz w:val="32"/>
-          <w:szCs w:val="32"/>
-        </w:rPr>
-      </w:pPr>
-    </w:p>
-    <w:p>
-      <w:pPr>
-        <w:pStyle w:val="ListParagraph"/>
-        <w:rPr>
-          <w:rFonts w:ascii="Times New Roman" w:hAnsi="Times New Roman" w:cs="Times New Roman"/>
-          <w:sz w:val="32"/>
-          <w:szCs w:val="32"/>
+        <w:ind w:left="2160"/>
+        <w:jc w:val="both"/>
+        <w:rPr>
+          <w:rFonts w:ascii="Times New Roman" w:hAnsi="Times New Roman" w:cs="Times New Roman"/>
+          <w:sz w:val="28"/>
+          <w:szCs w:val="28"/>
         </w:rPr>
       </w:pPr>
     </w:p>
@@ -13864,19 +14471,19 @@
           <w:ilvl w:val="0"/>
           <w:numId w:val="51"/>
         </w:numPr>
-        <w:rPr>
-          <w:rFonts w:ascii="Times New Roman" w:hAnsi="Times New Roman" w:cs="Times New Roman"/>
-          <w:sz w:val="32"/>
-          <w:szCs w:val="32"/>
-        </w:rPr>
-      </w:pPr>
-      <w:r>
-        <w:rPr>
-          <w:rFonts w:ascii="Times New Roman" w:hAnsi="Times New Roman" w:cs="Times New Roman"/>
-          <w:sz w:val="32"/>
-          <w:szCs w:val="32"/>
-        </w:rPr>
-        <w:lastRenderedPageBreak/>
+        <w:jc w:val="both"/>
+        <w:rPr>
+          <w:rFonts w:ascii="Times New Roman" w:hAnsi="Times New Roman" w:cs="Times New Roman"/>
+          <w:sz w:val="32"/>
+          <w:szCs w:val="32"/>
+        </w:rPr>
+      </w:pPr>
+      <w:r>
+        <w:rPr>
+          <w:rFonts w:ascii="Times New Roman" w:hAnsi="Times New Roman" w:cs="Times New Roman"/>
+          <w:sz w:val="32"/>
+          <w:szCs w:val="32"/>
+        </w:rPr>
         <w:t>Frontend (HTML, CSS, JavaScript)</w:t>
       </w:r>
     </w:p>
@@ -13887,6 +14494,7 @@
           <w:ilvl w:val="0"/>
           <w:numId w:val="50"/>
         </w:numPr>
+        <w:jc w:val="both"/>
         <w:rPr>
           <w:rFonts w:ascii="Times New Roman" w:hAnsi="Times New Roman" w:cs="Times New Roman"/>
           <w:sz w:val="28"/>
@@ -14044,99 +14652,15 @@
     </w:p>
     <w:p>
       <w:pPr>
-        <w:pStyle w:val="ListParagraph"/>
-        <w:rPr>
-          <w:rFonts w:ascii="Times New Roman" w:hAnsi="Times New Roman" w:cs="Times New Roman"/>
-          <w:sz w:val="32"/>
-          <w:szCs w:val="32"/>
-        </w:rPr>
-      </w:pPr>
-    </w:p>
-    <w:p>
-      <w:pPr>
-        <w:pStyle w:val="ListParagraph"/>
-        <w:rPr>
-          <w:rFonts w:ascii="Times New Roman" w:hAnsi="Times New Roman" w:cs="Times New Roman"/>
-          <w:sz w:val="32"/>
-          <w:szCs w:val="32"/>
-        </w:rPr>
-      </w:pPr>
-    </w:p>
-    <w:p>
-      <w:pPr>
-        <w:pStyle w:val="ListParagraph"/>
-        <w:rPr>
-          <w:rFonts w:ascii="Times New Roman" w:hAnsi="Times New Roman" w:cs="Times New Roman"/>
-          <w:sz w:val="32"/>
-          <w:szCs w:val="32"/>
-        </w:rPr>
-      </w:pPr>
-    </w:p>
-    <w:p>
-      <w:pPr>
-        <w:pStyle w:val="ListParagraph"/>
-        <w:rPr>
-          <w:rFonts w:ascii="Times New Roman" w:hAnsi="Times New Roman" w:cs="Times New Roman"/>
-          <w:sz w:val="32"/>
-          <w:szCs w:val="32"/>
-        </w:rPr>
-      </w:pPr>
-    </w:p>
-    <w:p>
-      <w:pPr>
-        <w:pStyle w:val="ListParagraph"/>
-        <w:rPr>
-          <w:rFonts w:ascii="Times New Roman" w:hAnsi="Times New Roman" w:cs="Times New Roman"/>
-          <w:sz w:val="32"/>
-          <w:szCs w:val="32"/>
-        </w:rPr>
-      </w:pPr>
-    </w:p>
-    <w:p>
-      <w:pPr>
-        <w:pStyle w:val="ListParagraph"/>
-        <w:rPr>
-          <w:rFonts w:ascii="Times New Roman" w:hAnsi="Times New Roman" w:cs="Times New Roman"/>
-          <w:sz w:val="32"/>
-          <w:szCs w:val="32"/>
-        </w:rPr>
-      </w:pPr>
-    </w:p>
-    <w:p>
-      <w:pPr>
-        <w:pStyle w:val="ListParagraph"/>
-        <w:rPr>
-          <w:rFonts w:ascii="Times New Roman" w:hAnsi="Times New Roman" w:cs="Times New Roman"/>
-          <w:sz w:val="32"/>
-          <w:szCs w:val="32"/>
-        </w:rPr>
-      </w:pPr>
-    </w:p>
-    <w:p>
-      <w:pPr>
-        <w:pStyle w:val="ListParagraph"/>
-        <w:rPr>
-          <w:rFonts w:ascii="Times New Roman" w:hAnsi="Times New Roman" w:cs="Times New Roman"/>
-          <w:sz w:val="32"/>
-          <w:szCs w:val="32"/>
-        </w:rPr>
-      </w:pPr>
-    </w:p>
-    <w:p>
-      <w:pPr>
-        <w:pStyle w:val="ListParagraph"/>
-        <w:rPr>
-          <w:rFonts w:ascii="Times New Roman" w:hAnsi="Times New Roman" w:cs="Times New Roman"/>
-          <w:sz w:val="32"/>
-          <w:szCs w:val="32"/>
-        </w:rPr>
-      </w:pPr>
-    </w:p>
-    <w:p>
-      <w:pPr>
-        <w:pStyle w:val="ListParagraph"/>
-        <w:rPr>
-          <w:rFonts w:ascii="Times New Roman" w:hAnsi="Times New Roman" w:cs="Times New Roman"/>
+        <w:rPr>
+          <w:sz w:val="32"/>
+          <w:szCs w:val="32"/>
+        </w:rPr>
+      </w:pPr>
+    </w:p>
+    <w:p>
+      <w:pPr>
+        <w:rPr>
           <w:sz w:val="32"/>
           <w:szCs w:val="32"/>
         </w:rPr>
@@ -14184,6 +14708,7 @@
           <w:ilvl w:val="0"/>
           <w:numId w:val="2"/>
         </w:numPr>
+        <w:jc w:val="both"/>
         <w:rPr>
           <w:rFonts w:ascii="Times New Roman" w:hAnsi="Times New Roman" w:cs="Times New Roman"/>
           <w:sz w:val="32"/>
@@ -14202,6 +14727,7 @@
     <w:p>
       <w:pPr>
         <w:pStyle w:val="ListParagraph"/>
+        <w:jc w:val="both"/>
         <w:rPr>
           <w:rFonts w:ascii="Times New Roman" w:hAnsi="Times New Roman" w:cs="Times New Roman"/>
           <w:sz w:val="32"/>
@@ -14216,6 +14742,7 @@
           <w:ilvl w:val="0"/>
           <w:numId w:val="2"/>
         </w:numPr>
+        <w:jc w:val="both"/>
         <w:rPr>
           <w:rFonts w:ascii="Times New Roman" w:hAnsi="Times New Roman" w:cs="Times New Roman"/>
           <w:sz w:val="32"/>
@@ -14234,6 +14761,7 @@
     <w:p>
       <w:pPr>
         <w:pStyle w:val="ListParagraph"/>
+        <w:jc w:val="both"/>
         <w:rPr>
           <w:rFonts w:ascii="Times New Roman" w:hAnsi="Times New Roman" w:cs="Times New Roman"/>
           <w:sz w:val="32"/>
@@ -14248,6 +14776,7 @@
           <w:ilvl w:val="0"/>
           <w:numId w:val="2"/>
         </w:numPr>
+        <w:jc w:val="both"/>
         <w:rPr>
           <w:rFonts w:ascii="Times New Roman" w:hAnsi="Times New Roman" w:cs="Times New Roman"/>
           <w:sz w:val="32"/>
@@ -14286,6 +14815,15 @@
         <w:pStyle w:val="ListParagraph"/>
         <w:rPr>
           <w:rFonts w:ascii="Times New Roman" w:hAnsi="Times New Roman" w:cs="Times New Roman"/>
+          <w:sz w:val="32"/>
+          <w:szCs w:val="32"/>
+        </w:rPr>
+      </w:pPr>
+    </w:p>
+    <w:p>
+      <w:pPr>
+        <w:jc w:val="center"/>
+        <w:rPr>
           <w:sz w:val="32"/>
           <w:szCs w:val="32"/>
         </w:rPr>
@@ -14396,7 +14934,15 @@
           <w:sz w:val="32"/>
           <w:szCs w:val="32"/>
         </w:rPr>
-        <w:t xml:space="preserve">eference: </w:t>
+        <w:t>eference:</w:t>
+      </w:r>
+      <w:r>
+        <w:rPr>
+          <w:rFonts w:ascii="Times New Roman" w:hAnsi="Times New Roman" w:cs="Times New Roman"/>
+          <w:sz w:val="32"/>
+          <w:szCs w:val="32"/>
+        </w:rPr>
+        <w:t xml:space="preserve"> </w:t>
       </w:r>
       <w:hyperlink r:id="rId23" w:history="1">
         <w:r>
@@ -14559,8 +15105,10 @@
       </w:pPr>
     </w:p>
     <w:sectPr>
+      <w:footerReference w:type="default" r:id="rId27"/>
       <w:pgSz w:w="12240" w:h="15840"/>
       <w:pgMar w:top="1440" w:right="1440" w:bottom="1440" w:left="1440" w:header="720" w:footer="720" w:gutter="0"/>
+      <w:pgNumType w:fmt="upperRoman" w:start="1"/>
       <w:cols w:space="720"/>
       <w:docGrid w:linePitch="360"/>
     </w:sectPr>
@@ -14589,9 +15137,29 @@
 
 <file path=word/footer1.xml><?xml version="1.0" encoding="utf-8"?>
 <w:ftr xmlns:wpc="http://schemas.microsoft.com/office/word/2010/wordprocessingCanvas" xmlns:cx="http://schemas.microsoft.com/office/drawing/2014/chartex" xmlns:cx1="http://schemas.microsoft.com/office/drawing/2015/9/8/chartex" xmlns:cx2="http://schemas.microsoft.com/office/drawing/2015/10/21/chartex" xmlns:cx3="http://schemas.microsoft.com/office/drawing/2016/5/9/chartex" xmlns:cx4="http://schemas.microsoft.com/office/drawing/2016/5/10/chartex" xmlns:cx5="http://schemas.microsoft.com/office/drawing/2016/5/11/chartex" xmlns:cx6="http://schemas.microsoft.com/office/drawing/2016/5/12/chartex" xmlns:cx7="http://schemas.microsoft.com/office/drawing/2016/5/13/chartex" xmlns:cx8="http://schemas.microsoft.com/office/drawing/2016/5/14/chartex" xmlns:mc="http://schemas.openxmlformats.org/markup-compatibility/2006" xmlns:aink="http://schemas.microsoft.com/office/drawing/2016/ink" xmlns:am3d="http://schemas.microsoft.com/office/drawing/2017/model3d" xmlns:o="urn:schemas-microsoft-com:office:office" xmlns:oel="http://schemas.microsoft.com/office/2019/extlst" xmlns:r="http://schemas.openxmlformats.org/officeDocument/2006/relationships" xmlns:m="http://schemas.openxmlformats.org/officeDocument/2006/math" xmlns:v="urn:schemas-microsoft-com:vml" xmlns:wp14="http://schemas.microsoft.com/office/word/2010/wordprocessingDrawing" xmlns:wp="http://schemas.openxmlformats.org/drawingml/2006/wordprocessingDrawing" xmlns:w10="urn:schemas-microsoft-com:office:word" xmlns:w="http://schemas.openxmlformats.org/wordprocessingml/2006/main" xmlns:w14="http://schemas.microsoft.com/office/word/2010/wordml" xmlns:w15="http://schemas.microsoft.com/office/word/2012/wordml" xmlns:w16cex="http://schemas.microsoft.com/office/word/2018/wordml/cex" xmlns:w16cid="http://schemas.microsoft.com/office/word/2016/wordml/cid" xmlns:w16="http://schemas.microsoft.com/office/word/2018/wordml" xmlns:w16du="http://schemas.microsoft.com/office/word/2023/wordml/word16du" xmlns:w16sdtdh="http://schemas.microsoft.com/office/word/2020/wordml/sdtdatahash" xmlns:w16sdtfl="http://schemas.microsoft.com/office/word/2024/wordml/sdtformatlock" xmlns:w16se="http://schemas.microsoft.com/office/word/2015/wordml/symex" xmlns:wpg="http://schemas.microsoft.com/office/word/2010/wordprocessingGroup" xmlns:wpi="http://schemas.microsoft.com/office/word/2010/wordprocessingInk" xmlns:wne="http://schemas.microsoft.com/office/word/2006/wordml" xmlns:wps="http://schemas.microsoft.com/office/word/2010/wordprocessingShape" mc:Ignorable="w14 w15 w16se w16cid w16 w16cex w16sdtdh w16sdtfl w16du wp14">
+  <w:p>
+    <w:pPr>
+      <w:pStyle w:val="Footer"/>
+      <w:jc w:val="center"/>
+    </w:pPr>
+  </w:p>
+  <w:p>
+    <w:pPr>
+      <w:pStyle w:val="Footer"/>
+    </w:pPr>
+  </w:p>
+</w:ftr>
+</file>
+
+<file path=word/footer2.xml><?xml version="1.0" encoding="utf-8"?>
+<w:ftr xmlns:wpc="http://schemas.microsoft.com/office/word/2010/wordprocessingCanvas" xmlns:cx="http://schemas.microsoft.com/office/drawing/2014/chartex" xmlns:cx1="http://schemas.microsoft.com/office/drawing/2015/9/8/chartex" xmlns:cx2="http://schemas.microsoft.com/office/drawing/2015/10/21/chartex" xmlns:cx3="http://schemas.microsoft.com/office/drawing/2016/5/9/chartex" xmlns:cx4="http://schemas.microsoft.com/office/drawing/2016/5/10/chartex" xmlns:cx5="http://schemas.microsoft.com/office/drawing/2016/5/11/chartex" xmlns:cx6="http://schemas.microsoft.com/office/drawing/2016/5/12/chartex" xmlns:cx7="http://schemas.microsoft.com/office/drawing/2016/5/13/chartex" xmlns:cx8="http://schemas.microsoft.com/office/drawing/2016/5/14/chartex" xmlns:mc="http://schemas.openxmlformats.org/markup-compatibility/2006" xmlns:aink="http://schemas.microsoft.com/office/drawing/2016/ink" xmlns:am3d="http://schemas.microsoft.com/office/drawing/2017/model3d" xmlns:o="urn:schemas-microsoft-com:office:office" xmlns:oel="http://schemas.microsoft.com/office/2019/extlst" xmlns:r="http://schemas.openxmlformats.org/officeDocument/2006/relationships" xmlns:m="http://schemas.openxmlformats.org/officeDocument/2006/math" xmlns:v="urn:schemas-microsoft-com:vml" xmlns:wp14="http://schemas.microsoft.com/office/word/2010/wordprocessingDrawing" xmlns:wp="http://schemas.openxmlformats.org/drawingml/2006/wordprocessingDrawing" xmlns:w10="urn:schemas-microsoft-com:office:word" xmlns:w="http://schemas.openxmlformats.org/wordprocessingml/2006/main" xmlns:w14="http://schemas.microsoft.com/office/word/2010/wordml" xmlns:w15="http://schemas.microsoft.com/office/word/2012/wordml" xmlns:w16cex="http://schemas.microsoft.com/office/word/2018/wordml/cex" xmlns:w16cid="http://schemas.microsoft.com/office/word/2016/wordml/cid" xmlns:w16="http://schemas.microsoft.com/office/word/2018/wordml" xmlns:w16du="http://schemas.microsoft.com/office/word/2023/wordml/word16du" xmlns:w16sdtdh="http://schemas.microsoft.com/office/word/2020/wordml/sdtdatahash" xmlns:w16sdtfl="http://schemas.microsoft.com/office/word/2024/wordml/sdtformatlock" xmlns:w16se="http://schemas.microsoft.com/office/word/2015/wordml/symex" xmlns:wpg="http://schemas.microsoft.com/office/word/2010/wordprocessingGroup" xmlns:wpi="http://schemas.microsoft.com/office/word/2010/wordprocessingInk" xmlns:wne="http://schemas.microsoft.com/office/word/2006/wordml" xmlns:wps="http://schemas.microsoft.com/office/word/2010/wordprocessingShape" mc:Ignorable="w14 w15 w16se w16cid w16 w16cex w16sdtdh w16sdtfl w16du wp14">
   <w:sdt>
     <w:sdtPr>
-      <w:id w:val="1657492595"/>
+      <w:rPr>
+        <w:sz w:val="26"/>
+        <w:szCs w:val="26"/>
+      </w:rPr>
+      <w:id w:val="-1505200380"/>
       <w:docPartObj>
         <w:docPartGallery w:val="Page Numbers (Bottom of Page)"/>
         <w:docPartUnique/>
@@ -14599,11 +15167,7 @@
     </w:sdtPr>
     <w:sdtEndPr>
       <w:rPr>
-        <w:b/>
-        <w:bCs/>
         <w:noProof/>
-        <w:sz w:val="28"/>
-        <w:szCs w:val="28"/>
       </w:rPr>
     </w:sdtEndPr>
     <w:sdtContent>
@@ -14612,18 +15176,16 @@
           <w:pStyle w:val="Footer"/>
           <w:jc w:val="center"/>
           <w:rPr>
-            <w:b/>
-            <w:bCs/>
-            <w:sz w:val="28"/>
-            <w:szCs w:val="28"/>
+            <w:sz w:val="26"/>
+            <w:szCs w:val="26"/>
           </w:rPr>
         </w:pPr>
         <w:r>
           <w:rPr>
             <w:b/>
             <w:bCs/>
-            <w:sz w:val="28"/>
-            <w:szCs w:val="28"/>
+            <w:sz w:val="26"/>
+            <w:szCs w:val="26"/>
           </w:rPr>
           <w:fldChar w:fldCharType="begin"/>
         </w:r>
@@ -14631,8 +15193,8 @@
           <w:rPr>
             <w:b/>
             <w:bCs/>
-            <w:sz w:val="28"/>
-            <w:szCs w:val="28"/>
+            <w:sz w:val="26"/>
+            <w:szCs w:val="26"/>
           </w:rPr>
           <w:instrText xml:space="preserve"> PAGE   \* MERGEFORMAT </w:instrText>
         </w:r>
@@ -14640,8 +15202,8 @@
           <w:rPr>
             <w:b/>
             <w:bCs/>
-            <w:sz w:val="28"/>
-            <w:szCs w:val="28"/>
+            <w:sz w:val="26"/>
+            <w:szCs w:val="26"/>
           </w:rPr>
           <w:fldChar w:fldCharType="separate"/>
         </w:r>
@@ -14650,8 +15212,8 @@
             <w:b/>
             <w:bCs/>
             <w:noProof/>
-            <w:sz w:val="28"/>
-            <w:szCs w:val="28"/>
+            <w:sz w:val="26"/>
+            <w:szCs w:val="26"/>
           </w:rPr>
           <w:t>2</w:t>
         </w:r>
@@ -14660,8 +15222,8 @@
             <w:b/>
             <w:bCs/>
             <w:noProof/>
-            <w:sz w:val="28"/>
-            <w:szCs w:val="28"/>
+            <w:sz w:val="26"/>
+            <w:szCs w:val="26"/>
           </w:rPr>
           <w:fldChar w:fldCharType="end"/>
         </w:r>

--- a/docs/Clg 1st Report.docx
+++ b/docs/Clg 1st Report.docx
@@ -842,7 +842,7 @@
                 <w:sz w:val="28"/>
                 <w:szCs w:val="28"/>
               </w:rPr>
-              <w:t>IV</w:t>
+              <w:t>4</w:t>
             </w:r>
           </w:p>
         </w:tc>
@@ -917,7 +917,7 @@
                 <w:sz w:val="28"/>
                 <w:szCs w:val="28"/>
               </w:rPr>
-              <w:t>V</w:t>
+              <w:t>5</w:t>
             </w:r>
           </w:p>
         </w:tc>
@@ -989,7 +989,7 @@
                 <w:sz w:val="28"/>
                 <w:szCs w:val="28"/>
               </w:rPr>
-              <w:t>VI</w:t>
+              <w:t>6</w:t>
             </w:r>
           </w:p>
         </w:tc>
@@ -1046,7 +1046,7 @@
                 <w:sz w:val="28"/>
                 <w:szCs w:val="28"/>
               </w:rPr>
-              <w:t>VI</w:t>
+              <w:t>6</w:t>
             </w:r>
           </w:p>
         </w:tc>
@@ -1103,7 +1103,7 @@
                 <w:sz w:val="28"/>
                 <w:szCs w:val="28"/>
               </w:rPr>
-              <w:t>VI</w:t>
+              <w:t>6</w:t>
             </w:r>
           </w:p>
         </w:tc>
@@ -1175,7 +1175,7 @@
                 <w:sz w:val="28"/>
                 <w:szCs w:val="28"/>
               </w:rPr>
-              <w:t>VII</w:t>
+              <w:t>7</w:t>
             </w:r>
           </w:p>
         </w:tc>
@@ -1232,7 +1232,7 @@
                 <w:sz w:val="28"/>
                 <w:szCs w:val="28"/>
               </w:rPr>
-              <w:t>VII</w:t>
+              <w:t>7</w:t>
             </w:r>
           </w:p>
         </w:tc>
@@ -1284,7 +1284,7 @@
                 <w:sz w:val="28"/>
                 <w:szCs w:val="28"/>
               </w:rPr>
-              <w:t>VIII</w:t>
+              <w:t>8</w:t>
             </w:r>
           </w:p>
         </w:tc>
@@ -1341,7 +1341,7 @@
                 <w:sz w:val="28"/>
                 <w:szCs w:val="28"/>
               </w:rPr>
-              <w:t>X</w:t>
+              <w:t>10</w:t>
             </w:r>
           </w:p>
         </w:tc>
@@ -1391,7 +1391,7 @@
                 <w:sz w:val="28"/>
                 <w:szCs w:val="28"/>
               </w:rPr>
-              <w:t>X</w:t>
+              <w:t>10</w:t>
             </w:r>
           </w:p>
         </w:tc>
@@ -1441,7 +1441,7 @@
                 <w:sz w:val="28"/>
                 <w:szCs w:val="28"/>
               </w:rPr>
-              <w:t>XI</w:t>
+              <w:t>11</w:t>
             </w:r>
           </w:p>
         </w:tc>
@@ -1491,7 +1491,7 @@
                 <w:sz w:val="28"/>
                 <w:szCs w:val="28"/>
               </w:rPr>
-              <w:t>XII</w:t>
+              <w:t>12</w:t>
             </w:r>
           </w:p>
         </w:tc>
@@ -1541,7 +1541,7 @@
                 <w:sz w:val="28"/>
                 <w:szCs w:val="28"/>
               </w:rPr>
-              <w:t>XIII</w:t>
+              <w:t>13</w:t>
             </w:r>
           </w:p>
         </w:tc>
@@ -1600,7 +1600,7 @@
                 <w:sz w:val="28"/>
                 <w:szCs w:val="28"/>
               </w:rPr>
-              <w:t>XIII</w:t>
+              <w:t>13</w:t>
             </w:r>
           </w:p>
         </w:tc>
@@ -1650,7 +1650,7 @@
                 <w:sz w:val="28"/>
                 <w:szCs w:val="28"/>
               </w:rPr>
-              <w:t>XIV</w:t>
+              <w:t>14</w:t>
             </w:r>
           </w:p>
         </w:tc>
@@ -1700,7 +1700,7 @@
                 <w:sz w:val="28"/>
                 <w:szCs w:val="28"/>
               </w:rPr>
-              <w:t>XIV</w:t>
+              <w:t>14</w:t>
             </w:r>
           </w:p>
         </w:tc>
@@ -1772,7 +1772,7 @@
                 <w:sz w:val="28"/>
                 <w:szCs w:val="28"/>
               </w:rPr>
-              <w:t>XV</w:t>
+              <w:t>15</w:t>
             </w:r>
           </w:p>
         </w:tc>
@@ -1831,7 +1831,7 @@
                 <w:sz w:val="28"/>
                 <w:szCs w:val="28"/>
               </w:rPr>
-              <w:t>XV</w:t>
+              <w:t>15</w:t>
             </w:r>
           </w:p>
         </w:tc>
@@ -1874,7 +1874,7 @@
                 <w:sz w:val="28"/>
                 <w:szCs w:val="28"/>
               </w:rPr>
-              <w:t>XVI</w:t>
+              <w:t>16</w:t>
             </w:r>
           </w:p>
         </w:tc>
@@ -1946,7 +1946,7 @@
                 <w:sz w:val="28"/>
                 <w:szCs w:val="28"/>
               </w:rPr>
-              <w:t>XVIII</w:t>
+              <w:t>18</w:t>
             </w:r>
           </w:p>
         </w:tc>
@@ -1989,7 +1989,7 @@
                 <w:sz w:val="28"/>
                 <w:szCs w:val="28"/>
               </w:rPr>
-              <w:t>XVIII</w:t>
+              <w:t>18</w:t>
             </w:r>
           </w:p>
         </w:tc>
@@ -2032,7 +2032,7 @@
                 <w:sz w:val="28"/>
                 <w:szCs w:val="28"/>
               </w:rPr>
-              <w:t>XVIII</w:t>
+              <w:t>18</w:t>
             </w:r>
           </w:p>
         </w:tc>
@@ -2075,7 +2075,7 @@
                 <w:sz w:val="28"/>
                 <w:szCs w:val="28"/>
               </w:rPr>
-              <w:t>XX</w:t>
+              <w:t>20</w:t>
             </w:r>
           </w:p>
         </w:tc>
@@ -2118,7 +2118,7 @@
                 <w:sz w:val="28"/>
                 <w:szCs w:val="28"/>
               </w:rPr>
-              <w:t>XX</w:t>
+              <w:t>20</w:t>
             </w:r>
           </w:p>
         </w:tc>
@@ -2161,7 +2161,7 @@
                 <w:sz w:val="28"/>
                 <w:szCs w:val="28"/>
               </w:rPr>
-              <w:t>XX</w:t>
+              <w:t>20</w:t>
             </w:r>
           </w:p>
         </w:tc>
@@ -2211,7 +2211,7 @@
                 <w:sz w:val="28"/>
                 <w:szCs w:val="28"/>
               </w:rPr>
-              <w:t>XX</w:t>
+              <w:t>20</w:t>
             </w:r>
           </w:p>
         </w:tc>
@@ -2261,7 +2261,7 @@
                 <w:sz w:val="28"/>
                 <w:szCs w:val="28"/>
               </w:rPr>
-              <w:t>XX</w:t>
+              <w:t>20</w:t>
             </w:r>
           </w:p>
         </w:tc>
@@ -2311,7 +2311,7 @@
                 <w:sz w:val="28"/>
                 <w:szCs w:val="28"/>
               </w:rPr>
-              <w:t>XXI</w:t>
+              <w:t>21</w:t>
             </w:r>
           </w:p>
         </w:tc>
@@ -2361,7 +2361,7 @@
                 <w:sz w:val="28"/>
                 <w:szCs w:val="28"/>
               </w:rPr>
-              <w:t>XXI</w:t>
+              <w:t>21</w:t>
             </w:r>
           </w:p>
         </w:tc>
@@ -2412,7 +2412,7 @@
                 <w:sz w:val="28"/>
                 <w:szCs w:val="28"/>
               </w:rPr>
-              <w:t>XXII</w:t>
+              <w:t>22</w:t>
             </w:r>
           </w:p>
         </w:tc>
@@ -2462,7 +2462,7 @@
                 <w:sz w:val="28"/>
                 <w:szCs w:val="28"/>
               </w:rPr>
-              <w:t>XXII</w:t>
+              <w:t>22</w:t>
             </w:r>
           </w:p>
         </w:tc>
@@ -2521,7 +2521,7 @@
                 <w:sz w:val="28"/>
                 <w:szCs w:val="28"/>
               </w:rPr>
-              <w:t>XXII-XXIX</w:t>
+              <w:t>22-29</w:t>
             </w:r>
           </w:p>
         </w:tc>
@@ -2593,7 +2593,7 @@
                 <w:sz w:val="28"/>
                 <w:szCs w:val="28"/>
               </w:rPr>
-              <w:t>XXX</w:t>
+              <w:t>30</w:t>
             </w:r>
           </w:p>
         </w:tc>
@@ -2664,7 +2664,7 @@
                 <w:sz w:val="28"/>
                 <w:szCs w:val="28"/>
               </w:rPr>
-              <w:t>XXXI</w:t>
+              <w:t>31</w:t>
             </w:r>
           </w:p>
         </w:tc>

--- a/docs/Clg 1st Report.docx
+++ b/docs/Clg 1st Report.docx
@@ -143,16 +143,8 @@
               <w:rPr>
                 <w:rFonts w:ascii="Times New Roman" w:hAnsi="Times New Roman" w:cs="Times New Roman"/>
               </w:rPr>
-              <w:t xml:space="preserve">Guided </w:t>
+              <w:t>Guided By:-</w:t>
             </w:r>
-            <w:proofErr w:type="gramStart"/>
-            <w:r>
-              <w:rPr>
-                <w:rFonts w:ascii="Times New Roman" w:hAnsi="Times New Roman" w:cs="Times New Roman"/>
-              </w:rPr>
-              <w:t>By:-</w:t>
-            </w:r>
-            <w:proofErr w:type="gramEnd"/>
           </w:p>
         </w:tc>
       </w:tr>
@@ -204,25 +196,7 @@
                 <w:sz w:val="24"/>
                 <w:szCs w:val="24"/>
               </w:rPr>
-              <w:t xml:space="preserve">Prof. Umesh </w:t>
-            </w:r>
-            <w:proofErr w:type="spellStart"/>
-            <w:r>
-              <w:rPr>
-                <w:bCs/>
-                <w:sz w:val="24"/>
-                <w:szCs w:val="24"/>
-              </w:rPr>
-              <w:t>Lakhtariya</w:t>
-            </w:r>
-            <w:proofErr w:type="spellEnd"/>
-            <w:r>
-              <w:rPr>
-                <w:bCs/>
-                <w:sz w:val="24"/>
-                <w:szCs w:val="24"/>
-              </w:rPr>
-              <w:t xml:space="preserve"> (Internal)</w:t>
+              <w:t>Prof. Umesh Lakhtariya (Internal)</w:t>
             </w:r>
           </w:p>
         </w:tc>
@@ -842,7 +816,7 @@
                 <w:sz w:val="28"/>
                 <w:szCs w:val="28"/>
               </w:rPr>
-              <w:t>4</w:t>
+              <w:t>1</w:t>
             </w:r>
           </w:p>
         </w:tc>
@@ -917,6 +891,373 @@
                 <w:sz w:val="28"/>
                 <w:szCs w:val="28"/>
               </w:rPr>
+              <w:t>2</w:t>
+            </w:r>
+          </w:p>
+        </w:tc>
+      </w:tr>
+      <w:tr>
+        <w:tc>
+          <w:tcPr>
+            <w:tcW w:w="7735" w:type="dxa"/>
+          </w:tcPr>
+          <w:p>
+            <w:pPr>
+              <w:rPr>
+                <w:sz w:val="28"/>
+                <w:szCs w:val="28"/>
+              </w:rPr>
+            </w:pPr>
+          </w:p>
+        </w:tc>
+        <w:tc>
+          <w:tcPr>
+            <w:tcW w:w="1615" w:type="dxa"/>
+          </w:tcPr>
+          <w:p>
+            <w:pPr>
+              <w:jc w:val="right"/>
+              <w:rPr>
+                <w:sz w:val="28"/>
+                <w:szCs w:val="28"/>
+              </w:rPr>
+            </w:pPr>
+          </w:p>
+        </w:tc>
+      </w:tr>
+      <w:tr>
+        <w:tc>
+          <w:tcPr>
+            <w:tcW w:w="7735" w:type="dxa"/>
+          </w:tcPr>
+          <w:p>
+            <w:pPr>
+              <w:rPr>
+                <w:sz w:val="28"/>
+                <w:szCs w:val="28"/>
+              </w:rPr>
+            </w:pPr>
+            <w:r>
+              <w:rPr>
+                <w:sz w:val="28"/>
+                <w:szCs w:val="28"/>
+              </w:rPr>
+              <w:t>CHAPTER 3: SOFTWARE AND HARDWARE REQUIREMENTS</w:t>
+            </w:r>
+          </w:p>
+        </w:tc>
+        <w:tc>
+          <w:tcPr>
+            <w:tcW w:w="1615" w:type="dxa"/>
+          </w:tcPr>
+          <w:p>
+            <w:pPr>
+              <w:jc w:val="right"/>
+              <w:rPr>
+                <w:sz w:val="28"/>
+                <w:szCs w:val="28"/>
+              </w:rPr>
+            </w:pPr>
+            <w:r>
+              <w:rPr>
+                <w:sz w:val="28"/>
+                <w:szCs w:val="28"/>
+              </w:rPr>
+              <w:t>3</w:t>
+            </w:r>
+          </w:p>
+        </w:tc>
+      </w:tr>
+      <w:tr>
+        <w:tc>
+          <w:tcPr>
+            <w:tcW w:w="7735" w:type="dxa"/>
+          </w:tcPr>
+          <w:p>
+            <w:pPr>
+              <w:rPr>
+                <w:sz w:val="28"/>
+                <w:szCs w:val="28"/>
+              </w:rPr>
+            </w:pPr>
+            <w:r>
+              <w:rPr>
+                <w:sz w:val="28"/>
+                <w:szCs w:val="28"/>
+              </w:rPr>
+              <w:t xml:space="preserve">              </w:t>
+            </w:r>
+            <w:r>
+              <w:rPr>
+                <w:sz w:val="28"/>
+                <w:szCs w:val="28"/>
+              </w:rPr>
+              <w:t xml:space="preserve">3.1 </w:t>
+            </w:r>
+            <w:r>
+              <w:rPr>
+                <w:sz w:val="32"/>
+                <w:szCs w:val="32"/>
+              </w:rPr>
+              <w:t>Minimum Software Requirements</w:t>
+            </w:r>
+          </w:p>
+        </w:tc>
+        <w:tc>
+          <w:tcPr>
+            <w:tcW w:w="1615" w:type="dxa"/>
+          </w:tcPr>
+          <w:p>
+            <w:pPr>
+              <w:jc w:val="right"/>
+              <w:rPr>
+                <w:sz w:val="28"/>
+                <w:szCs w:val="28"/>
+              </w:rPr>
+            </w:pPr>
+            <w:r>
+              <w:rPr>
+                <w:sz w:val="28"/>
+                <w:szCs w:val="28"/>
+              </w:rPr>
+              <w:t>3</w:t>
+            </w:r>
+          </w:p>
+        </w:tc>
+      </w:tr>
+      <w:tr>
+        <w:tc>
+          <w:tcPr>
+            <w:tcW w:w="7735" w:type="dxa"/>
+          </w:tcPr>
+          <w:p>
+            <w:pPr>
+              <w:rPr>
+                <w:sz w:val="28"/>
+                <w:szCs w:val="28"/>
+              </w:rPr>
+            </w:pPr>
+            <w:r>
+              <w:rPr>
+                <w:sz w:val="28"/>
+                <w:szCs w:val="28"/>
+              </w:rPr>
+              <w:t xml:space="preserve">              </w:t>
+            </w:r>
+            <w:r>
+              <w:rPr>
+                <w:sz w:val="28"/>
+                <w:szCs w:val="28"/>
+              </w:rPr>
+              <w:t xml:space="preserve">3.2 </w:t>
+            </w:r>
+            <w:r>
+              <w:rPr>
+                <w:sz w:val="32"/>
+                <w:szCs w:val="32"/>
+              </w:rPr>
+              <w:t>Minimum Hardware Requirements</w:t>
+            </w:r>
+          </w:p>
+        </w:tc>
+        <w:tc>
+          <w:tcPr>
+            <w:tcW w:w="1615" w:type="dxa"/>
+          </w:tcPr>
+          <w:p>
+            <w:pPr>
+              <w:jc w:val="right"/>
+              <w:rPr>
+                <w:sz w:val="28"/>
+                <w:szCs w:val="28"/>
+              </w:rPr>
+            </w:pPr>
+            <w:r>
+              <w:rPr>
+                <w:sz w:val="28"/>
+                <w:szCs w:val="28"/>
+              </w:rPr>
+              <w:t>3</w:t>
+            </w:r>
+          </w:p>
+        </w:tc>
+      </w:tr>
+      <w:tr>
+        <w:tc>
+          <w:tcPr>
+            <w:tcW w:w="7735" w:type="dxa"/>
+          </w:tcPr>
+          <w:p>
+            <w:pPr>
+              <w:rPr>
+                <w:sz w:val="28"/>
+                <w:szCs w:val="28"/>
+              </w:rPr>
+            </w:pPr>
+          </w:p>
+        </w:tc>
+        <w:tc>
+          <w:tcPr>
+            <w:tcW w:w="1615" w:type="dxa"/>
+          </w:tcPr>
+          <w:p>
+            <w:pPr>
+              <w:jc w:val="right"/>
+              <w:rPr>
+                <w:sz w:val="28"/>
+                <w:szCs w:val="28"/>
+              </w:rPr>
+            </w:pPr>
+          </w:p>
+        </w:tc>
+      </w:tr>
+      <w:tr>
+        <w:tc>
+          <w:tcPr>
+            <w:tcW w:w="7735" w:type="dxa"/>
+          </w:tcPr>
+          <w:p>
+            <w:pPr>
+              <w:rPr>
+                <w:sz w:val="28"/>
+                <w:szCs w:val="28"/>
+              </w:rPr>
+            </w:pPr>
+            <w:r>
+              <w:rPr>
+                <w:sz w:val="28"/>
+                <w:szCs w:val="28"/>
+              </w:rPr>
+              <w:t>CHAPTER 4: PROCESS MODEL</w:t>
+            </w:r>
+          </w:p>
+        </w:tc>
+        <w:tc>
+          <w:tcPr>
+            <w:tcW w:w="1615" w:type="dxa"/>
+          </w:tcPr>
+          <w:p>
+            <w:pPr>
+              <w:jc w:val="right"/>
+              <w:rPr>
+                <w:sz w:val="28"/>
+                <w:szCs w:val="28"/>
+              </w:rPr>
+            </w:pPr>
+            <w:r>
+              <w:rPr>
+                <w:sz w:val="28"/>
+                <w:szCs w:val="28"/>
+              </w:rPr>
+              <w:t>4</w:t>
+            </w:r>
+          </w:p>
+        </w:tc>
+      </w:tr>
+      <w:tr>
+        <w:tc>
+          <w:tcPr>
+            <w:tcW w:w="7735" w:type="dxa"/>
+          </w:tcPr>
+          <w:p>
+            <w:pPr>
+              <w:rPr>
+                <w:sz w:val="28"/>
+                <w:szCs w:val="28"/>
+              </w:rPr>
+            </w:pPr>
+            <w:r>
+              <w:rPr>
+                <w:sz w:val="28"/>
+                <w:szCs w:val="28"/>
+              </w:rPr>
+              <w:t xml:space="preserve">              4.1 </w:t>
+            </w:r>
+            <w:r>
+              <w:rPr>
+                <w:sz w:val="28"/>
+                <w:szCs w:val="28"/>
+              </w:rPr>
+              <w:t>Model Overview</w:t>
+            </w:r>
+            <w:r>
+              <w:rPr>
+                <w:sz w:val="28"/>
+                <w:szCs w:val="28"/>
+              </w:rPr>
+              <w:t xml:space="preserve">     </w:t>
+            </w:r>
+          </w:p>
+        </w:tc>
+        <w:tc>
+          <w:tcPr>
+            <w:tcW w:w="1615" w:type="dxa"/>
+          </w:tcPr>
+          <w:p>
+            <w:pPr>
+              <w:jc w:val="right"/>
+              <w:rPr>
+                <w:sz w:val="28"/>
+                <w:szCs w:val="28"/>
+              </w:rPr>
+            </w:pPr>
+            <w:r>
+              <w:rPr>
+                <w:sz w:val="28"/>
+                <w:szCs w:val="28"/>
+              </w:rPr>
+              <w:t>4</w:t>
+            </w:r>
+          </w:p>
+        </w:tc>
+      </w:tr>
+      <w:tr>
+        <w:tc>
+          <w:tcPr>
+            <w:tcW w:w="7735" w:type="dxa"/>
+          </w:tcPr>
+          <w:p>
+            <w:pPr>
+              <w:rPr>
+                <w:b/>
+                <w:bCs/>
+                <w:sz w:val="28"/>
+                <w:szCs w:val="28"/>
+              </w:rPr>
+            </w:pPr>
+            <w:r>
+              <w:rPr>
+                <w:sz w:val="28"/>
+                <w:szCs w:val="28"/>
+              </w:rPr>
+              <w:t xml:space="preserve">              4.2 </w:t>
+            </w:r>
+            <w:r>
+              <w:rPr>
+                <w:sz w:val="28"/>
+                <w:szCs w:val="28"/>
+              </w:rPr>
+              <w:t>Data Preparation</w:t>
+            </w:r>
+          </w:p>
+        </w:tc>
+        <w:tc>
+          <w:tcPr>
+            <w:tcW w:w="1615" w:type="dxa"/>
+          </w:tcPr>
+          <w:p>
+            <w:pPr>
+              <w:jc w:val="right"/>
+              <w:rPr>
+                <w:sz w:val="28"/>
+                <w:szCs w:val="28"/>
+              </w:rPr>
+            </w:pPr>
+            <w:r>
+              <w:rPr>
+                <w:sz w:val="28"/>
+                <w:szCs w:val="28"/>
+              </w:rPr>
               <w:t>5</w:t>
             </w:r>
           </w:p>
@@ -934,227 +1275,26 @@
                 <w:szCs w:val="28"/>
               </w:rPr>
             </w:pPr>
-          </w:p>
-        </w:tc>
-        <w:tc>
-          <w:tcPr>
-            <w:tcW w:w="1615" w:type="dxa"/>
-          </w:tcPr>
-          <w:p>
-            <w:pPr>
-              <w:jc w:val="right"/>
-              <w:rPr>
-                <w:sz w:val="28"/>
-                <w:szCs w:val="28"/>
-              </w:rPr>
-            </w:pPr>
-          </w:p>
-        </w:tc>
-      </w:tr>
-      <w:tr>
-        <w:tc>
-          <w:tcPr>
-            <w:tcW w:w="7735" w:type="dxa"/>
-          </w:tcPr>
-          <w:p>
-            <w:pPr>
-              <w:rPr>
-                <w:sz w:val="28"/>
-                <w:szCs w:val="28"/>
-              </w:rPr>
-            </w:pPr>
             <w:r>
               <w:rPr>
                 <w:sz w:val="28"/>
                 <w:szCs w:val="28"/>
               </w:rPr>
-              <w:t>CHAPTER 3: SOFTWARE AND HARDWARE REQUIREMENTS</w:t>
-            </w:r>
-          </w:p>
-        </w:tc>
-        <w:tc>
-          <w:tcPr>
-            <w:tcW w:w="1615" w:type="dxa"/>
-          </w:tcPr>
-          <w:p>
-            <w:pPr>
-              <w:jc w:val="right"/>
-              <w:rPr>
-                <w:sz w:val="28"/>
-                <w:szCs w:val="28"/>
-              </w:rPr>
-            </w:pPr>
-            <w:r>
-              <w:rPr>
-                <w:sz w:val="28"/>
-                <w:szCs w:val="28"/>
-              </w:rPr>
-              <w:t>6</w:t>
-            </w:r>
-          </w:p>
-        </w:tc>
-      </w:tr>
-      <w:tr>
-        <w:tc>
-          <w:tcPr>
-            <w:tcW w:w="7735" w:type="dxa"/>
-          </w:tcPr>
-          <w:p>
-            <w:pPr>
-              <w:rPr>
-                <w:sz w:val="28"/>
-                <w:szCs w:val="28"/>
-              </w:rPr>
-            </w:pPr>
-            <w:r>
-              <w:rPr>
-                <w:sz w:val="28"/>
-                <w:szCs w:val="28"/>
-              </w:rPr>
-              <w:t xml:space="preserve">              </w:t>
+              <w:t xml:space="preserve">              4.3 </w:t>
             </w:r>
             <w:r>
               <w:rPr>
                 <w:sz w:val="28"/>
                 <w:szCs w:val="28"/>
               </w:rPr>
-              <w:t xml:space="preserve">3.1 </w:t>
+              <w:t>LSTM Model Architecture</w:t>
             </w:r>
             <w:r>
               <w:rPr>
-                <w:sz w:val="32"/>
-                <w:szCs w:val="32"/>
-              </w:rPr>
-              <w:t>Minimum Software Requirements</w:t>
-            </w:r>
-          </w:p>
-        </w:tc>
-        <w:tc>
-          <w:tcPr>
-            <w:tcW w:w="1615" w:type="dxa"/>
-          </w:tcPr>
-          <w:p>
-            <w:pPr>
-              <w:jc w:val="right"/>
-              <w:rPr>
-                <w:sz w:val="28"/>
-                <w:szCs w:val="28"/>
-              </w:rPr>
-            </w:pPr>
-            <w:r>
-              <w:rPr>
-                <w:sz w:val="28"/>
-                <w:szCs w:val="28"/>
-              </w:rPr>
-              <w:t>6</w:t>
-            </w:r>
-          </w:p>
-        </w:tc>
-      </w:tr>
-      <w:tr>
-        <w:tc>
-          <w:tcPr>
-            <w:tcW w:w="7735" w:type="dxa"/>
-          </w:tcPr>
-          <w:p>
-            <w:pPr>
-              <w:rPr>
-                <w:sz w:val="28"/>
-                <w:szCs w:val="28"/>
-              </w:rPr>
-            </w:pPr>
-            <w:r>
-              <w:rPr>
-                <w:sz w:val="28"/>
-                <w:szCs w:val="28"/>
-              </w:rPr>
-              <w:t xml:space="preserve">              </w:t>
-            </w:r>
-            <w:r>
-              <w:rPr>
-                <w:sz w:val="28"/>
-                <w:szCs w:val="28"/>
-              </w:rPr>
-              <w:t xml:space="preserve">3.2 </w:t>
-            </w:r>
-            <w:r>
-              <w:rPr>
-                <w:sz w:val="32"/>
-                <w:szCs w:val="32"/>
-              </w:rPr>
-              <w:t>Minimum Hardware Requirements</w:t>
-            </w:r>
-          </w:p>
-        </w:tc>
-        <w:tc>
-          <w:tcPr>
-            <w:tcW w:w="1615" w:type="dxa"/>
-          </w:tcPr>
-          <w:p>
-            <w:pPr>
-              <w:jc w:val="right"/>
-              <w:rPr>
-                <w:sz w:val="28"/>
-                <w:szCs w:val="28"/>
-              </w:rPr>
-            </w:pPr>
-            <w:r>
-              <w:rPr>
-                <w:sz w:val="28"/>
-                <w:szCs w:val="28"/>
-              </w:rPr>
-              <w:t>6</w:t>
-            </w:r>
-          </w:p>
-        </w:tc>
-      </w:tr>
-      <w:tr>
-        <w:tc>
-          <w:tcPr>
-            <w:tcW w:w="7735" w:type="dxa"/>
-          </w:tcPr>
-          <w:p>
-            <w:pPr>
-              <w:rPr>
-                <w:sz w:val="28"/>
-                <w:szCs w:val="28"/>
-              </w:rPr>
-            </w:pPr>
-          </w:p>
-        </w:tc>
-        <w:tc>
-          <w:tcPr>
-            <w:tcW w:w="1615" w:type="dxa"/>
-          </w:tcPr>
-          <w:p>
-            <w:pPr>
-              <w:jc w:val="right"/>
-              <w:rPr>
-                <w:sz w:val="28"/>
-                <w:szCs w:val="28"/>
-              </w:rPr>
-            </w:pPr>
-          </w:p>
-        </w:tc>
-      </w:tr>
-      <w:tr>
-        <w:tc>
-          <w:tcPr>
-            <w:tcW w:w="7735" w:type="dxa"/>
-          </w:tcPr>
-          <w:p>
-            <w:pPr>
-              <w:rPr>
-                <w:sz w:val="28"/>
-                <w:szCs w:val="28"/>
-              </w:rPr>
-            </w:pPr>
-            <w:r>
-              <w:rPr>
-                <w:sz w:val="28"/>
-                <w:szCs w:val="28"/>
-              </w:rPr>
-              <w:t>CHAPTER 4: PROCESS MODEL</w:t>
+                <w:sz w:val="28"/>
+                <w:szCs w:val="28"/>
+              </w:rPr>
+              <w:t xml:space="preserve"> </w:t>
             </w:r>
           </w:p>
         </w:tc>
@@ -1197,21 +1337,14 @@
                 <w:sz w:val="28"/>
                 <w:szCs w:val="28"/>
               </w:rPr>
-              <w:t xml:space="preserve">              4.1 </w:t>
+              <w:t xml:space="preserve">              4.4 </w:t>
             </w:r>
             <w:r>
               <w:rPr>
                 <w:sz w:val="28"/>
                 <w:szCs w:val="28"/>
               </w:rPr>
-              <w:t>Model Overview</w:t>
-            </w:r>
-            <w:r>
-              <w:rPr>
-                <w:sz w:val="28"/>
-                <w:szCs w:val="28"/>
-              </w:rPr>
-              <w:t xml:space="preserve">     </w:t>
+              <w:t>Model Training</w:t>
             </w:r>
           </w:p>
         </w:tc>
@@ -1245,8 +1378,6 @@
           <w:p>
             <w:pPr>
               <w:rPr>
-                <w:b/>
-                <w:bCs/>
                 <w:sz w:val="28"/>
                 <w:szCs w:val="28"/>
               </w:rPr>
@@ -1256,14 +1387,14 @@
                 <w:sz w:val="28"/>
                 <w:szCs w:val="28"/>
               </w:rPr>
-              <w:t xml:space="preserve">              4.2 </w:t>
+              <w:t xml:space="preserve">              4.5 </w:t>
             </w:r>
             <w:r>
               <w:rPr>
                 <w:sz w:val="28"/>
                 <w:szCs w:val="28"/>
               </w:rPr>
-              <w:t>Data Preparation</w:t>
+              <w:t>Model Evaluation</w:t>
             </w:r>
           </w:p>
         </w:tc>
@@ -1306,21 +1437,64 @@
                 <w:sz w:val="28"/>
                 <w:szCs w:val="28"/>
               </w:rPr>
-              <w:t xml:space="preserve">              4.3 </w:t>
+              <w:t xml:space="preserve">              4.6 P</w:t>
             </w:r>
             <w:r>
               <w:rPr>
                 <w:sz w:val="28"/>
                 <w:szCs w:val="28"/>
               </w:rPr>
-              <w:t>LSTM Model Architecture</w:t>
+              <w:t>rediction Process</w:t>
+            </w:r>
+          </w:p>
+        </w:tc>
+        <w:tc>
+          <w:tcPr>
+            <w:tcW w:w="1615" w:type="dxa"/>
+          </w:tcPr>
+          <w:p>
+            <w:pPr>
+              <w:jc w:val="right"/>
+              <w:rPr>
+                <w:sz w:val="28"/>
+                <w:szCs w:val="28"/>
+              </w:rPr>
+            </w:pPr>
+            <w:r>
+              <w:rPr>
+                <w:sz w:val="28"/>
+                <w:szCs w:val="28"/>
+              </w:rPr>
+              <w:t>9</w:t>
+            </w:r>
+          </w:p>
+        </w:tc>
+      </w:tr>
+      <w:tr>
+        <w:tc>
+          <w:tcPr>
+            <w:tcW w:w="7735" w:type="dxa"/>
+          </w:tcPr>
+          <w:p>
+            <w:pPr>
+              <w:rPr>
+                <w:sz w:val="28"/>
+                <w:szCs w:val="28"/>
+              </w:rPr>
+            </w:pPr>
+            <w:r>
+              <w:rPr>
+                <w:sz w:val="28"/>
+                <w:szCs w:val="28"/>
+              </w:rPr>
+              <w:t xml:space="preserve">              4.7 M</w:t>
             </w:r>
             <w:r>
               <w:rPr>
                 <w:sz w:val="28"/>
                 <w:szCs w:val="28"/>
               </w:rPr>
-              <w:t xml:space="preserve"> </w:t>
+              <w:t>odel Deployment</w:t>
             </w:r>
           </w:p>
         </w:tc>
@@ -1363,14 +1537,14 @@
                 <w:sz w:val="28"/>
                 <w:szCs w:val="28"/>
               </w:rPr>
-              <w:t xml:space="preserve">              4.4 </w:t>
+              <w:t xml:space="preserve">              4.8 M</w:t>
             </w:r>
             <w:r>
               <w:rPr>
                 <w:sz w:val="28"/>
                 <w:szCs w:val="28"/>
               </w:rPr>
-              <w:t>Model Training</w:t>
+              <w:t>odel Maintainence</w:t>
             </w:r>
           </w:p>
         </w:tc>
@@ -1391,7 +1565,14 @@
                 <w:sz w:val="28"/>
                 <w:szCs w:val="28"/>
               </w:rPr>
-              <w:t>10</w:t>
+              <w:t>1</w:t>
+            </w:r>
+            <w:r>
+              <w:rPr>
+                <w:sz w:val="28"/>
+                <w:szCs w:val="28"/>
+              </w:rPr>
+              <w:t>0</w:t>
             </w:r>
           </w:p>
         </w:tc>
@@ -1413,14 +1594,14 @@
                 <w:sz w:val="28"/>
                 <w:szCs w:val="28"/>
               </w:rPr>
-              <w:t xml:space="preserve">              4.5 </w:t>
+              <w:t xml:space="preserve">              4.9 L</w:t>
             </w:r>
             <w:r>
               <w:rPr>
                 <w:sz w:val="28"/>
                 <w:szCs w:val="28"/>
               </w:rPr>
-              <w:t>Model Evaluation</w:t>
+              <w:t>imitations &amp; Assumptions</w:t>
             </w:r>
           </w:p>
         </w:tc>
@@ -1441,7 +1622,14 @@
                 <w:sz w:val="28"/>
                 <w:szCs w:val="28"/>
               </w:rPr>
-              <w:t>11</w:t>
+              <w:t>1</w:t>
+            </w:r>
+            <w:r>
+              <w:rPr>
+                <w:sz w:val="28"/>
+                <w:szCs w:val="28"/>
+              </w:rPr>
+              <w:t>1</w:t>
             </w:r>
           </w:p>
         </w:tc>
@@ -1463,14 +1651,14 @@
                 <w:sz w:val="28"/>
                 <w:szCs w:val="28"/>
               </w:rPr>
-              <w:t xml:space="preserve">              4.6 P</w:t>
+              <w:t xml:space="preserve">              4.10 E</w:t>
             </w:r>
             <w:r>
               <w:rPr>
                 <w:sz w:val="28"/>
                 <w:szCs w:val="28"/>
               </w:rPr>
-              <w:t>rediction Process</w:t>
+              <w:t>xpected Outcomes</w:t>
             </w:r>
           </w:p>
         </w:tc>
@@ -1491,7 +1679,14 @@
                 <w:sz w:val="28"/>
                 <w:szCs w:val="28"/>
               </w:rPr>
-              <w:t>12</w:t>
+              <w:t>1</w:t>
+            </w:r>
+            <w:r>
+              <w:rPr>
+                <w:sz w:val="28"/>
+                <w:szCs w:val="28"/>
+              </w:rPr>
+              <w:t>1</w:t>
             </w:r>
           </w:p>
         </w:tc>
@@ -1508,19 +1703,41 @@
                 <w:szCs w:val="28"/>
               </w:rPr>
             </w:pPr>
+          </w:p>
+        </w:tc>
+        <w:tc>
+          <w:tcPr>
+            <w:tcW w:w="1615" w:type="dxa"/>
+          </w:tcPr>
+          <w:p>
+            <w:pPr>
+              <w:jc w:val="right"/>
+              <w:rPr>
+                <w:sz w:val="28"/>
+                <w:szCs w:val="28"/>
+              </w:rPr>
+            </w:pPr>
+          </w:p>
+        </w:tc>
+      </w:tr>
+      <w:tr>
+        <w:tc>
+          <w:tcPr>
+            <w:tcW w:w="7735" w:type="dxa"/>
+          </w:tcPr>
+          <w:p>
+            <w:pPr>
+              <w:rPr>
+                <w:sz w:val="28"/>
+                <w:szCs w:val="28"/>
+              </w:rPr>
+            </w:pPr>
             <w:r>
               <w:rPr>
                 <w:sz w:val="28"/>
                 <w:szCs w:val="28"/>
               </w:rPr>
-              <w:t xml:space="preserve">              4.7 M</w:t>
-            </w:r>
-            <w:r>
-              <w:rPr>
-                <w:sz w:val="28"/>
-                <w:szCs w:val="28"/>
-              </w:rPr>
-              <w:t>odel Deployment</w:t>
+              <w:t>CHAPTER 5: PROJECT PLAN</w:t>
             </w:r>
           </w:p>
         </w:tc>
@@ -1541,7 +1758,14 @@
                 <w:sz w:val="28"/>
                 <w:szCs w:val="28"/>
               </w:rPr>
-              <w:t>13</w:t>
+              <w:t>1</w:t>
+            </w:r>
+            <w:r>
+              <w:rPr>
+                <w:sz w:val="28"/>
+                <w:szCs w:val="28"/>
+              </w:rPr>
+              <w:t>2</w:t>
             </w:r>
           </w:p>
         </w:tc>
@@ -1563,24 +1787,8 @@
                 <w:sz w:val="28"/>
                 <w:szCs w:val="28"/>
               </w:rPr>
-              <w:t xml:space="preserve">              4.8 M</w:t>
+              <w:t xml:space="preserve">              5.1 List Of Major Activities </w:t>
             </w:r>
-            <w:r>
-              <w:rPr>
-                <w:sz w:val="28"/>
-                <w:szCs w:val="28"/>
-              </w:rPr>
-              <w:t xml:space="preserve">odel </w:t>
-            </w:r>
-            <w:proofErr w:type="spellStart"/>
-            <w:r>
-              <w:rPr>
-                <w:sz w:val="28"/>
-                <w:szCs w:val="28"/>
-              </w:rPr>
-              <w:t>Maintainence</w:t>
-            </w:r>
-            <w:proofErr w:type="spellEnd"/>
           </w:p>
         </w:tc>
         <w:tc>
@@ -1600,7 +1808,14 @@
                 <w:sz w:val="28"/>
                 <w:szCs w:val="28"/>
               </w:rPr>
-              <w:t>13</w:t>
+              <w:t>1</w:t>
+            </w:r>
+            <w:r>
+              <w:rPr>
+                <w:sz w:val="28"/>
+                <w:szCs w:val="28"/>
+              </w:rPr>
+              <w:t>2</w:t>
             </w:r>
           </w:p>
         </w:tc>
@@ -1622,14 +1837,7 @@
                 <w:sz w:val="28"/>
                 <w:szCs w:val="28"/>
               </w:rPr>
-              <w:t xml:space="preserve">              4.9 L</w:t>
-            </w:r>
-            <w:r>
-              <w:rPr>
-                <w:sz w:val="28"/>
-                <w:szCs w:val="28"/>
-              </w:rPr>
-              <w:t>imitations &amp; Assumptions</w:t>
+              <w:t xml:space="preserve">              5.2 Estimated Time Durations</w:t>
             </w:r>
           </w:p>
         </w:tc>
@@ -1650,7 +1858,14 @@
                 <w:sz w:val="28"/>
                 <w:szCs w:val="28"/>
               </w:rPr>
-              <w:t>14</w:t>
+              <w:t>1</w:t>
+            </w:r>
+            <w:r>
+              <w:rPr>
+                <w:sz w:val="28"/>
+                <w:szCs w:val="28"/>
+              </w:rPr>
+              <w:t>4</w:t>
             </w:r>
           </w:p>
         </w:tc>
@@ -1667,19 +1882,41 @@
                 <w:szCs w:val="28"/>
               </w:rPr>
             </w:pPr>
+          </w:p>
+        </w:tc>
+        <w:tc>
+          <w:tcPr>
+            <w:tcW w:w="1615" w:type="dxa"/>
+          </w:tcPr>
+          <w:p>
+            <w:pPr>
+              <w:jc w:val="right"/>
+              <w:rPr>
+                <w:sz w:val="28"/>
+                <w:szCs w:val="28"/>
+              </w:rPr>
+            </w:pPr>
+          </w:p>
+        </w:tc>
+      </w:tr>
+      <w:tr>
+        <w:tc>
+          <w:tcPr>
+            <w:tcW w:w="7735" w:type="dxa"/>
+          </w:tcPr>
+          <w:p>
+            <w:pPr>
+              <w:rPr>
+                <w:sz w:val="28"/>
+                <w:szCs w:val="28"/>
+              </w:rPr>
+            </w:pPr>
             <w:r>
               <w:rPr>
                 <w:sz w:val="28"/>
                 <w:szCs w:val="28"/>
               </w:rPr>
-              <w:t xml:space="preserve">              4.10 E</w:t>
-            </w:r>
-            <w:r>
-              <w:rPr>
-                <w:sz w:val="28"/>
-                <w:szCs w:val="28"/>
-              </w:rPr>
-              <w:t>xpected Outcomes</w:t>
+              <w:t>CHAPTER 6: IMPLEMENTATION DETAILS</w:t>
             </w:r>
           </w:p>
         </w:tc>
@@ -1700,7 +1937,14 @@
                 <w:sz w:val="28"/>
                 <w:szCs w:val="28"/>
               </w:rPr>
-              <w:t>14</w:t>
+              <w:t>1</w:t>
+            </w:r>
+            <w:r>
+              <w:rPr>
+                <w:sz w:val="28"/>
+                <w:szCs w:val="28"/>
+              </w:rPr>
+              <w:t>5</w:t>
             </w:r>
           </w:p>
         </w:tc>
@@ -1717,6 +1961,600 @@
                 <w:szCs w:val="28"/>
               </w:rPr>
             </w:pPr>
+            <w:r>
+              <w:rPr>
+                <w:sz w:val="28"/>
+                <w:szCs w:val="28"/>
+              </w:rPr>
+              <w:t xml:space="preserve">              6.1 Project Execution Workflow</w:t>
+            </w:r>
+          </w:p>
+        </w:tc>
+        <w:tc>
+          <w:tcPr>
+            <w:tcW w:w="1615" w:type="dxa"/>
+          </w:tcPr>
+          <w:p>
+            <w:pPr>
+              <w:jc w:val="right"/>
+              <w:rPr>
+                <w:sz w:val="28"/>
+                <w:szCs w:val="28"/>
+              </w:rPr>
+            </w:pPr>
+            <w:r>
+              <w:rPr>
+                <w:sz w:val="28"/>
+                <w:szCs w:val="28"/>
+              </w:rPr>
+              <w:t>1</w:t>
+            </w:r>
+            <w:r>
+              <w:rPr>
+                <w:sz w:val="28"/>
+                <w:szCs w:val="28"/>
+              </w:rPr>
+              <w:t>5</w:t>
+            </w:r>
+          </w:p>
+        </w:tc>
+      </w:tr>
+      <w:tr>
+        <w:tc>
+          <w:tcPr>
+            <w:tcW w:w="7735" w:type="dxa"/>
+          </w:tcPr>
+          <w:p>
+            <w:pPr>
+              <w:rPr>
+                <w:sz w:val="28"/>
+                <w:szCs w:val="28"/>
+              </w:rPr>
+            </w:pPr>
+            <w:r>
+              <w:rPr>
+                <w:sz w:val="28"/>
+                <w:szCs w:val="28"/>
+              </w:rPr>
+              <w:t xml:space="preserve">                    6.1.1 Sequential Execution Steps</w:t>
+            </w:r>
+          </w:p>
+        </w:tc>
+        <w:tc>
+          <w:tcPr>
+            <w:tcW w:w="1615" w:type="dxa"/>
+          </w:tcPr>
+          <w:p>
+            <w:pPr>
+              <w:jc w:val="right"/>
+              <w:rPr>
+                <w:sz w:val="28"/>
+                <w:szCs w:val="28"/>
+              </w:rPr>
+            </w:pPr>
+            <w:r>
+              <w:rPr>
+                <w:sz w:val="28"/>
+                <w:szCs w:val="28"/>
+              </w:rPr>
+              <w:t>1</w:t>
+            </w:r>
+            <w:r>
+              <w:rPr>
+                <w:sz w:val="28"/>
+                <w:szCs w:val="28"/>
+              </w:rPr>
+              <w:t>5</w:t>
+            </w:r>
+          </w:p>
+        </w:tc>
+      </w:tr>
+      <w:tr>
+        <w:tc>
+          <w:tcPr>
+            <w:tcW w:w="7735" w:type="dxa"/>
+          </w:tcPr>
+          <w:p>
+            <w:pPr>
+              <w:rPr>
+                <w:sz w:val="28"/>
+                <w:szCs w:val="28"/>
+              </w:rPr>
+            </w:pPr>
+            <w:r>
+              <w:rPr>
+                <w:sz w:val="28"/>
+                <w:szCs w:val="28"/>
+              </w:rPr>
+              <w:t xml:space="preserve">              6.2 Risk Management </w:t>
+            </w:r>
+          </w:p>
+        </w:tc>
+        <w:tc>
+          <w:tcPr>
+            <w:tcW w:w="1615" w:type="dxa"/>
+          </w:tcPr>
+          <w:p>
+            <w:pPr>
+              <w:jc w:val="right"/>
+              <w:rPr>
+                <w:sz w:val="28"/>
+                <w:szCs w:val="28"/>
+              </w:rPr>
+            </w:pPr>
+            <w:r>
+              <w:rPr>
+                <w:sz w:val="28"/>
+                <w:szCs w:val="28"/>
+              </w:rPr>
+              <w:t>17</w:t>
+            </w:r>
+          </w:p>
+        </w:tc>
+      </w:tr>
+      <w:tr>
+        <w:tc>
+          <w:tcPr>
+            <w:tcW w:w="7735" w:type="dxa"/>
+          </w:tcPr>
+          <w:p>
+            <w:pPr>
+              <w:rPr>
+                <w:sz w:val="28"/>
+                <w:szCs w:val="28"/>
+              </w:rPr>
+            </w:pPr>
+            <w:r>
+              <w:rPr>
+                <w:sz w:val="28"/>
+                <w:szCs w:val="28"/>
+              </w:rPr>
+              <w:t xml:space="preserve">                    6.2.1 Technical Risks</w:t>
+            </w:r>
+          </w:p>
+        </w:tc>
+        <w:tc>
+          <w:tcPr>
+            <w:tcW w:w="1615" w:type="dxa"/>
+          </w:tcPr>
+          <w:p>
+            <w:pPr>
+              <w:jc w:val="right"/>
+              <w:rPr>
+                <w:sz w:val="28"/>
+                <w:szCs w:val="28"/>
+              </w:rPr>
+            </w:pPr>
+            <w:r>
+              <w:rPr>
+                <w:sz w:val="28"/>
+                <w:szCs w:val="28"/>
+              </w:rPr>
+              <w:t>17</w:t>
+            </w:r>
+          </w:p>
+        </w:tc>
+      </w:tr>
+      <w:tr>
+        <w:tc>
+          <w:tcPr>
+            <w:tcW w:w="7735" w:type="dxa"/>
+          </w:tcPr>
+          <w:p>
+            <w:pPr>
+              <w:rPr>
+                <w:sz w:val="28"/>
+                <w:szCs w:val="28"/>
+              </w:rPr>
+            </w:pPr>
+            <w:r>
+              <w:rPr>
+                <w:sz w:val="28"/>
+                <w:szCs w:val="28"/>
+              </w:rPr>
+              <w:t xml:space="preserve">                    6.2.2 Operational Risks</w:t>
+            </w:r>
+          </w:p>
+        </w:tc>
+        <w:tc>
+          <w:tcPr>
+            <w:tcW w:w="1615" w:type="dxa"/>
+          </w:tcPr>
+          <w:p>
+            <w:pPr>
+              <w:jc w:val="right"/>
+              <w:rPr>
+                <w:sz w:val="28"/>
+                <w:szCs w:val="28"/>
+              </w:rPr>
+            </w:pPr>
+            <w:r>
+              <w:rPr>
+                <w:sz w:val="28"/>
+                <w:szCs w:val="28"/>
+              </w:rPr>
+              <w:t>17</w:t>
+            </w:r>
+          </w:p>
+        </w:tc>
+      </w:tr>
+      <w:tr>
+        <w:tc>
+          <w:tcPr>
+            <w:tcW w:w="7735" w:type="dxa"/>
+          </w:tcPr>
+          <w:p>
+            <w:pPr>
+              <w:rPr>
+                <w:sz w:val="28"/>
+                <w:szCs w:val="28"/>
+              </w:rPr>
+            </w:pPr>
+            <w:r>
+              <w:rPr>
+                <w:sz w:val="28"/>
+                <w:szCs w:val="28"/>
+              </w:rPr>
+              <w:t xml:space="preserve">              </w:t>
+            </w:r>
+            <w:r>
+              <w:rPr>
+                <w:sz w:val="28"/>
+                <w:szCs w:val="28"/>
+              </w:rPr>
+              <w:t>6.3 Success Criteria</w:t>
+            </w:r>
+          </w:p>
+        </w:tc>
+        <w:tc>
+          <w:tcPr>
+            <w:tcW w:w="1615" w:type="dxa"/>
+          </w:tcPr>
+          <w:p>
+            <w:pPr>
+              <w:jc w:val="right"/>
+              <w:rPr>
+                <w:sz w:val="28"/>
+                <w:szCs w:val="28"/>
+              </w:rPr>
+            </w:pPr>
+            <w:r>
+              <w:rPr>
+                <w:sz w:val="28"/>
+                <w:szCs w:val="28"/>
+              </w:rPr>
+              <w:t>17</w:t>
+            </w:r>
+          </w:p>
+        </w:tc>
+      </w:tr>
+      <w:tr>
+        <w:tc>
+          <w:tcPr>
+            <w:tcW w:w="7735" w:type="dxa"/>
+          </w:tcPr>
+          <w:p>
+            <w:pPr>
+              <w:rPr>
+                <w:sz w:val="28"/>
+                <w:szCs w:val="28"/>
+              </w:rPr>
+            </w:pPr>
+            <w:r>
+              <w:rPr>
+                <w:sz w:val="28"/>
+                <w:szCs w:val="28"/>
+              </w:rPr>
+              <w:t xml:space="preserve">                    </w:t>
+            </w:r>
+            <w:r>
+              <w:rPr>
+                <w:sz w:val="28"/>
+                <w:szCs w:val="28"/>
+              </w:rPr>
+              <w:t>6.3.1 Technical Metrics</w:t>
+            </w:r>
+          </w:p>
+        </w:tc>
+        <w:tc>
+          <w:tcPr>
+            <w:tcW w:w="1615" w:type="dxa"/>
+          </w:tcPr>
+          <w:p>
+            <w:pPr>
+              <w:jc w:val="right"/>
+              <w:rPr>
+                <w:sz w:val="28"/>
+                <w:szCs w:val="28"/>
+              </w:rPr>
+            </w:pPr>
+            <w:r>
+              <w:rPr>
+                <w:sz w:val="28"/>
+                <w:szCs w:val="28"/>
+              </w:rPr>
+              <w:t>17</w:t>
+            </w:r>
+          </w:p>
+        </w:tc>
+      </w:tr>
+      <w:tr>
+        <w:tc>
+          <w:tcPr>
+            <w:tcW w:w="7735" w:type="dxa"/>
+          </w:tcPr>
+          <w:p>
+            <w:pPr>
+              <w:rPr>
+                <w:sz w:val="28"/>
+                <w:szCs w:val="28"/>
+              </w:rPr>
+            </w:pPr>
+            <w:r>
+              <w:rPr>
+                <w:sz w:val="28"/>
+                <w:szCs w:val="28"/>
+              </w:rPr>
+              <w:t xml:space="preserve">                    </w:t>
+            </w:r>
+            <w:r>
+              <w:rPr>
+                <w:sz w:val="28"/>
+                <w:szCs w:val="28"/>
+              </w:rPr>
+              <w:t>6.3.2 System Performance Metrics</w:t>
+            </w:r>
+          </w:p>
+        </w:tc>
+        <w:tc>
+          <w:tcPr>
+            <w:tcW w:w="1615" w:type="dxa"/>
+          </w:tcPr>
+          <w:p>
+            <w:pPr>
+              <w:jc w:val="right"/>
+              <w:rPr>
+                <w:sz w:val="28"/>
+                <w:szCs w:val="28"/>
+              </w:rPr>
+            </w:pPr>
+            <w:r>
+              <w:rPr>
+                <w:sz w:val="28"/>
+                <w:szCs w:val="28"/>
+              </w:rPr>
+              <w:t>1</w:t>
+            </w:r>
+            <w:r>
+              <w:rPr>
+                <w:sz w:val="28"/>
+                <w:szCs w:val="28"/>
+              </w:rPr>
+              <w:t>8</w:t>
+            </w:r>
+          </w:p>
+        </w:tc>
+      </w:tr>
+      <w:tr>
+        <w:tc>
+          <w:tcPr>
+            <w:tcW w:w="7735" w:type="dxa"/>
+          </w:tcPr>
+          <w:p>
+            <w:pPr>
+              <w:rPr>
+                <w:sz w:val="28"/>
+                <w:szCs w:val="28"/>
+              </w:rPr>
+            </w:pPr>
+            <w:r>
+              <w:rPr>
+                <w:sz w:val="28"/>
+                <w:szCs w:val="28"/>
+              </w:rPr>
+              <w:t xml:space="preserve">                    </w:t>
+            </w:r>
+            <w:r>
+              <w:rPr>
+                <w:sz w:val="28"/>
+                <w:szCs w:val="28"/>
+              </w:rPr>
+              <w:t xml:space="preserve">6.3.3 Business Metrics </w:t>
+            </w:r>
+          </w:p>
+        </w:tc>
+        <w:tc>
+          <w:tcPr>
+            <w:tcW w:w="1615" w:type="dxa"/>
+          </w:tcPr>
+          <w:p>
+            <w:pPr>
+              <w:jc w:val="right"/>
+              <w:rPr>
+                <w:sz w:val="28"/>
+                <w:szCs w:val="28"/>
+              </w:rPr>
+            </w:pPr>
+            <w:r>
+              <w:rPr>
+                <w:sz w:val="28"/>
+                <w:szCs w:val="28"/>
+              </w:rPr>
+              <w:t>1</w:t>
+            </w:r>
+            <w:r>
+              <w:rPr>
+                <w:sz w:val="28"/>
+                <w:szCs w:val="28"/>
+              </w:rPr>
+              <w:t>8</w:t>
+            </w:r>
+          </w:p>
+        </w:tc>
+      </w:tr>
+      <w:tr>
+        <w:tc>
+          <w:tcPr>
+            <w:tcW w:w="7735" w:type="dxa"/>
+          </w:tcPr>
+          <w:p>
+            <w:pPr>
+              <w:rPr>
+                <w:sz w:val="28"/>
+                <w:szCs w:val="28"/>
+              </w:rPr>
+            </w:pPr>
+            <w:r>
+              <w:rPr>
+                <w:sz w:val="28"/>
+                <w:szCs w:val="28"/>
+              </w:rPr>
+              <w:lastRenderedPageBreak/>
+              <w:t xml:space="preserve">              </w:t>
+            </w:r>
+            <w:r>
+              <w:rPr>
+                <w:sz w:val="28"/>
+                <w:szCs w:val="28"/>
+              </w:rPr>
+              <w:t>6.4 Functional Requirements</w:t>
+            </w:r>
+          </w:p>
+        </w:tc>
+        <w:tc>
+          <w:tcPr>
+            <w:tcW w:w="1615" w:type="dxa"/>
+          </w:tcPr>
+          <w:p>
+            <w:pPr>
+              <w:jc w:val="right"/>
+              <w:rPr>
+                <w:sz w:val="28"/>
+                <w:szCs w:val="28"/>
+              </w:rPr>
+            </w:pPr>
+            <w:r>
+              <w:rPr>
+                <w:sz w:val="28"/>
+                <w:szCs w:val="28"/>
+              </w:rPr>
+              <w:t>19</w:t>
+            </w:r>
+          </w:p>
+        </w:tc>
+      </w:tr>
+      <w:tr>
+        <w:tc>
+          <w:tcPr>
+            <w:tcW w:w="7735" w:type="dxa"/>
+          </w:tcPr>
+          <w:p>
+            <w:pPr>
+              <w:rPr>
+                <w:sz w:val="28"/>
+                <w:szCs w:val="28"/>
+              </w:rPr>
+            </w:pPr>
+            <w:r>
+              <w:rPr>
+                <w:sz w:val="28"/>
+                <w:szCs w:val="28"/>
+              </w:rPr>
+              <w:t xml:space="preserve">                    </w:t>
+            </w:r>
+            <w:r>
+              <w:rPr>
+                <w:sz w:val="28"/>
+                <w:szCs w:val="28"/>
+              </w:rPr>
+              <w:t>6.4.1 Core System Capabilities</w:t>
+            </w:r>
+          </w:p>
+        </w:tc>
+        <w:tc>
+          <w:tcPr>
+            <w:tcW w:w="1615" w:type="dxa"/>
+          </w:tcPr>
+          <w:p>
+            <w:pPr>
+              <w:jc w:val="right"/>
+              <w:rPr>
+                <w:sz w:val="28"/>
+                <w:szCs w:val="28"/>
+              </w:rPr>
+            </w:pPr>
+            <w:r>
+              <w:rPr>
+                <w:sz w:val="28"/>
+                <w:szCs w:val="28"/>
+              </w:rPr>
+              <w:t>19</w:t>
+            </w:r>
+          </w:p>
+        </w:tc>
+      </w:tr>
+      <w:tr>
+        <w:tc>
+          <w:tcPr>
+            <w:tcW w:w="7735" w:type="dxa"/>
+          </w:tcPr>
+          <w:p>
+            <w:pPr>
+              <w:rPr>
+                <w:sz w:val="28"/>
+                <w:szCs w:val="28"/>
+              </w:rPr>
+            </w:pPr>
+            <w:r>
+              <w:rPr>
+                <w:sz w:val="28"/>
+                <w:szCs w:val="28"/>
+              </w:rPr>
+              <w:t xml:space="preserve">              </w:t>
+            </w:r>
+            <w:r>
+              <w:rPr>
+                <w:sz w:val="28"/>
+                <w:szCs w:val="28"/>
+              </w:rPr>
+              <w:t>6.5 Coding Explaination</w:t>
+            </w:r>
+          </w:p>
+        </w:tc>
+        <w:tc>
+          <w:tcPr>
+            <w:tcW w:w="1615" w:type="dxa"/>
+          </w:tcPr>
+          <w:p>
+            <w:pPr>
+              <w:jc w:val="right"/>
+              <w:rPr>
+                <w:sz w:val="28"/>
+                <w:szCs w:val="28"/>
+              </w:rPr>
+            </w:pPr>
+            <w:r>
+              <w:rPr>
+                <w:sz w:val="28"/>
+                <w:szCs w:val="28"/>
+              </w:rPr>
+              <w:t>19-26</w:t>
+            </w:r>
+          </w:p>
+        </w:tc>
+      </w:tr>
+      <w:tr>
+        <w:tc>
+          <w:tcPr>
+            <w:tcW w:w="7735" w:type="dxa"/>
+          </w:tcPr>
+          <w:p>
+            <w:pPr>
+              <w:rPr>
+                <w:sz w:val="28"/>
+                <w:szCs w:val="28"/>
+              </w:rPr>
+            </w:pPr>
           </w:p>
         </w:tc>
         <w:tc>
@@ -1751,7 +2589,7 @@
                 <w:sz w:val="28"/>
                 <w:szCs w:val="28"/>
               </w:rPr>
-              <w:t>CHAPTER 5: PROJECT PLAN</w:t>
+              <w:t xml:space="preserve">CHAPTER 7: CONCLUSION </w:t>
             </w:r>
           </w:p>
         </w:tc>
@@ -1772,7 +2610,7 @@
                 <w:sz w:val="28"/>
                 <w:szCs w:val="28"/>
               </w:rPr>
-              <w:t>15</w:t>
+              <w:t>27</w:t>
             </w:r>
           </w:p>
         </w:tc>
@@ -1789,29 +2627,6 @@
                 <w:szCs w:val="28"/>
               </w:rPr>
             </w:pPr>
-            <w:r>
-              <w:rPr>
-                <w:sz w:val="28"/>
-                <w:szCs w:val="28"/>
-              </w:rPr>
-              <w:t xml:space="preserve">              5.1 List </w:t>
-            </w:r>
-            <w:proofErr w:type="gramStart"/>
-            <w:r>
-              <w:rPr>
-                <w:sz w:val="28"/>
-                <w:szCs w:val="28"/>
-              </w:rPr>
-              <w:t>Of</w:t>
-            </w:r>
-            <w:proofErr w:type="gramEnd"/>
-            <w:r>
-              <w:rPr>
-                <w:sz w:val="28"/>
-                <w:szCs w:val="28"/>
-              </w:rPr>
-              <w:t xml:space="preserve"> Major Activities </w:t>
-            </w:r>
           </w:p>
         </w:tc>
         <w:tc>
@@ -1820,86 +2635,6 @@
           </w:tcPr>
           <w:p>
             <w:pPr>
-              <w:jc w:val="right"/>
-              <w:rPr>
-                <w:sz w:val="28"/>
-                <w:szCs w:val="28"/>
-              </w:rPr>
-            </w:pPr>
-            <w:r>
-              <w:rPr>
-                <w:sz w:val="28"/>
-                <w:szCs w:val="28"/>
-              </w:rPr>
-              <w:t>15</w:t>
-            </w:r>
-          </w:p>
-        </w:tc>
-      </w:tr>
-      <w:tr>
-        <w:tc>
-          <w:tcPr>
-            <w:tcW w:w="7735" w:type="dxa"/>
-          </w:tcPr>
-          <w:p>
-            <w:pPr>
-              <w:rPr>
-                <w:sz w:val="28"/>
-                <w:szCs w:val="28"/>
-              </w:rPr>
-            </w:pPr>
-            <w:r>
-              <w:rPr>
-                <w:sz w:val="28"/>
-                <w:szCs w:val="28"/>
-              </w:rPr>
-              <w:t xml:space="preserve">              5.2 Estimated Time Durations</w:t>
-            </w:r>
-          </w:p>
-        </w:tc>
-        <w:tc>
-          <w:tcPr>
-            <w:tcW w:w="1615" w:type="dxa"/>
-          </w:tcPr>
-          <w:p>
-            <w:pPr>
-              <w:jc w:val="right"/>
-              <w:rPr>
-                <w:sz w:val="28"/>
-                <w:szCs w:val="28"/>
-              </w:rPr>
-            </w:pPr>
-            <w:r>
-              <w:rPr>
-                <w:sz w:val="28"/>
-                <w:szCs w:val="28"/>
-              </w:rPr>
-              <w:t>16</w:t>
-            </w:r>
-          </w:p>
-        </w:tc>
-      </w:tr>
-      <w:tr>
-        <w:tc>
-          <w:tcPr>
-            <w:tcW w:w="7735" w:type="dxa"/>
-          </w:tcPr>
-          <w:p>
-            <w:pPr>
-              <w:rPr>
-                <w:sz w:val="28"/>
-                <w:szCs w:val="28"/>
-              </w:rPr>
-            </w:pPr>
-          </w:p>
-        </w:tc>
-        <w:tc>
-          <w:tcPr>
-            <w:tcW w:w="1615" w:type="dxa"/>
-          </w:tcPr>
-          <w:p>
-            <w:pPr>
-              <w:jc w:val="right"/>
               <w:rPr>
                 <w:sz w:val="28"/>
                 <w:szCs w:val="28"/>
@@ -1925,724 +2660,6 @@
                 <w:sz w:val="28"/>
                 <w:szCs w:val="28"/>
               </w:rPr>
-              <w:t>CHAPTER 6: IMPLEMENTATION DETAILS</w:t>
-            </w:r>
-          </w:p>
-        </w:tc>
-        <w:tc>
-          <w:tcPr>
-            <w:tcW w:w="1615" w:type="dxa"/>
-          </w:tcPr>
-          <w:p>
-            <w:pPr>
-              <w:jc w:val="right"/>
-              <w:rPr>
-                <w:sz w:val="28"/>
-                <w:szCs w:val="28"/>
-              </w:rPr>
-            </w:pPr>
-            <w:r>
-              <w:rPr>
-                <w:sz w:val="28"/>
-                <w:szCs w:val="28"/>
-              </w:rPr>
-              <w:t>18</w:t>
-            </w:r>
-          </w:p>
-        </w:tc>
-      </w:tr>
-      <w:tr>
-        <w:tc>
-          <w:tcPr>
-            <w:tcW w:w="7735" w:type="dxa"/>
-          </w:tcPr>
-          <w:p>
-            <w:pPr>
-              <w:rPr>
-                <w:sz w:val="28"/>
-                <w:szCs w:val="28"/>
-              </w:rPr>
-            </w:pPr>
-            <w:r>
-              <w:rPr>
-                <w:sz w:val="28"/>
-                <w:szCs w:val="28"/>
-              </w:rPr>
-              <w:t xml:space="preserve">              6.1 Project Execution Workflow</w:t>
-            </w:r>
-          </w:p>
-        </w:tc>
-        <w:tc>
-          <w:tcPr>
-            <w:tcW w:w="1615" w:type="dxa"/>
-          </w:tcPr>
-          <w:p>
-            <w:pPr>
-              <w:jc w:val="right"/>
-              <w:rPr>
-                <w:sz w:val="28"/>
-                <w:szCs w:val="28"/>
-              </w:rPr>
-            </w:pPr>
-            <w:r>
-              <w:rPr>
-                <w:sz w:val="28"/>
-                <w:szCs w:val="28"/>
-              </w:rPr>
-              <w:t>18</w:t>
-            </w:r>
-          </w:p>
-        </w:tc>
-      </w:tr>
-      <w:tr>
-        <w:tc>
-          <w:tcPr>
-            <w:tcW w:w="7735" w:type="dxa"/>
-          </w:tcPr>
-          <w:p>
-            <w:pPr>
-              <w:rPr>
-                <w:sz w:val="28"/>
-                <w:szCs w:val="28"/>
-              </w:rPr>
-            </w:pPr>
-            <w:r>
-              <w:rPr>
-                <w:sz w:val="28"/>
-                <w:szCs w:val="28"/>
-              </w:rPr>
-              <w:t xml:space="preserve">                    6.1.1 Sequential Execution Steps</w:t>
-            </w:r>
-          </w:p>
-        </w:tc>
-        <w:tc>
-          <w:tcPr>
-            <w:tcW w:w="1615" w:type="dxa"/>
-          </w:tcPr>
-          <w:p>
-            <w:pPr>
-              <w:jc w:val="right"/>
-              <w:rPr>
-                <w:sz w:val="28"/>
-                <w:szCs w:val="28"/>
-              </w:rPr>
-            </w:pPr>
-            <w:r>
-              <w:rPr>
-                <w:sz w:val="28"/>
-                <w:szCs w:val="28"/>
-              </w:rPr>
-              <w:t>18</w:t>
-            </w:r>
-          </w:p>
-        </w:tc>
-      </w:tr>
-      <w:tr>
-        <w:tc>
-          <w:tcPr>
-            <w:tcW w:w="7735" w:type="dxa"/>
-          </w:tcPr>
-          <w:p>
-            <w:pPr>
-              <w:rPr>
-                <w:sz w:val="28"/>
-                <w:szCs w:val="28"/>
-              </w:rPr>
-            </w:pPr>
-            <w:r>
-              <w:rPr>
-                <w:sz w:val="28"/>
-                <w:szCs w:val="28"/>
-              </w:rPr>
-              <w:t xml:space="preserve">              6.2 Risk Management </w:t>
-            </w:r>
-          </w:p>
-        </w:tc>
-        <w:tc>
-          <w:tcPr>
-            <w:tcW w:w="1615" w:type="dxa"/>
-          </w:tcPr>
-          <w:p>
-            <w:pPr>
-              <w:jc w:val="right"/>
-              <w:rPr>
-                <w:sz w:val="28"/>
-                <w:szCs w:val="28"/>
-              </w:rPr>
-            </w:pPr>
-            <w:r>
-              <w:rPr>
-                <w:sz w:val="28"/>
-                <w:szCs w:val="28"/>
-              </w:rPr>
-              <w:t>20</w:t>
-            </w:r>
-          </w:p>
-        </w:tc>
-      </w:tr>
-      <w:tr>
-        <w:tc>
-          <w:tcPr>
-            <w:tcW w:w="7735" w:type="dxa"/>
-          </w:tcPr>
-          <w:p>
-            <w:pPr>
-              <w:rPr>
-                <w:sz w:val="28"/>
-                <w:szCs w:val="28"/>
-              </w:rPr>
-            </w:pPr>
-            <w:r>
-              <w:rPr>
-                <w:sz w:val="28"/>
-                <w:szCs w:val="28"/>
-              </w:rPr>
-              <w:t xml:space="preserve">                    6.2.1 Technical Risks</w:t>
-            </w:r>
-          </w:p>
-        </w:tc>
-        <w:tc>
-          <w:tcPr>
-            <w:tcW w:w="1615" w:type="dxa"/>
-          </w:tcPr>
-          <w:p>
-            <w:pPr>
-              <w:jc w:val="right"/>
-              <w:rPr>
-                <w:sz w:val="28"/>
-                <w:szCs w:val="28"/>
-              </w:rPr>
-            </w:pPr>
-            <w:r>
-              <w:rPr>
-                <w:sz w:val="28"/>
-                <w:szCs w:val="28"/>
-              </w:rPr>
-              <w:t>20</w:t>
-            </w:r>
-          </w:p>
-        </w:tc>
-      </w:tr>
-      <w:tr>
-        <w:tc>
-          <w:tcPr>
-            <w:tcW w:w="7735" w:type="dxa"/>
-          </w:tcPr>
-          <w:p>
-            <w:pPr>
-              <w:rPr>
-                <w:sz w:val="28"/>
-                <w:szCs w:val="28"/>
-              </w:rPr>
-            </w:pPr>
-            <w:r>
-              <w:rPr>
-                <w:sz w:val="28"/>
-                <w:szCs w:val="28"/>
-              </w:rPr>
-              <w:t xml:space="preserve">                    6.2.2 Operational Risks</w:t>
-            </w:r>
-          </w:p>
-        </w:tc>
-        <w:tc>
-          <w:tcPr>
-            <w:tcW w:w="1615" w:type="dxa"/>
-          </w:tcPr>
-          <w:p>
-            <w:pPr>
-              <w:jc w:val="right"/>
-              <w:rPr>
-                <w:sz w:val="28"/>
-                <w:szCs w:val="28"/>
-              </w:rPr>
-            </w:pPr>
-            <w:r>
-              <w:rPr>
-                <w:sz w:val="28"/>
-                <w:szCs w:val="28"/>
-              </w:rPr>
-              <w:t>20</w:t>
-            </w:r>
-          </w:p>
-        </w:tc>
-      </w:tr>
-      <w:tr>
-        <w:tc>
-          <w:tcPr>
-            <w:tcW w:w="7735" w:type="dxa"/>
-          </w:tcPr>
-          <w:p>
-            <w:pPr>
-              <w:rPr>
-                <w:sz w:val="28"/>
-                <w:szCs w:val="28"/>
-              </w:rPr>
-            </w:pPr>
-            <w:r>
-              <w:rPr>
-                <w:sz w:val="28"/>
-                <w:szCs w:val="28"/>
-              </w:rPr>
-              <w:t xml:space="preserve">              </w:t>
-            </w:r>
-            <w:r>
-              <w:rPr>
-                <w:sz w:val="28"/>
-                <w:szCs w:val="28"/>
-              </w:rPr>
-              <w:t>6.3 Success Criteria</w:t>
-            </w:r>
-          </w:p>
-        </w:tc>
-        <w:tc>
-          <w:tcPr>
-            <w:tcW w:w="1615" w:type="dxa"/>
-          </w:tcPr>
-          <w:p>
-            <w:pPr>
-              <w:jc w:val="right"/>
-              <w:rPr>
-                <w:sz w:val="28"/>
-                <w:szCs w:val="28"/>
-              </w:rPr>
-            </w:pPr>
-            <w:r>
-              <w:rPr>
-                <w:sz w:val="28"/>
-                <w:szCs w:val="28"/>
-              </w:rPr>
-              <w:t>20</w:t>
-            </w:r>
-          </w:p>
-        </w:tc>
-      </w:tr>
-      <w:tr>
-        <w:tc>
-          <w:tcPr>
-            <w:tcW w:w="7735" w:type="dxa"/>
-          </w:tcPr>
-          <w:p>
-            <w:pPr>
-              <w:rPr>
-                <w:sz w:val="28"/>
-                <w:szCs w:val="28"/>
-              </w:rPr>
-            </w:pPr>
-            <w:r>
-              <w:rPr>
-                <w:sz w:val="28"/>
-                <w:szCs w:val="28"/>
-              </w:rPr>
-              <w:t xml:space="preserve">                    </w:t>
-            </w:r>
-            <w:r>
-              <w:rPr>
-                <w:sz w:val="28"/>
-                <w:szCs w:val="28"/>
-              </w:rPr>
-              <w:t>6.3.1 Technical Metrics</w:t>
-            </w:r>
-          </w:p>
-        </w:tc>
-        <w:tc>
-          <w:tcPr>
-            <w:tcW w:w="1615" w:type="dxa"/>
-          </w:tcPr>
-          <w:p>
-            <w:pPr>
-              <w:jc w:val="right"/>
-              <w:rPr>
-                <w:sz w:val="28"/>
-                <w:szCs w:val="28"/>
-              </w:rPr>
-            </w:pPr>
-            <w:r>
-              <w:rPr>
-                <w:sz w:val="28"/>
-                <w:szCs w:val="28"/>
-              </w:rPr>
-              <w:t>20</w:t>
-            </w:r>
-          </w:p>
-        </w:tc>
-      </w:tr>
-      <w:tr>
-        <w:tc>
-          <w:tcPr>
-            <w:tcW w:w="7735" w:type="dxa"/>
-          </w:tcPr>
-          <w:p>
-            <w:pPr>
-              <w:rPr>
-                <w:sz w:val="28"/>
-                <w:szCs w:val="28"/>
-              </w:rPr>
-            </w:pPr>
-            <w:r>
-              <w:rPr>
-                <w:sz w:val="28"/>
-                <w:szCs w:val="28"/>
-              </w:rPr>
-              <w:t xml:space="preserve">                    </w:t>
-            </w:r>
-            <w:r>
-              <w:rPr>
-                <w:sz w:val="28"/>
-                <w:szCs w:val="28"/>
-              </w:rPr>
-              <w:t>6.3.2 System Performance Metrics</w:t>
-            </w:r>
-          </w:p>
-        </w:tc>
-        <w:tc>
-          <w:tcPr>
-            <w:tcW w:w="1615" w:type="dxa"/>
-          </w:tcPr>
-          <w:p>
-            <w:pPr>
-              <w:jc w:val="right"/>
-              <w:rPr>
-                <w:sz w:val="28"/>
-                <w:szCs w:val="28"/>
-              </w:rPr>
-            </w:pPr>
-            <w:r>
-              <w:rPr>
-                <w:sz w:val="28"/>
-                <w:szCs w:val="28"/>
-              </w:rPr>
-              <w:t>21</w:t>
-            </w:r>
-          </w:p>
-        </w:tc>
-      </w:tr>
-      <w:tr>
-        <w:tc>
-          <w:tcPr>
-            <w:tcW w:w="7735" w:type="dxa"/>
-          </w:tcPr>
-          <w:p>
-            <w:pPr>
-              <w:rPr>
-                <w:sz w:val="28"/>
-                <w:szCs w:val="28"/>
-              </w:rPr>
-            </w:pPr>
-            <w:r>
-              <w:rPr>
-                <w:sz w:val="28"/>
-                <w:szCs w:val="28"/>
-              </w:rPr>
-              <w:t xml:space="preserve">                    </w:t>
-            </w:r>
-            <w:r>
-              <w:rPr>
-                <w:sz w:val="28"/>
-                <w:szCs w:val="28"/>
-              </w:rPr>
-              <w:t xml:space="preserve">6.3.3 Business Metrics </w:t>
-            </w:r>
-          </w:p>
-        </w:tc>
-        <w:tc>
-          <w:tcPr>
-            <w:tcW w:w="1615" w:type="dxa"/>
-          </w:tcPr>
-          <w:p>
-            <w:pPr>
-              <w:jc w:val="right"/>
-              <w:rPr>
-                <w:sz w:val="28"/>
-                <w:szCs w:val="28"/>
-              </w:rPr>
-            </w:pPr>
-            <w:r>
-              <w:rPr>
-                <w:sz w:val="28"/>
-                <w:szCs w:val="28"/>
-              </w:rPr>
-              <w:t>21</w:t>
-            </w:r>
-          </w:p>
-        </w:tc>
-      </w:tr>
-      <w:tr>
-        <w:tc>
-          <w:tcPr>
-            <w:tcW w:w="7735" w:type="dxa"/>
-          </w:tcPr>
-          <w:p>
-            <w:pPr>
-              <w:rPr>
-                <w:sz w:val="28"/>
-                <w:szCs w:val="28"/>
-              </w:rPr>
-            </w:pPr>
-            <w:r>
-              <w:rPr>
-                <w:sz w:val="28"/>
-                <w:szCs w:val="28"/>
-              </w:rPr>
-              <w:lastRenderedPageBreak/>
-              <w:t xml:space="preserve">              </w:t>
-            </w:r>
-            <w:r>
-              <w:rPr>
-                <w:sz w:val="28"/>
-                <w:szCs w:val="28"/>
-              </w:rPr>
-              <w:t>6.4 Functional Requirements</w:t>
-            </w:r>
-          </w:p>
-        </w:tc>
-        <w:tc>
-          <w:tcPr>
-            <w:tcW w:w="1615" w:type="dxa"/>
-          </w:tcPr>
-          <w:p>
-            <w:pPr>
-              <w:jc w:val="right"/>
-              <w:rPr>
-                <w:sz w:val="28"/>
-                <w:szCs w:val="28"/>
-              </w:rPr>
-            </w:pPr>
-            <w:r>
-              <w:rPr>
-                <w:sz w:val="28"/>
-                <w:szCs w:val="28"/>
-              </w:rPr>
-              <w:t>22</w:t>
-            </w:r>
-          </w:p>
-        </w:tc>
-      </w:tr>
-      <w:tr>
-        <w:tc>
-          <w:tcPr>
-            <w:tcW w:w="7735" w:type="dxa"/>
-          </w:tcPr>
-          <w:p>
-            <w:pPr>
-              <w:rPr>
-                <w:sz w:val="28"/>
-                <w:szCs w:val="28"/>
-              </w:rPr>
-            </w:pPr>
-            <w:r>
-              <w:rPr>
-                <w:sz w:val="28"/>
-                <w:szCs w:val="28"/>
-              </w:rPr>
-              <w:t xml:space="preserve">                    </w:t>
-            </w:r>
-            <w:r>
-              <w:rPr>
-                <w:sz w:val="28"/>
-                <w:szCs w:val="28"/>
-              </w:rPr>
-              <w:t>6.4.1 Core System Capabilities</w:t>
-            </w:r>
-          </w:p>
-        </w:tc>
-        <w:tc>
-          <w:tcPr>
-            <w:tcW w:w="1615" w:type="dxa"/>
-          </w:tcPr>
-          <w:p>
-            <w:pPr>
-              <w:jc w:val="right"/>
-              <w:rPr>
-                <w:sz w:val="28"/>
-                <w:szCs w:val="28"/>
-              </w:rPr>
-            </w:pPr>
-            <w:r>
-              <w:rPr>
-                <w:sz w:val="28"/>
-                <w:szCs w:val="28"/>
-              </w:rPr>
-              <w:t>22</w:t>
-            </w:r>
-          </w:p>
-        </w:tc>
-      </w:tr>
-      <w:tr>
-        <w:tc>
-          <w:tcPr>
-            <w:tcW w:w="7735" w:type="dxa"/>
-          </w:tcPr>
-          <w:p>
-            <w:pPr>
-              <w:rPr>
-                <w:sz w:val="28"/>
-                <w:szCs w:val="28"/>
-              </w:rPr>
-            </w:pPr>
-            <w:r>
-              <w:rPr>
-                <w:sz w:val="28"/>
-                <w:szCs w:val="28"/>
-              </w:rPr>
-              <w:t xml:space="preserve">              </w:t>
-            </w:r>
-            <w:r>
-              <w:rPr>
-                <w:sz w:val="28"/>
-                <w:szCs w:val="28"/>
-              </w:rPr>
-              <w:t xml:space="preserve">6.5 Coding </w:t>
-            </w:r>
-            <w:proofErr w:type="spellStart"/>
-            <w:r>
-              <w:rPr>
-                <w:sz w:val="28"/>
-                <w:szCs w:val="28"/>
-              </w:rPr>
-              <w:t>Explaination</w:t>
-            </w:r>
-            <w:proofErr w:type="spellEnd"/>
-          </w:p>
-        </w:tc>
-        <w:tc>
-          <w:tcPr>
-            <w:tcW w:w="1615" w:type="dxa"/>
-          </w:tcPr>
-          <w:p>
-            <w:pPr>
-              <w:jc w:val="right"/>
-              <w:rPr>
-                <w:sz w:val="28"/>
-                <w:szCs w:val="28"/>
-              </w:rPr>
-            </w:pPr>
-            <w:r>
-              <w:rPr>
-                <w:sz w:val="28"/>
-                <w:szCs w:val="28"/>
-              </w:rPr>
-              <w:t>22-29</w:t>
-            </w:r>
-          </w:p>
-        </w:tc>
-      </w:tr>
-      <w:tr>
-        <w:tc>
-          <w:tcPr>
-            <w:tcW w:w="7735" w:type="dxa"/>
-          </w:tcPr>
-          <w:p>
-            <w:pPr>
-              <w:rPr>
-                <w:sz w:val="28"/>
-                <w:szCs w:val="28"/>
-              </w:rPr>
-            </w:pPr>
-          </w:p>
-        </w:tc>
-        <w:tc>
-          <w:tcPr>
-            <w:tcW w:w="1615" w:type="dxa"/>
-          </w:tcPr>
-          <w:p>
-            <w:pPr>
-              <w:jc w:val="right"/>
-              <w:rPr>
-                <w:sz w:val="28"/>
-                <w:szCs w:val="28"/>
-              </w:rPr>
-            </w:pPr>
-          </w:p>
-        </w:tc>
-      </w:tr>
-      <w:tr>
-        <w:tc>
-          <w:tcPr>
-            <w:tcW w:w="7735" w:type="dxa"/>
-          </w:tcPr>
-          <w:p>
-            <w:pPr>
-              <w:rPr>
-                <w:sz w:val="28"/>
-                <w:szCs w:val="28"/>
-              </w:rPr>
-            </w:pPr>
-            <w:r>
-              <w:rPr>
-                <w:sz w:val="28"/>
-                <w:szCs w:val="28"/>
-              </w:rPr>
-              <w:t xml:space="preserve">CHAPTER 7: CONCLUSION </w:t>
-            </w:r>
-          </w:p>
-        </w:tc>
-        <w:tc>
-          <w:tcPr>
-            <w:tcW w:w="1615" w:type="dxa"/>
-          </w:tcPr>
-          <w:p>
-            <w:pPr>
-              <w:jc w:val="right"/>
-              <w:rPr>
-                <w:sz w:val="28"/>
-                <w:szCs w:val="28"/>
-              </w:rPr>
-            </w:pPr>
-            <w:r>
-              <w:rPr>
-                <w:sz w:val="28"/>
-                <w:szCs w:val="28"/>
-              </w:rPr>
-              <w:t>30</w:t>
-            </w:r>
-          </w:p>
-        </w:tc>
-      </w:tr>
-      <w:tr>
-        <w:tc>
-          <w:tcPr>
-            <w:tcW w:w="7735" w:type="dxa"/>
-          </w:tcPr>
-          <w:p>
-            <w:pPr>
-              <w:rPr>
-                <w:sz w:val="28"/>
-                <w:szCs w:val="28"/>
-              </w:rPr>
-            </w:pPr>
-          </w:p>
-        </w:tc>
-        <w:tc>
-          <w:tcPr>
-            <w:tcW w:w="1615" w:type="dxa"/>
-          </w:tcPr>
-          <w:p>
-            <w:pPr>
-              <w:rPr>
-                <w:sz w:val="28"/>
-                <w:szCs w:val="28"/>
-              </w:rPr>
-            </w:pPr>
-          </w:p>
-        </w:tc>
-      </w:tr>
-      <w:tr>
-        <w:tc>
-          <w:tcPr>
-            <w:tcW w:w="7735" w:type="dxa"/>
-          </w:tcPr>
-          <w:p>
-            <w:pPr>
-              <w:rPr>
-                <w:sz w:val="28"/>
-                <w:szCs w:val="28"/>
-              </w:rPr>
-            </w:pPr>
-            <w:r>
-              <w:rPr>
-                <w:sz w:val="28"/>
-                <w:szCs w:val="28"/>
-              </w:rPr>
               <w:t>CHAPTER 8: REFRENCES</w:t>
             </w:r>
           </w:p>
@@ -2664,7 +2681,7 @@
                 <w:sz w:val="28"/>
                 <w:szCs w:val="28"/>
               </w:rPr>
-              <w:t>31</w:t>
+              <w:t>28</w:t>
             </w:r>
           </w:p>
         </w:tc>
@@ -2728,9 +2745,18 @@
     <w:p/>
     <w:p/>
     <w:p/>
-    <w:p/>
-    <w:p/>
-    <w:p/>
+    <w:p>
+      <w:pPr>
+        <w:sectPr>
+          <w:footerReference w:type="default" r:id="rId10"/>
+          <w:pgSz w:w="12240" w:h="15840"/>
+          <w:pgMar w:top="1440" w:right="1440" w:bottom="1440" w:left="1440" w:header="720" w:footer="720" w:gutter="0"/>
+          <w:pgNumType w:fmt="upperRoman" w:start="1"/>
+          <w:cols w:space="720"/>
+          <w:docGrid w:linePitch="360"/>
+        </w:sectPr>
+      </w:pPr>
+    </w:p>
     <w:p>
       <w:pPr>
         <w:jc w:val="center"/>
@@ -3373,21 +3399,12 @@
                 <w:szCs w:val="28"/>
               </w:rPr>
             </w:pPr>
-            <w:proofErr w:type="spellStart"/>
             <w:r>
               <w:rPr>
                 <w:sz w:val="28"/>
                 <w:szCs w:val="28"/>
               </w:rPr>
-              <w:t>Jupyter</w:t>
-            </w:r>
-            <w:proofErr w:type="spellEnd"/>
-            <w:r>
-              <w:rPr>
-                <w:sz w:val="28"/>
-                <w:szCs w:val="28"/>
-              </w:rPr>
-              <w:t xml:space="preserve"> Notebook</w:t>
+              <w:t>Jupyter Notebook</w:t>
             </w:r>
           </w:p>
         </w:tc>
@@ -3514,21 +3531,12 @@
                 <w:szCs w:val="28"/>
               </w:rPr>
             </w:pPr>
-            <w:proofErr w:type="spellStart"/>
             <w:r>
               <w:rPr>
                 <w:sz w:val="28"/>
                 <w:szCs w:val="28"/>
               </w:rPr>
-              <w:t>Supabase</w:t>
-            </w:r>
-            <w:proofErr w:type="spellEnd"/>
-            <w:r>
-              <w:rPr>
-                <w:sz w:val="28"/>
-                <w:szCs w:val="28"/>
-              </w:rPr>
-              <w:t xml:space="preserve"> Storage</w:t>
+              <w:t>Supabase Storage</w:t>
             </w:r>
           </w:p>
         </w:tc>
@@ -3567,21 +3575,12 @@
                 <w:szCs w:val="28"/>
               </w:rPr>
             </w:pPr>
-            <w:proofErr w:type="spellStart"/>
             <w:r>
               <w:rPr>
                 <w:sz w:val="28"/>
                 <w:szCs w:val="28"/>
               </w:rPr>
-              <w:t>Supabase</w:t>
-            </w:r>
-            <w:proofErr w:type="spellEnd"/>
-            <w:r>
-              <w:rPr>
-                <w:sz w:val="28"/>
-                <w:szCs w:val="28"/>
-              </w:rPr>
-              <w:t xml:space="preserve"> PostgreSQL</w:t>
+              <w:t>Supabase PostgreSQL</w:t>
             </w:r>
           </w:p>
         </w:tc>
@@ -3620,21 +3619,12 @@
                 <w:szCs w:val="28"/>
               </w:rPr>
             </w:pPr>
-            <w:proofErr w:type="spellStart"/>
             <w:r>
               <w:rPr>
                 <w:sz w:val="28"/>
                 <w:szCs w:val="28"/>
               </w:rPr>
-              <w:t>Supabase</w:t>
-            </w:r>
-            <w:proofErr w:type="spellEnd"/>
-            <w:r>
-              <w:rPr>
-                <w:sz w:val="28"/>
-                <w:szCs w:val="28"/>
-              </w:rPr>
-              <w:t xml:space="preserve"> Auth</w:t>
+              <w:t>Supabase Auth</w:t>
             </w:r>
           </w:p>
         </w:tc>
@@ -4242,7 +4232,7 @@
                     <pic:cNvPicPr/>
                   </pic:nvPicPr>
                   <pic:blipFill>
-                    <a:blip r:embed="rId10">
+                    <a:blip r:embed="rId11">
                       <a:extLst>
                         <a:ext uri="{28A0092B-C50C-407E-A947-70E740481C1C}">
                           <a14:useLocalDpi xmlns:a14="http://schemas.microsoft.com/office/drawing/2010/main" val="0"/>
@@ -4328,18 +4318,8 @@
           <w:sz w:val="32"/>
           <w:szCs w:val="32"/>
         </w:rPr>
-        <w:t xml:space="preserve">Model </w:t>
-      </w:r>
-      <w:proofErr w:type="spellStart"/>
-      <w:r>
-        <w:rPr>
-          <w:rFonts w:ascii="Times New Roman" w:hAnsi="Times New Roman" w:cs="Times New Roman"/>
-          <w:sz w:val="32"/>
-          <w:szCs w:val="32"/>
-        </w:rPr>
-        <w:t>Inforamtion</w:t>
-      </w:r>
-      <w:proofErr w:type="spellEnd"/>
+        <w:t>Model Inforamtion</w:t>
+      </w:r>
     </w:p>
     <w:p>
       <w:pPr>
@@ -4407,18 +4387,8 @@
           <w:sz w:val="28"/>
           <w:szCs w:val="28"/>
         </w:rPr>
-        <w:t>Framework: TensorFlow/</w:t>
-      </w:r>
-      <w:proofErr w:type="spellStart"/>
-      <w:r>
-        <w:rPr>
-          <w:rFonts w:ascii="Times New Roman" w:hAnsi="Times New Roman" w:cs="Times New Roman"/>
-          <w:sz w:val="28"/>
-          <w:szCs w:val="28"/>
-        </w:rPr>
-        <w:t>Keras</w:t>
-      </w:r>
-      <w:proofErr w:type="spellEnd"/>
+        <w:t>Framework: TensorFlow/Keras</w:t>
+      </w:r>
     </w:p>
     <w:p>
       <w:pPr>
@@ -4802,25 +4772,7 @@
           <w:sz w:val="28"/>
           <w:szCs w:val="28"/>
         </w:rPr>
-        <w:t xml:space="preserve">Vibration (mm/s) - </w:t>
-      </w:r>
-      <w:proofErr w:type="gramStart"/>
-      <w:r>
-        <w:rPr>
-          <w:rFonts w:ascii="Times New Roman" w:hAnsi="Times New Roman" w:cs="Times New Roman"/>
-          <w:sz w:val="28"/>
-          <w:szCs w:val="28"/>
-        </w:rPr>
-        <w:t>Multi-axis</w:t>
-      </w:r>
-      <w:proofErr w:type="gramEnd"/>
-      <w:r>
-        <w:rPr>
-          <w:rFonts w:ascii="Times New Roman" w:hAnsi="Times New Roman" w:cs="Times New Roman"/>
-          <w:sz w:val="28"/>
-          <w:szCs w:val="28"/>
-        </w:rPr>
-        <w:t xml:space="preserve"> vibration measurements</w:t>
+        <w:t>Vibration (mm/s) - Multi-axis vibration measurements</w:t>
       </w:r>
     </w:p>
     <w:p>
@@ -5056,25 +5008,7 @@
           <w:sz w:val="28"/>
           <w:szCs w:val="28"/>
         </w:rPr>
-        <w:t xml:space="preserve">Read CSV files from </w:t>
-      </w:r>
-      <w:proofErr w:type="spellStart"/>
-      <w:r>
-        <w:rPr>
-          <w:rFonts w:ascii="Times New Roman" w:hAnsi="Times New Roman" w:cs="Times New Roman"/>
-          <w:sz w:val="28"/>
-          <w:szCs w:val="28"/>
-        </w:rPr>
-        <w:t>Supabase</w:t>
-      </w:r>
-      <w:proofErr w:type="spellEnd"/>
-      <w:r>
-        <w:rPr>
-          <w:rFonts w:ascii="Times New Roman" w:hAnsi="Times New Roman" w:cs="Times New Roman"/>
-          <w:sz w:val="28"/>
-          <w:szCs w:val="28"/>
-        </w:rPr>
-        <w:t xml:space="preserve"> storage</w:t>
+        <w:t>Read CSV files from Supabase storage</w:t>
       </w:r>
     </w:p>
     <w:p>
@@ -5094,18 +5028,8 @@
           <w:sz w:val="28"/>
           <w:szCs w:val="28"/>
         </w:rPr>
-        <w:t xml:space="preserve">Merge multiple datasets by timestamp and </w:t>
-      </w:r>
-      <w:proofErr w:type="spellStart"/>
-      <w:r>
-        <w:rPr>
-          <w:rFonts w:ascii="Times New Roman" w:hAnsi="Times New Roman" w:cs="Times New Roman"/>
-          <w:sz w:val="28"/>
-          <w:szCs w:val="28"/>
-        </w:rPr>
-        <w:t>motor_id</w:t>
-      </w:r>
-      <w:proofErr w:type="spellEnd"/>
+        <w:t>Merge multiple datasets by timestamp and motor_id</w:t>
+      </w:r>
     </w:p>
     <w:p>
       <w:pPr>
@@ -5439,25 +5363,7 @@
           <w:sz w:val="28"/>
           <w:szCs w:val="28"/>
         </w:rPr>
-        <w:t xml:space="preserve">Sequence Length: </w:t>
-      </w:r>
-      <w:proofErr w:type="gramStart"/>
-      <w:r>
-        <w:rPr>
-          <w:rFonts w:ascii="Times New Roman" w:hAnsi="Times New Roman" w:cs="Times New Roman"/>
-          <w:sz w:val="28"/>
-          <w:szCs w:val="28"/>
-        </w:rPr>
-        <w:t>30 time</w:t>
-      </w:r>
-      <w:proofErr w:type="gramEnd"/>
-      <w:r>
-        <w:rPr>
-          <w:rFonts w:ascii="Times New Roman" w:hAnsi="Times New Roman" w:cs="Times New Roman"/>
-          <w:sz w:val="28"/>
-          <w:szCs w:val="28"/>
-        </w:rPr>
-        <w:t xml:space="preserve"> steps (30 minutes of data)</w:t>
+        <w:t>Sequence Length: 30 time steps (30 minutes of data)</w:t>
       </w:r>
     </w:p>
     <w:p>
@@ -5726,7 +5632,7 @@
                     <pic:cNvPicPr/>
                   </pic:nvPicPr>
                   <pic:blipFill>
-                    <a:blip r:embed="rId11">
+                    <a:blip r:embed="rId12">
                       <a:extLst>
                         <a:ext uri="{28A0092B-C50C-407E-A947-70E740481C1C}">
                           <a14:useLocalDpi xmlns:a14="http://schemas.microsoft.com/office/drawing/2010/main" val="0"/>
@@ -5829,18 +5735,8 @@
           <w:sz w:val="28"/>
           <w:szCs w:val="28"/>
         </w:rPr>
-        <w:t xml:space="preserve">Loss Function: Binary </w:t>
-      </w:r>
-      <w:proofErr w:type="spellStart"/>
-      <w:r>
-        <w:rPr>
-          <w:rFonts w:ascii="Times New Roman" w:hAnsi="Times New Roman" w:cs="Times New Roman"/>
-          <w:sz w:val="28"/>
-          <w:szCs w:val="28"/>
-        </w:rPr>
-        <w:t>Crossentropy</w:t>
-      </w:r>
-      <w:proofErr w:type="spellEnd"/>
+        <w:t>Loss Function: Binary Crossentropy</w:t>
+      </w:r>
     </w:p>
     <w:p>
       <w:pPr>
@@ -6287,25 +6183,7 @@
           <w:sz w:val="28"/>
           <w:szCs w:val="28"/>
         </w:rPr>
-        <w:t xml:space="preserve">Calculate binary </w:t>
-      </w:r>
-      <w:proofErr w:type="spellStart"/>
-      <w:r>
-        <w:rPr>
-          <w:rFonts w:ascii="Times New Roman" w:hAnsi="Times New Roman" w:cs="Times New Roman"/>
-          <w:sz w:val="28"/>
-          <w:szCs w:val="28"/>
-        </w:rPr>
-        <w:t>crossentropy</w:t>
-      </w:r>
-      <w:proofErr w:type="spellEnd"/>
-      <w:r>
-        <w:rPr>
-          <w:rFonts w:ascii="Times New Roman" w:hAnsi="Times New Roman" w:cs="Times New Roman"/>
-          <w:sz w:val="28"/>
-          <w:szCs w:val="28"/>
-        </w:rPr>
-        <w:t xml:space="preserve"> loss</w:t>
+        <w:t>Calculate binary crossentropy loss</w:t>
       </w:r>
     </w:p>
     <w:p>
@@ -7468,7 +7346,7 @@
                     <pic:cNvPicPr/>
                   </pic:nvPicPr>
                   <pic:blipFill>
-                    <a:blip r:embed="rId12">
+                    <a:blip r:embed="rId13">
                       <a:extLst>
                         <a:ext uri="{28A0092B-C50C-407E-A947-70E740481C1C}">
                           <a14:useLocalDpi xmlns:a14="http://schemas.microsoft.com/office/drawing/2010/main" val="0"/>
@@ -8616,25 +8494,7 @@
           <w:sz w:val="28"/>
           <w:szCs w:val="28"/>
         </w:rPr>
-        <w:t xml:space="preserve">Install required software (Python, VS Code, </w:t>
-      </w:r>
-      <w:proofErr w:type="spellStart"/>
-      <w:r>
-        <w:rPr>
-          <w:rFonts w:ascii="Times New Roman" w:hAnsi="Times New Roman" w:cs="Times New Roman"/>
-          <w:sz w:val="28"/>
-          <w:szCs w:val="28"/>
-        </w:rPr>
-        <w:t>Jupyter</w:t>
-      </w:r>
-      <w:proofErr w:type="spellEnd"/>
-      <w:r>
-        <w:rPr>
-          <w:rFonts w:ascii="Times New Roman" w:hAnsi="Times New Roman" w:cs="Times New Roman"/>
-          <w:sz w:val="28"/>
-          <w:szCs w:val="28"/>
-        </w:rPr>
-        <w:t>, Tableau)</w:t>
+        <w:t>Install required software (Python, VS Code, Jupyter, Tableau)</w:t>
       </w:r>
     </w:p>
     <w:p>
@@ -8762,25 +8622,7 @@
           <w:sz w:val="28"/>
           <w:szCs w:val="28"/>
         </w:rPr>
-        <w:t xml:space="preserve">Create and configure </w:t>
-      </w:r>
-      <w:proofErr w:type="spellStart"/>
-      <w:r>
-        <w:rPr>
-          <w:rFonts w:ascii="Times New Roman" w:hAnsi="Times New Roman" w:cs="Times New Roman"/>
-          <w:sz w:val="28"/>
-          <w:szCs w:val="28"/>
-        </w:rPr>
-        <w:t>Supabase</w:t>
-      </w:r>
-      <w:proofErr w:type="spellEnd"/>
-      <w:r>
-        <w:rPr>
-          <w:rFonts w:ascii="Times New Roman" w:hAnsi="Times New Roman" w:cs="Times New Roman"/>
-          <w:sz w:val="28"/>
-          <w:szCs w:val="28"/>
-        </w:rPr>
-        <w:t xml:space="preserve"> project</w:t>
+        <w:t>Create and configure Supabase project</w:t>
       </w:r>
     </w:p>
     <w:p>
@@ -8826,43 +8668,7 @@
           <w:sz w:val="28"/>
           <w:szCs w:val="28"/>
         </w:rPr>
-        <w:t>Design database tables (</w:t>
-      </w:r>
-      <w:proofErr w:type="spellStart"/>
-      <w:r>
-        <w:rPr>
-          <w:rFonts w:ascii="Times New Roman" w:hAnsi="Times New Roman" w:cs="Times New Roman"/>
-          <w:sz w:val="28"/>
-          <w:szCs w:val="28"/>
-        </w:rPr>
-        <w:t>login_logs</w:t>
-      </w:r>
-      <w:proofErr w:type="spellEnd"/>
-      <w:r>
-        <w:rPr>
-          <w:rFonts w:ascii="Times New Roman" w:hAnsi="Times New Roman" w:cs="Times New Roman"/>
-          <w:sz w:val="28"/>
-          <w:szCs w:val="28"/>
-        </w:rPr>
-        <w:t xml:space="preserve">, </w:t>
-      </w:r>
-      <w:proofErr w:type="spellStart"/>
-      <w:r>
-        <w:rPr>
-          <w:rFonts w:ascii="Times New Roman" w:hAnsi="Times New Roman" w:cs="Times New Roman"/>
-          <w:sz w:val="28"/>
-          <w:szCs w:val="28"/>
-        </w:rPr>
-        <w:t>model_predictions</w:t>
-      </w:r>
-      <w:proofErr w:type="spellEnd"/>
-      <w:r>
-        <w:rPr>
-          <w:rFonts w:ascii="Times New Roman" w:hAnsi="Times New Roman" w:cs="Times New Roman"/>
-          <w:sz w:val="28"/>
-          <w:szCs w:val="28"/>
-        </w:rPr>
-        <w:t>)</w:t>
+        <w:t>Design database tables (login_logs, model_predictions)</w:t>
       </w:r>
     </w:p>
     <w:p>
@@ -8944,25 +8750,7 @@
           <w:sz w:val="28"/>
           <w:szCs w:val="28"/>
         </w:rPr>
-        <w:t xml:space="preserve">Develop </w:t>
-      </w:r>
-      <w:proofErr w:type="spellStart"/>
-      <w:r>
-        <w:rPr>
-          <w:rFonts w:ascii="Times New Roman" w:hAnsi="Times New Roman" w:cs="Times New Roman"/>
-          <w:sz w:val="28"/>
-          <w:szCs w:val="28"/>
-        </w:rPr>
-        <w:t>Supabase</w:t>
-      </w:r>
-      <w:proofErr w:type="spellEnd"/>
-      <w:r>
-        <w:rPr>
-          <w:rFonts w:ascii="Times New Roman" w:hAnsi="Times New Roman" w:cs="Times New Roman"/>
-          <w:sz w:val="28"/>
-          <w:szCs w:val="28"/>
-        </w:rPr>
-        <w:t xml:space="preserve"> connection module</w:t>
+        <w:t>Develop Supabase connection module</w:t>
       </w:r>
     </w:p>
     <w:p>
@@ -9438,18 +9226,8 @@
           <w:sz w:val="28"/>
           <w:szCs w:val="28"/>
         </w:rPr>
-        <w:t xml:space="preserve">Implement authentication using </w:t>
-      </w:r>
-      <w:proofErr w:type="spellStart"/>
-      <w:r>
-        <w:rPr>
-          <w:rFonts w:ascii="Times New Roman" w:hAnsi="Times New Roman" w:cs="Times New Roman"/>
-          <w:sz w:val="28"/>
-          <w:szCs w:val="28"/>
-        </w:rPr>
-        <w:t>Supabase</w:t>
-      </w:r>
-      <w:proofErr w:type="spellEnd"/>
+        <w:t>Implement authentication using Supabase</w:t>
+      </w:r>
     </w:p>
     <w:p>
       <w:pPr>
@@ -9553,25 +9331,7 @@
           <w:sz w:val="28"/>
           <w:szCs w:val="28"/>
         </w:rPr>
-        <w:t xml:space="preserve">Store logs in </w:t>
-      </w:r>
-      <w:proofErr w:type="spellStart"/>
-      <w:r>
-        <w:rPr>
-          <w:rFonts w:ascii="Times New Roman" w:hAnsi="Times New Roman" w:cs="Times New Roman"/>
-          <w:sz w:val="28"/>
-          <w:szCs w:val="28"/>
-        </w:rPr>
-        <w:t>Supabase</w:t>
-      </w:r>
-      <w:proofErr w:type="spellEnd"/>
-      <w:r>
-        <w:rPr>
-          <w:rFonts w:ascii="Times New Roman" w:hAnsi="Times New Roman" w:cs="Times New Roman"/>
-          <w:sz w:val="28"/>
-          <w:szCs w:val="28"/>
-        </w:rPr>
-        <w:t xml:space="preserve"> database</w:t>
+        <w:t>Store logs in Supabase database</w:t>
       </w:r>
     </w:p>
     <w:p>
@@ -9826,7 +9586,7 @@
                     <pic:cNvPicPr/>
                   </pic:nvPicPr>
                   <pic:blipFill>
-                    <a:blip r:embed="rId13" cstate="print">
+                    <a:blip r:embed="rId14" cstate="print">
                       <a:extLst>
                         <a:ext uri="{28A0092B-C50C-407E-A947-70E740481C1C}">
                           <a14:useLocalDpi xmlns:a14="http://schemas.microsoft.com/office/drawing/2010/main" val="0"/>
@@ -10130,16 +9890,7 @@
           <w:sz w:val="28"/>
           <w:szCs w:val="28"/>
         </w:rPr>
-        <w:t xml:space="preserve"> like Pandas, </w:t>
-      </w:r>
-      <w:proofErr w:type="gramStart"/>
-      <w:r>
-        <w:rPr>
-          <w:rFonts w:ascii="Times New Roman" w:hAnsi="Times New Roman" w:cs="Times New Roman"/>
-          <w:sz w:val="28"/>
-          <w:szCs w:val="28"/>
-        </w:rPr>
-        <w:t xml:space="preserve">NumPy </w:t>
+        <w:t xml:space="preserve"> like Pandas, NumPy </w:t>
       </w:r>
       <w:r>
         <w:rPr>
@@ -10155,52 +9906,7 @@
           <w:sz w:val="28"/>
           <w:szCs w:val="28"/>
         </w:rPr>
-        <w:t>TensorFlow</w:t>
-      </w:r>
-      <w:proofErr w:type="gramEnd"/>
-      <w:r>
-        <w:rPr>
-          <w:rFonts w:ascii="Times New Roman" w:hAnsi="Times New Roman" w:cs="Times New Roman"/>
-          <w:sz w:val="28"/>
-          <w:szCs w:val="28"/>
-        </w:rPr>
-        <w:t>/</w:t>
-      </w:r>
-      <w:proofErr w:type="spellStart"/>
-      <w:r>
-        <w:rPr>
-          <w:rFonts w:ascii="Times New Roman" w:hAnsi="Times New Roman" w:cs="Times New Roman"/>
-          <w:sz w:val="28"/>
-          <w:szCs w:val="28"/>
-        </w:rPr>
-        <w:t>Keras</w:t>
-      </w:r>
-      <w:proofErr w:type="spellEnd"/>
-      <w:r>
-        <w:rPr>
-          <w:rFonts w:ascii="Times New Roman" w:hAnsi="Times New Roman" w:cs="Times New Roman"/>
-          <w:sz w:val="28"/>
-          <w:szCs w:val="28"/>
-        </w:rPr>
-        <w:t xml:space="preserve">, </w:t>
-      </w:r>
-      <w:proofErr w:type="spellStart"/>
-      <w:r>
-        <w:rPr>
-          <w:rFonts w:ascii="Times New Roman" w:hAnsi="Times New Roman" w:cs="Times New Roman"/>
-          <w:sz w:val="28"/>
-          <w:szCs w:val="28"/>
-        </w:rPr>
-        <w:t>Supabase</w:t>
-      </w:r>
-      <w:proofErr w:type="spellEnd"/>
-      <w:r>
-        <w:rPr>
-          <w:rFonts w:ascii="Times New Roman" w:hAnsi="Times New Roman" w:cs="Times New Roman"/>
-          <w:sz w:val="28"/>
-          <w:szCs w:val="28"/>
-        </w:rPr>
-        <w:t xml:space="preserve"> client, Flask, Scikit-learn</w:t>
+        <w:t>TensorFlow/Keras, Supabase client, Flask, Scikit-learn</w:t>
       </w:r>
     </w:p>
     <w:p>
@@ -10255,25 +9961,7 @@
           <w:sz w:val="28"/>
           <w:szCs w:val="28"/>
         </w:rPr>
-        <w:t xml:space="preserve">- SUPABASE_URL: Your </w:t>
-      </w:r>
-      <w:proofErr w:type="spellStart"/>
-      <w:r>
-        <w:rPr>
-          <w:rFonts w:ascii="Times New Roman" w:hAnsi="Times New Roman" w:cs="Times New Roman"/>
-          <w:sz w:val="28"/>
-          <w:szCs w:val="28"/>
-        </w:rPr>
-        <w:t>Supabase</w:t>
-      </w:r>
-      <w:proofErr w:type="spellEnd"/>
-      <w:r>
-        <w:rPr>
-          <w:rFonts w:ascii="Times New Roman" w:hAnsi="Times New Roman" w:cs="Times New Roman"/>
-          <w:sz w:val="28"/>
-          <w:szCs w:val="28"/>
-        </w:rPr>
-        <w:t xml:space="preserve"> project URL</w:t>
+        <w:t>- SUPABASE_URL: Your Supabase project URL</w:t>
       </w:r>
     </w:p>
     <w:p>
@@ -10293,25 +9981,7 @@
           <w:sz w:val="28"/>
           <w:szCs w:val="28"/>
         </w:rPr>
-        <w:t xml:space="preserve">- SUPABASE_KEY: Your </w:t>
-      </w:r>
-      <w:proofErr w:type="spellStart"/>
-      <w:r>
-        <w:rPr>
-          <w:rFonts w:ascii="Times New Roman" w:hAnsi="Times New Roman" w:cs="Times New Roman"/>
-          <w:sz w:val="28"/>
-          <w:szCs w:val="28"/>
-        </w:rPr>
-        <w:t>Supabase</w:t>
-      </w:r>
-      <w:proofErr w:type="spellEnd"/>
-      <w:r>
-        <w:rPr>
-          <w:rFonts w:ascii="Times New Roman" w:hAnsi="Times New Roman" w:cs="Times New Roman"/>
-          <w:sz w:val="28"/>
-          <w:szCs w:val="28"/>
-        </w:rPr>
-        <w:t xml:space="preserve"> anon/service key</w:t>
+        <w:t>- SUPABASE_KEY: Your Supabase anon/service key</w:t>
       </w:r>
     </w:p>
     <w:p>
@@ -10386,25 +10056,7 @@
           <w:sz w:val="28"/>
           <w:szCs w:val="28"/>
         </w:rPr>
-        <w:t xml:space="preserve">Action: Create </w:t>
-      </w:r>
-      <w:proofErr w:type="spellStart"/>
-      <w:r>
-        <w:rPr>
-          <w:rFonts w:ascii="Times New Roman" w:hAnsi="Times New Roman" w:cs="Times New Roman"/>
-          <w:sz w:val="28"/>
-          <w:szCs w:val="28"/>
-        </w:rPr>
-        <w:t>Supabase</w:t>
-      </w:r>
-      <w:proofErr w:type="spellEnd"/>
-      <w:r>
-        <w:rPr>
-          <w:rFonts w:ascii="Times New Roman" w:hAnsi="Times New Roman" w:cs="Times New Roman"/>
-          <w:sz w:val="28"/>
-          <w:szCs w:val="28"/>
-        </w:rPr>
-        <w:t xml:space="preserve"> database tables using provided SQL scripts</w:t>
+        <w:t>Action: Create Supabase database tables using provided SQL scripts</w:t>
       </w:r>
     </w:p>
     <w:p>
@@ -10444,141 +10096,15 @@
           <w:sz w:val="28"/>
           <w:szCs w:val="28"/>
         </w:rPr>
-        <w:t xml:space="preserve">a) </w:t>
-      </w:r>
-      <w:proofErr w:type="spellStart"/>
-      <w:r>
-        <w:rPr>
-          <w:rFonts w:ascii="Times New Roman" w:hAnsi="Times New Roman" w:cs="Times New Roman"/>
-          <w:sz w:val="28"/>
-          <w:szCs w:val="28"/>
-        </w:rPr>
-        <w:t>login_logs</w:t>
-      </w:r>
-      <w:proofErr w:type="spellEnd"/>
-      <w:r>
-        <w:rPr>
-          <w:rFonts w:ascii="Times New Roman" w:hAnsi="Times New Roman" w:cs="Times New Roman"/>
-          <w:sz w:val="28"/>
-          <w:szCs w:val="28"/>
-        </w:rPr>
-        <w:t xml:space="preserve"> table:</w:t>
-      </w:r>
-      <w:r>
-        <w:rPr>
-          <w:rFonts w:ascii="Times New Roman" w:hAnsi="Times New Roman" w:cs="Times New Roman"/>
-          <w:sz w:val="28"/>
-          <w:szCs w:val="28"/>
-        </w:rPr>
-        <w:t xml:space="preserve"> id (</w:t>
-      </w:r>
-      <w:proofErr w:type="spellStart"/>
-      <w:r>
-        <w:rPr>
-          <w:rFonts w:ascii="Times New Roman" w:hAnsi="Times New Roman" w:cs="Times New Roman"/>
-          <w:sz w:val="28"/>
-          <w:szCs w:val="28"/>
-        </w:rPr>
-        <w:t>uuid</w:t>
-      </w:r>
-      <w:proofErr w:type="spellEnd"/>
-      <w:r>
-        <w:rPr>
-          <w:rFonts w:ascii="Times New Roman" w:hAnsi="Times New Roman" w:cs="Times New Roman"/>
-          <w:sz w:val="28"/>
-          <w:szCs w:val="28"/>
-        </w:rPr>
-        <w:t xml:space="preserve">, primary key), </w:t>
-      </w:r>
-      <w:proofErr w:type="spellStart"/>
-      <w:r>
-        <w:rPr>
-          <w:rFonts w:ascii="Times New Roman" w:hAnsi="Times New Roman" w:cs="Times New Roman"/>
-          <w:sz w:val="28"/>
-          <w:szCs w:val="28"/>
-        </w:rPr>
-        <w:t>user_email</w:t>
-      </w:r>
-      <w:proofErr w:type="spellEnd"/>
-      <w:r>
-        <w:rPr>
-          <w:rFonts w:ascii="Times New Roman" w:hAnsi="Times New Roman" w:cs="Times New Roman"/>
-          <w:sz w:val="28"/>
-          <w:szCs w:val="28"/>
-        </w:rPr>
-        <w:t xml:space="preserve"> (text</w:t>
-      </w:r>
-      <w:proofErr w:type="gramStart"/>
-      <w:r>
-        <w:rPr>
-          <w:rFonts w:ascii="Times New Roman" w:hAnsi="Times New Roman" w:cs="Times New Roman"/>
-          <w:sz w:val="28"/>
-          <w:szCs w:val="28"/>
-        </w:rPr>
-        <w:t>),</w:t>
-      </w:r>
-      <w:proofErr w:type="spellStart"/>
-      <w:r>
-        <w:rPr>
-          <w:rFonts w:ascii="Times New Roman" w:hAnsi="Times New Roman" w:cs="Times New Roman"/>
-          <w:sz w:val="28"/>
-          <w:szCs w:val="28"/>
-        </w:rPr>
-        <w:t>login</w:t>
-      </w:r>
-      <w:proofErr w:type="gramEnd"/>
-      <w:r>
-        <w:rPr>
-          <w:rFonts w:ascii="Times New Roman" w:hAnsi="Times New Roman" w:cs="Times New Roman"/>
-          <w:sz w:val="28"/>
-          <w:szCs w:val="28"/>
-        </w:rPr>
-        <w:t>_time</w:t>
-      </w:r>
-      <w:proofErr w:type="spellEnd"/>
-      <w:r>
-        <w:rPr>
-          <w:rFonts w:ascii="Times New Roman" w:hAnsi="Times New Roman" w:cs="Times New Roman"/>
-          <w:sz w:val="28"/>
-          <w:szCs w:val="28"/>
-        </w:rPr>
-        <w:t xml:space="preserve"> (timestamp), </w:t>
-      </w:r>
-      <w:proofErr w:type="spellStart"/>
-      <w:r>
-        <w:rPr>
-          <w:rFonts w:ascii="Times New Roman" w:hAnsi="Times New Roman" w:cs="Times New Roman"/>
-          <w:sz w:val="28"/>
-          <w:szCs w:val="28"/>
-        </w:rPr>
-        <w:t>ip_address</w:t>
-      </w:r>
-      <w:proofErr w:type="spellEnd"/>
-      <w:r>
-        <w:rPr>
-          <w:rFonts w:ascii="Times New Roman" w:hAnsi="Times New Roman" w:cs="Times New Roman"/>
-          <w:sz w:val="28"/>
-          <w:szCs w:val="28"/>
-        </w:rPr>
-        <w:t xml:space="preserve"> (text), </w:t>
-      </w:r>
-      <w:proofErr w:type="spellStart"/>
-      <w:r>
-        <w:rPr>
-          <w:rFonts w:ascii="Times New Roman" w:hAnsi="Times New Roman" w:cs="Times New Roman"/>
-          <w:sz w:val="28"/>
-          <w:szCs w:val="28"/>
-        </w:rPr>
-        <w:t>dashboard_accessed</w:t>
-      </w:r>
-      <w:proofErr w:type="spellEnd"/>
-      <w:r>
-        <w:rPr>
-          <w:rFonts w:ascii="Times New Roman" w:hAnsi="Times New Roman" w:cs="Times New Roman"/>
-          <w:sz w:val="28"/>
-          <w:szCs w:val="28"/>
-        </w:rPr>
-        <w:t xml:space="preserve"> (text)   </w:t>
+        <w:t>a) login_logs table:</w:t>
+      </w:r>
+      <w:r>
+        <w:rPr>
+          <w:rFonts w:ascii="Times New Roman" w:hAnsi="Times New Roman" w:cs="Times New Roman"/>
+          <w:sz w:val="28"/>
+          <w:szCs w:val="28"/>
+        </w:rPr>
+        <w:t xml:space="preserve"> id (uuid, primary key), user_email (text),login_time (timestamp), ip_address (text), dashboard_accessed (text)   </w:t>
       </w:r>
     </w:p>
     <w:p>
@@ -10610,69 +10136,15 @@
           <w:sz w:val="28"/>
           <w:szCs w:val="28"/>
         </w:rPr>
-        <w:t xml:space="preserve">b) </w:t>
-      </w:r>
-      <w:proofErr w:type="spellStart"/>
-      <w:r>
-        <w:rPr>
-          <w:rFonts w:ascii="Times New Roman" w:hAnsi="Times New Roman" w:cs="Times New Roman"/>
-          <w:sz w:val="28"/>
-          <w:szCs w:val="28"/>
-        </w:rPr>
-        <w:t>model_predictions</w:t>
-      </w:r>
-      <w:proofErr w:type="spellEnd"/>
-      <w:r>
-        <w:rPr>
-          <w:rFonts w:ascii="Times New Roman" w:hAnsi="Times New Roman" w:cs="Times New Roman"/>
-          <w:sz w:val="28"/>
-          <w:szCs w:val="28"/>
-        </w:rPr>
-        <w:t xml:space="preserve"> table:</w:t>
-      </w:r>
-      <w:r>
-        <w:rPr>
-          <w:rFonts w:ascii="Times New Roman" w:hAnsi="Times New Roman" w:cs="Times New Roman"/>
-          <w:sz w:val="28"/>
-          <w:szCs w:val="28"/>
-        </w:rPr>
-        <w:t xml:space="preserve"> timestamp (timestamp), </w:t>
-      </w:r>
-      <w:proofErr w:type="spellStart"/>
-      <w:r>
-        <w:rPr>
-          <w:rFonts w:ascii="Times New Roman" w:hAnsi="Times New Roman" w:cs="Times New Roman"/>
-          <w:sz w:val="28"/>
-          <w:szCs w:val="28"/>
-        </w:rPr>
-        <w:t>motor_id</w:t>
-      </w:r>
-      <w:proofErr w:type="spellEnd"/>
-      <w:r>
-        <w:rPr>
-          <w:rFonts w:ascii="Times New Roman" w:hAnsi="Times New Roman" w:cs="Times New Roman"/>
-          <w:sz w:val="28"/>
-          <w:szCs w:val="28"/>
-        </w:rPr>
-        <w:t xml:space="preserve"> (text), </w:t>
-      </w:r>
-      <w:proofErr w:type="spellStart"/>
-      <w:r>
-        <w:rPr>
-          <w:rFonts w:ascii="Times New Roman" w:hAnsi="Times New Roman" w:cs="Times New Roman"/>
-          <w:sz w:val="28"/>
-          <w:szCs w:val="28"/>
-        </w:rPr>
-        <w:t>failure_probability</w:t>
-      </w:r>
-      <w:proofErr w:type="spellEnd"/>
-      <w:r>
-        <w:rPr>
-          <w:rFonts w:ascii="Times New Roman" w:hAnsi="Times New Roman" w:cs="Times New Roman"/>
-          <w:sz w:val="28"/>
-          <w:szCs w:val="28"/>
-        </w:rPr>
-        <w:t xml:space="preserve"> (float)</w:t>
+        <w:t>b) model_predictions table:</w:t>
+      </w:r>
+      <w:r>
+        <w:rPr>
+          <w:rFonts w:ascii="Times New Roman" w:hAnsi="Times New Roman" w:cs="Times New Roman"/>
+          <w:sz w:val="28"/>
+          <w:szCs w:val="28"/>
+        </w:rPr>
+        <w:t xml:space="preserve"> timestamp (timestamp), motor_id (text), failure_probability (float)</w:t>
       </w:r>
     </w:p>
     <w:p>
@@ -10715,25 +10187,7 @@
           <w:sz w:val="28"/>
           <w:szCs w:val="28"/>
         </w:rPr>
-        <w:t xml:space="preserve">Purpose: Download motor sensor data from </w:t>
-      </w:r>
-      <w:proofErr w:type="spellStart"/>
-      <w:r>
-        <w:rPr>
-          <w:rFonts w:ascii="Times New Roman" w:hAnsi="Times New Roman" w:cs="Times New Roman"/>
-          <w:sz w:val="28"/>
-          <w:szCs w:val="28"/>
-        </w:rPr>
-        <w:t>Supabase</w:t>
-      </w:r>
-      <w:proofErr w:type="spellEnd"/>
-      <w:r>
-        <w:rPr>
-          <w:rFonts w:ascii="Times New Roman" w:hAnsi="Times New Roman" w:cs="Times New Roman"/>
-          <w:sz w:val="28"/>
-          <w:szCs w:val="28"/>
-        </w:rPr>
-        <w:t xml:space="preserve"> storage</w:t>
+        <w:t>Purpose: Download motor sensor data from Supabase storage</w:t>
       </w:r>
     </w:p>
     <w:p>
@@ -10768,25 +10222,7 @@
           <w:sz w:val="28"/>
           <w:szCs w:val="28"/>
         </w:rPr>
-        <w:t xml:space="preserve">Step 5: Execute </w:t>
-      </w:r>
-      <w:proofErr w:type="spellStart"/>
-      <w:r>
-        <w:rPr>
-          <w:rFonts w:ascii="Times New Roman" w:hAnsi="Times New Roman" w:cs="Times New Roman"/>
-          <w:sz w:val="28"/>
-          <w:szCs w:val="28"/>
-        </w:rPr>
-        <w:t>Jupyter</w:t>
-      </w:r>
-      <w:proofErr w:type="spellEnd"/>
-      <w:r>
-        <w:rPr>
-          <w:rFonts w:ascii="Times New Roman" w:hAnsi="Times New Roman" w:cs="Times New Roman"/>
-          <w:sz w:val="28"/>
-          <w:szCs w:val="28"/>
-        </w:rPr>
-        <w:t xml:space="preserve"> Notebooks in Sequence</w:t>
+        <w:t>Step 5: Execute Jupyter Notebooks in Sequence</w:t>
       </w:r>
     </w:p>
     <w:p>
@@ -10906,18 +10342,8 @@
           <w:sz w:val="28"/>
           <w:szCs w:val="28"/>
         </w:rPr>
-        <w:t xml:space="preserve">- Output: Unified </w:t>
-      </w:r>
-      <w:proofErr w:type="spellStart"/>
-      <w:r>
-        <w:rPr>
-          <w:rFonts w:ascii="Times New Roman" w:hAnsi="Times New Roman" w:cs="Times New Roman"/>
-          <w:sz w:val="28"/>
-          <w:szCs w:val="28"/>
-        </w:rPr>
-        <w:t>DataFrame</w:t>
-      </w:r>
-      <w:proofErr w:type="spellEnd"/>
+        <w:t>- Output: Unified DataFrame</w:t>
+      </w:r>
     </w:p>
     <w:p>
       <w:pPr>
@@ -11679,25 +11105,7 @@
           <w:sz w:val="28"/>
           <w:szCs w:val="28"/>
         </w:rPr>
-        <w:t xml:space="preserve">- Logs entry to </w:t>
-      </w:r>
-      <w:proofErr w:type="spellStart"/>
-      <w:r>
-        <w:rPr>
-          <w:rFonts w:ascii="Times New Roman" w:hAnsi="Times New Roman" w:cs="Times New Roman"/>
-          <w:sz w:val="28"/>
-          <w:szCs w:val="28"/>
-        </w:rPr>
-        <w:t>login_logs</w:t>
-      </w:r>
-      <w:proofErr w:type="spellEnd"/>
-      <w:r>
-        <w:rPr>
-          <w:rFonts w:ascii="Times New Roman" w:hAnsi="Times New Roman" w:cs="Times New Roman"/>
-          <w:sz w:val="28"/>
-          <w:szCs w:val="28"/>
-        </w:rPr>
-        <w:t xml:space="preserve"> table</w:t>
+        <w:t>- Logs entry to login_logs table</w:t>
       </w:r>
     </w:p>
     <w:p>
@@ -11800,27 +11208,7 @@
           <w:szCs w:val="28"/>
           <w:lang w:bidi="en-US"/>
         </w:rPr>
-        <w:t xml:space="preserve">- Check </w:t>
-      </w:r>
-      <w:proofErr w:type="spellStart"/>
-      <w:r>
-        <w:rPr>
-          <w:rFonts w:ascii="Times New Roman" w:hAnsi="Times New Roman" w:cs="Times New Roman"/>
-          <w:sz w:val="28"/>
-          <w:szCs w:val="28"/>
-          <w:lang w:bidi="en-US"/>
-        </w:rPr>
-        <w:t>login_logs</w:t>
-      </w:r>
-      <w:proofErr w:type="spellEnd"/>
-      <w:r>
-        <w:rPr>
-          <w:rFonts w:ascii="Times New Roman" w:hAnsi="Times New Roman" w:cs="Times New Roman"/>
-          <w:sz w:val="28"/>
-          <w:szCs w:val="28"/>
-          <w:lang w:bidi="en-US"/>
-        </w:rPr>
-        <w:t xml:space="preserve"> table for user activity</w:t>
+        <w:t>- Check login_logs table for user activity</w:t>
       </w:r>
     </w:p>
     <w:p>
@@ -11980,18 +11368,8 @@
           <w:sz w:val="28"/>
           <w:szCs w:val="28"/>
         </w:rPr>
-        <w:t xml:space="preserve">Risk 3: API Rate Limits or Connectivity Issues with </w:t>
-      </w:r>
-      <w:proofErr w:type="spellStart"/>
-      <w:r>
-        <w:rPr>
-          <w:rFonts w:ascii="Times New Roman" w:hAnsi="Times New Roman" w:cs="Times New Roman"/>
-          <w:sz w:val="28"/>
-          <w:szCs w:val="28"/>
-        </w:rPr>
-        <w:t>Supabase</w:t>
-      </w:r>
-      <w:proofErr w:type="spellEnd"/>
+        <w:t>Risk 3: API Rate Limits or Connectivity Issues with Supabase</w:t>
+      </w:r>
     </w:p>
     <w:p>
       <w:pPr>
@@ -12698,27 +12076,7 @@
           <w:szCs w:val="28"/>
           <w:lang w:bidi="en-US"/>
         </w:rPr>
-        <w:t xml:space="preserve">Target: &lt; 5 </w:t>
-      </w:r>
-      <w:proofErr w:type="gramStart"/>
-      <w:r>
-        <w:rPr>
-          <w:rFonts w:ascii="Times New Roman" w:hAnsi="Times New Roman" w:cs="Times New Roman"/>
-          <w:sz w:val="28"/>
-          <w:szCs w:val="28"/>
-          <w:lang w:bidi="en-US"/>
-        </w:rPr>
-        <w:t>seconds</w:t>
-      </w:r>
-      <w:proofErr w:type="gramEnd"/>
-      <w:r>
-        <w:rPr>
-          <w:rFonts w:ascii="Times New Roman" w:hAnsi="Times New Roman" w:cs="Times New Roman"/>
-          <w:sz w:val="28"/>
-          <w:szCs w:val="28"/>
-          <w:lang w:bidi="en-US"/>
-        </w:rPr>
-        <w:t xml:space="preserve"> initial load</w:t>
+        <w:t>Target: &lt; 5 seconds initial load</w:t>
       </w:r>
     </w:p>
     <w:p>
@@ -12847,23 +12205,13 @@
         </w:rPr>
         <w:t xml:space="preserve">6.3.3 </w:t>
       </w:r>
-      <w:proofErr w:type="spellStart"/>
-      <w:r>
-        <w:rPr>
-          <w:rFonts w:ascii="Times New Roman" w:hAnsi="Times New Roman" w:cs="Times New Roman"/>
-          <w:sz w:val="32"/>
-          <w:szCs w:val="32"/>
-        </w:rPr>
-        <w:t>Buisness</w:t>
-      </w:r>
-      <w:proofErr w:type="spellEnd"/>
-      <w:r>
-        <w:rPr>
-          <w:rFonts w:ascii="Times New Roman" w:hAnsi="Times New Roman" w:cs="Times New Roman"/>
-          <w:sz w:val="32"/>
-          <w:szCs w:val="32"/>
-        </w:rPr>
-        <w:t xml:space="preserve"> metrices</w:t>
+      <w:r>
+        <w:rPr>
+          <w:rFonts w:ascii="Times New Roman" w:hAnsi="Times New Roman" w:cs="Times New Roman"/>
+          <w:sz w:val="32"/>
+          <w:szCs w:val="32"/>
+        </w:rPr>
+        <w:t>Buisness metrices</w:t>
       </w:r>
     </w:p>
     <w:p>
@@ -13298,7 +12646,7 @@
                     <pic:cNvPicPr/>
                   </pic:nvPicPr>
                   <pic:blipFill>
-                    <a:blip r:embed="rId14"/>
+                    <a:blip r:embed="rId15"/>
                     <a:stretch>
                       <a:fillRect/>
                     </a:stretch>
@@ -13352,7 +12700,7 @@
                     <pic:cNvPicPr/>
                   </pic:nvPicPr>
                   <pic:blipFill>
-                    <a:blip r:embed="rId15"/>
+                    <a:blip r:embed="rId16"/>
                     <a:stretch>
                       <a:fillRect/>
                     </a:stretch>
@@ -13405,7 +12753,7 @@
                     <pic:cNvPicPr/>
                   </pic:nvPicPr>
                   <pic:blipFill>
-                    <a:blip r:embed="rId16"/>
+                    <a:blip r:embed="rId17"/>
                     <a:stretch>
                       <a:fillRect/>
                     </a:stretch>
@@ -13459,7 +12807,7 @@
                     <pic:cNvPicPr/>
                   </pic:nvPicPr>
                   <pic:blipFill>
-                    <a:blip r:embed="rId17"/>
+                    <a:blip r:embed="rId18"/>
                     <a:stretch>
                       <a:fillRect/>
                     </a:stretch>
@@ -13512,7 +12860,7 @@
                     <pic:cNvPicPr/>
                   </pic:nvPicPr>
                   <pic:blipFill>
-                    <a:blip r:embed="rId18"/>
+                    <a:blip r:embed="rId19"/>
                     <a:stretch>
                       <a:fillRect/>
                     </a:stretch>
@@ -13566,7 +12914,7 @@
                     <pic:cNvPicPr/>
                   </pic:nvPicPr>
                   <pic:blipFill>
-                    <a:blip r:embed="rId19"/>
+                    <a:blip r:embed="rId20"/>
                     <a:stretch>
                       <a:fillRect/>
                     </a:stretch>
@@ -13619,7 +12967,7 @@
                     <pic:cNvPicPr/>
                   </pic:nvPicPr>
                   <pic:blipFill>
-                    <a:blip r:embed="rId20"/>
+                    <a:blip r:embed="rId21"/>
                     <a:stretch>
                       <a:fillRect/>
                     </a:stretch>
@@ -13672,7 +13020,7 @@
                     <pic:cNvPicPr/>
                   </pic:nvPicPr>
                   <pic:blipFill>
-                    <a:blip r:embed="rId21"/>
+                    <a:blip r:embed="rId22"/>
                     <a:stretch>
                       <a:fillRect/>
                     </a:stretch>
@@ -13726,7 +13074,7 @@
                     <pic:cNvPicPr/>
                   </pic:nvPicPr>
                   <pic:blipFill>
-                    <a:blip r:embed="rId22"/>
+                    <a:blip r:embed="rId23"/>
                     <a:stretch>
                       <a:fillRect/>
                     </a:stretch>
@@ -13819,25 +13167,7 @@
           <w:sz w:val="28"/>
           <w:szCs w:val="28"/>
         </w:rPr>
-        <w:t xml:space="preserve">The backend of the system is developed using the Flask framework. It initializes the application, enables CORS for frontend-backend communication, and loads environment variables securely using the </w:t>
-      </w:r>
-      <w:proofErr w:type="spellStart"/>
-      <w:r>
-        <w:rPr>
-          <w:rFonts w:ascii="Times New Roman" w:hAnsi="Times New Roman" w:cs="Times New Roman"/>
-          <w:sz w:val="28"/>
-          <w:szCs w:val="28"/>
-        </w:rPr>
-        <w:t>dotenv</w:t>
-      </w:r>
-      <w:proofErr w:type="spellEnd"/>
-      <w:r>
-        <w:rPr>
-          <w:rFonts w:ascii="Times New Roman" w:hAnsi="Times New Roman" w:cs="Times New Roman"/>
-          <w:sz w:val="28"/>
-          <w:szCs w:val="28"/>
-        </w:rPr>
-        <w:t xml:space="preserve"> library. The application provides a root route that serves the login page and a /login API endpoint that handles user authentication through POST requests. User credentials are validated using a custom authentication service, and login activities are recorded along with the user’s IP address. The backend dynamically reads configuration settings such as port number and debug mode from environment variables to maintain flexibility and security.</w:t>
+        <w:t>The backend of the system is developed using the Flask framework. It initializes the application, enables CORS for frontend-backend communication, and loads environment variables securely using the dotenv library. The application provides a root route that serves the login page and a /login API endpoint that handles user authentication through POST requests. User credentials are validated using a custom authentication service, and login activities are recorded along with the user’s IP address. The backend dynamically reads configuration settings such as port number and debug mode from environment variables to maintain flexibility and security.</w:t>
       </w:r>
     </w:p>
     <w:p>
@@ -13939,25 +13269,7 @@
           <w:sz w:val="28"/>
           <w:szCs w:val="28"/>
         </w:rPr>
-        <w:t xml:space="preserve">The authentication service manages user verification and login logging. Admin credentials are securely retrieved from environment variables. Upon successful authentication, user details including role information are returned. All login attempts (success or failure) are logged into a </w:t>
-      </w:r>
-      <w:proofErr w:type="spellStart"/>
-      <w:r>
-        <w:rPr>
-          <w:rFonts w:ascii="Times New Roman" w:hAnsi="Times New Roman" w:cs="Times New Roman"/>
-          <w:sz w:val="28"/>
-          <w:szCs w:val="28"/>
-        </w:rPr>
-        <w:t>Supabase</w:t>
-      </w:r>
-      <w:proofErr w:type="spellEnd"/>
-      <w:r>
-        <w:rPr>
-          <w:rFonts w:ascii="Times New Roman" w:hAnsi="Times New Roman" w:cs="Times New Roman"/>
-          <w:sz w:val="28"/>
-          <w:szCs w:val="28"/>
-        </w:rPr>
-        <w:t xml:space="preserve"> database table. The logging mechanism captures user email, IP address, login status, and timestamp. This ensures proper monitoring, traceability, and audit control within the system.</w:t>
+        <w:t>The authentication service manages user verification and login logging. Admin credentials are securely retrieved from environment variables. Upon successful authentication, user details including role information are returned. All login attempts (success or failure) are logged into a Supabase database table. The logging mechanism captures user email, IP address, login status, and timestamp. This ensures proper monitoring, traceability, and audit control within the system.</w:t>
       </w:r>
     </w:p>
     <w:p>
@@ -14117,25 +13429,7 @@
           <w:sz w:val="28"/>
           <w:szCs w:val="28"/>
         </w:rPr>
-        <w:t xml:space="preserve">In this stage, the raw data is cleaned and normalized. Missing values are removed, and sensor-related numerical columns are standardized using </w:t>
-      </w:r>
-      <w:proofErr w:type="spellStart"/>
-      <w:r>
-        <w:rPr>
-          <w:rFonts w:ascii="Times New Roman" w:hAnsi="Times New Roman" w:cs="Times New Roman"/>
-          <w:sz w:val="28"/>
-          <w:szCs w:val="28"/>
-        </w:rPr>
-        <w:t>StandardScaler</w:t>
-      </w:r>
-      <w:proofErr w:type="spellEnd"/>
-      <w:r>
-        <w:rPr>
-          <w:rFonts w:ascii="Times New Roman" w:hAnsi="Times New Roman" w:cs="Times New Roman"/>
-          <w:sz w:val="28"/>
-          <w:szCs w:val="28"/>
-        </w:rPr>
-        <w:t xml:space="preserve"> from Scikit-learn. The cleaned dataset is then saved into a processed data directory. This ensures consistent scaling and improves model performance during training.</w:t>
+        <w:t>In this stage, the raw data is cleaned and normalized. Missing values are removed, and sensor-related numerical columns are standardized using StandardScaler from Scikit-learn. The cleaned dataset is then saved into a processed data directory. This ensures consistent scaling and improves model performance during training.</w:t>
       </w:r>
     </w:p>
     <w:p>
@@ -14307,25 +13601,7 @@
           <w:sz w:val="28"/>
           <w:szCs w:val="28"/>
         </w:rPr>
-        <w:t xml:space="preserve">The deep learning model is built using TensorFlow and </w:t>
-      </w:r>
-      <w:proofErr w:type="spellStart"/>
-      <w:r>
-        <w:rPr>
-          <w:rFonts w:ascii="Times New Roman" w:hAnsi="Times New Roman" w:cs="Times New Roman"/>
-          <w:sz w:val="28"/>
-          <w:szCs w:val="28"/>
-        </w:rPr>
-        <w:t>Keras</w:t>
-      </w:r>
-      <w:proofErr w:type="spellEnd"/>
-      <w:r>
-        <w:rPr>
-          <w:rFonts w:ascii="Times New Roman" w:hAnsi="Times New Roman" w:cs="Times New Roman"/>
-          <w:sz w:val="28"/>
-          <w:szCs w:val="28"/>
-        </w:rPr>
-        <w:t>. A Sequential LSTM architecture is implemented with multiple LSTM layers, dropout layers for regularization, and dense layers for final prediction. The model uses binary cross-entropy loss and the Adam optimizer. The dataset is split into training and testing sets for evaluation. This model predicts machine failure probability based on sequential sensor inputs.</w:t>
+        <w:t>The deep learning model is built using TensorFlow and Keras. A Sequential LSTM architecture is implemented with multiple LSTM layers, dropout layers for regularization, and dense layers for final prediction. The model uses binary cross-entropy loss and the Adam optimizer. The dataset is split into training and testing sets for evaluation. This model predicts machine failure probability based on sequential sensor inputs.</w:t>
       </w:r>
     </w:p>
     <w:p>
@@ -14789,25 +14065,7 @@
           <w:sz w:val="32"/>
           <w:szCs w:val="32"/>
         </w:rPr>
-        <w:t xml:space="preserve">The integration of </w:t>
-      </w:r>
-      <w:proofErr w:type="spellStart"/>
-      <w:r>
-        <w:rPr>
-          <w:rFonts w:ascii="Times New Roman" w:hAnsi="Times New Roman" w:cs="Times New Roman"/>
-          <w:sz w:val="32"/>
-          <w:szCs w:val="32"/>
-        </w:rPr>
-        <w:t>Supabase</w:t>
-      </w:r>
-      <w:proofErr w:type="spellEnd"/>
-      <w:r>
-        <w:rPr>
-          <w:rFonts w:ascii="Times New Roman" w:hAnsi="Times New Roman" w:cs="Times New Roman"/>
-          <w:sz w:val="32"/>
-          <w:szCs w:val="32"/>
-        </w:rPr>
-        <w:t xml:space="preserve"> cloud infrastructure ensures secure data storage, authentication, and logging, while the Flask-based backend and interactive dashboard enhance usability and accessibility. The project also demonstrates strong alignment with business objectives such as reducing operational costs, improving equipment lifespan, and enhancing overall system reliability.</w:t>
+        <w:t>The integration of Supabase cloud infrastructure ensures secure data storage, authentication, and logging, while the Flask-based backend and interactive dashboard enhance usability and accessibility. The project also demonstrates strong alignment with business objectives such as reducing operational costs, improving equipment lifespan, and enhancing overall system reliability.</w:t>
       </w:r>
     </w:p>
     <w:p>
@@ -14944,7 +14202,7 @@
         </w:rPr>
         <w:t xml:space="preserve"> </w:t>
       </w:r>
-      <w:hyperlink r:id="rId23" w:history="1">
+      <w:hyperlink r:id="rId24" w:history="1">
         <w:r>
           <w:rPr>
             <w:rStyle w:val="Hyperlink"/>
@@ -14987,7 +14245,7 @@
         </w:rPr>
         <w:t xml:space="preserve">LSTM: </w:t>
       </w:r>
-      <w:hyperlink r:id="rId24" w:history="1">
+      <w:hyperlink r:id="rId25" w:history="1">
         <w:r>
           <w:rPr>
             <w:rStyle w:val="Hyperlink"/>
@@ -15022,25 +14280,15 @@
           <w:szCs w:val="32"/>
         </w:rPr>
       </w:pPr>
-      <w:proofErr w:type="spellStart"/>
-      <w:r>
-        <w:rPr>
-          <w:rFonts w:ascii="Times New Roman" w:hAnsi="Times New Roman" w:cs="Times New Roman"/>
-          <w:sz w:val="32"/>
-          <w:szCs w:val="32"/>
-        </w:rPr>
-        <w:t>Keras</w:t>
-      </w:r>
-      <w:proofErr w:type="spellEnd"/>
-      <w:r>
-        <w:rPr>
-          <w:rFonts w:ascii="Times New Roman" w:hAnsi="Times New Roman" w:cs="Times New Roman"/>
-          <w:sz w:val="32"/>
-          <w:szCs w:val="32"/>
-        </w:rPr>
-        <w:t xml:space="preserve">: </w:t>
-      </w:r>
-      <w:hyperlink r:id="rId25" w:history="1">
+      <w:r>
+        <w:rPr>
+          <w:rFonts w:ascii="Times New Roman" w:hAnsi="Times New Roman" w:cs="Times New Roman"/>
+          <w:sz w:val="32"/>
+          <w:szCs w:val="32"/>
+        </w:rPr>
+        <w:t xml:space="preserve">Keras: </w:t>
+      </w:r>
+      <w:hyperlink r:id="rId26" w:history="1">
         <w:r>
           <w:rPr>
             <w:rStyle w:val="Hyperlink"/>
@@ -15083,7 +14331,7 @@
         </w:rPr>
         <w:t xml:space="preserve">Flask: </w:t>
       </w:r>
-      <w:hyperlink r:id="rId26" w:history="1">
+      <w:hyperlink r:id="rId27" w:history="1">
         <w:r>
           <w:rPr>
             <w:rStyle w:val="Hyperlink"/>
@@ -15105,10 +14353,9 @@
       </w:pPr>
     </w:p>
     <w:sectPr>
-      <w:footerReference w:type="default" r:id="rId27"/>
       <w:pgSz w:w="12240" w:h="15840"/>
       <w:pgMar w:top="1440" w:right="1440" w:bottom="1440" w:left="1440" w:header="720" w:footer="720" w:gutter="0"/>
-      <w:pgNumType w:fmt="upperRoman" w:start="1"/>
+      <w:pgNumType w:start="1"/>
       <w:cols w:space="720"/>
       <w:docGrid w:linePitch="360"/>
     </w:sectPr>
